--- a/docs/tien-do-2/BAO_CAO_TIEN_DO_2_PhanDucHuy_DT028.docx
+++ b/docs/tien-do-2/BAO_CAO_TIEN_DO_2_PhanDucHuy_DT028.docx
@@ -39,7 +39,7 @@
           <w:p/>
           <w:p>
             <w:pPr>
-              <w:spacing w:after="20" w:line="240" w:lineRule="auto"/>
+              <w:spacing w:after="20"/>
               <w:jc w:val="center"/>
             </w:pPr>
             <w:r>
@@ -52,7 +52,7 @@
           </w:p>
           <w:p>
             <w:pPr>
-              <w:spacing w:after="20" w:line="240" w:lineRule="auto"/>
+              <w:spacing w:after="20"/>
               <w:jc w:val="center"/>
             </w:pPr>
             <w:r>
@@ -65,7 +65,7 @@
           </w:p>
           <w:p>
             <w:pPr>
-              <w:spacing w:after="20" w:line="240" w:lineRule="auto"/>
+              <w:spacing w:after="20"/>
               <w:jc w:val="center"/>
             </w:pPr>
             <w:r>
@@ -78,7 +78,7 @@
           </w:p>
           <w:p>
             <w:pPr>
-              <w:spacing w:after="20" w:line="240" w:lineRule="auto"/>
+              <w:spacing w:after="20"/>
               <w:jc w:val="center"/>
             </w:pPr>
             <w:r>
@@ -91,7 +91,7 @@
           </w:p>
           <w:p>
             <w:pPr>
-              <w:spacing w:after="400" w:line="240" w:lineRule="auto"/>
+              <w:spacing w:after="400"/>
               <w:jc w:val="center"/>
             </w:pPr>
             <w:r>
@@ -112,7 +112,7 @@
                 <w:noProof/>
               </w:rPr>
               <w:drawing>
-                <wp:inline distT="0" distB="0" distL="0" distR="0" wp14:anchorId="7533E998" wp14:editId="639563F4">
+                <wp:inline distT="0" distB="0" distL="0" distR="0" wp14:anchorId="19D0B929" wp14:editId="775C07AC">
                   <wp:extent cx="972000" cy="1104192"/>
                   <wp:effectExtent l="0" t="0" r="0" b="0"/>
                   <wp:docPr id="10" name="Picture 10"/>
@@ -123,7 +123,7 @@
                     <a:graphicData uri="http://schemas.openxmlformats.org/drawingml/2006/picture">
                       <pic:pic xmlns:pic="http://schemas.openxmlformats.org/drawingml/2006/picture">
                         <pic:nvPicPr>
-                          <pic:cNvPr id="0" name="image.png"/>
+                          <pic:cNvPr id="0" name="logo_ptit.png"/>
                           <pic:cNvPicPr/>
                         </pic:nvPicPr>
                         <pic:blipFill>
@@ -150,20 +150,20 @@
           </w:p>
           <w:p>
             <w:pPr>
-              <w:spacing w:line="240" w:lineRule="auto"/>
+              <w:spacing w:after="80"/>
               <w:jc w:val="center"/>
             </w:pPr>
             <w:r>
               <w:rPr>
                 <w:b/>
-                <w:sz w:val="40"/>
+                <w:sz w:val="36"/>
               </w:rPr>
               <w:t>BÁO CÁO TIẾN ĐỘ 2</w:t>
             </w:r>
           </w:p>
           <w:p>
             <w:pPr>
-              <w:spacing w:after="160" w:line="240" w:lineRule="auto"/>
+              <w:spacing w:after="160"/>
               <w:jc w:val="center"/>
             </w:pPr>
             <w:r>
@@ -175,7 +175,7 @@
           </w:p>
           <w:p>
             <w:pPr>
-              <w:spacing w:after="60" w:line="240" w:lineRule="auto"/>
+              <w:spacing w:after="60"/>
               <w:jc w:val="center"/>
             </w:pPr>
             <w:r>
@@ -188,7 +188,7 @@
           </w:p>
           <w:p>
             <w:pPr>
-              <w:spacing w:line="240" w:lineRule="auto"/>
+              <w:spacing w:after="80"/>
               <w:jc w:val="center"/>
             </w:pPr>
             <w:r>
@@ -201,7 +201,7 @@
           </w:p>
           <w:p>
             <w:pPr>
-              <w:spacing w:after="560" w:line="240" w:lineRule="auto"/>
+              <w:spacing w:after="560"/>
               <w:jc w:val="center"/>
             </w:pPr>
             <w:r>
@@ -218,7 +218,7 @@
                 <w:tab w:val="left" w:pos="3798"/>
                 <w:tab w:val="left" w:pos="4082"/>
               </w:tabs>
-              <w:spacing w:after="60" w:line="240" w:lineRule="auto"/>
+              <w:spacing w:after="60"/>
               <w:ind w:left="907"/>
             </w:pPr>
             <w:r>
@@ -249,7 +249,7 @@
                 <w:tab w:val="left" w:pos="3798"/>
                 <w:tab w:val="left" w:pos="4082"/>
               </w:tabs>
-              <w:spacing w:after="60" w:line="240" w:lineRule="auto"/>
+              <w:spacing w:after="60"/>
               <w:ind w:left="907"/>
             </w:pPr>
             <w:r>
@@ -280,7 +280,7 @@
                 <w:tab w:val="left" w:pos="3798"/>
                 <w:tab w:val="left" w:pos="4082"/>
               </w:tabs>
-              <w:spacing w:after="60" w:line="240" w:lineRule="auto"/>
+              <w:spacing w:after="60"/>
               <w:ind w:left="907"/>
             </w:pPr>
             <w:r>
@@ -311,7 +311,7 @@
                 <w:tab w:val="left" w:pos="3798"/>
                 <w:tab w:val="left" w:pos="4082"/>
               </w:tabs>
-              <w:spacing w:after="60" w:line="240" w:lineRule="auto"/>
+              <w:spacing w:after="60"/>
               <w:ind w:left="907"/>
             </w:pPr>
             <w:r>
@@ -338,13 +338,12 @@
           </w:p>
           <w:p>
             <w:pPr>
-              <w:spacing w:after="800" w:line="240" w:lineRule="auto"/>
+              <w:spacing w:after="800"/>
               <w:jc w:val="center"/>
             </w:pPr>
           </w:p>
           <w:p>
             <w:pPr>
-              <w:spacing w:after="0" w:line="240" w:lineRule="auto"/>
               <w:jc w:val="center"/>
             </w:pPr>
             <w:r>
@@ -359,72 +358,4166 @@
       </w:tr>
     </w:tbl>
     <w:p>
+      <w:pPr>
+        <w:sectPr>
+          <w:footerReference w:type="default" r:id="rId9"/>
+          <w:pgSz w:w="11906" w:h="16838"/>
+          <w:pgMar w:top="1134" w:right="1134" w:bottom="1134" w:left="1701" w:header="567" w:footer="567" w:gutter="0"/>
+          <w:cols w:space="720"/>
+          <w:docGrid w:linePitch="360"/>
+        </w:sectPr>
+      </w:pPr>
+    </w:p>
+    <w:p>
+      <w:pPr>
+        <w:pStyle w:val="Heading1"/>
+        <w:keepNext w:val="0"/>
+        <w:spacing w:before="0" w:after="320"/>
+      </w:pPr>
+      <w:bookmarkStart w:id="0" w:name="_Toc243433165"/>
       <w:r>
-        <w:br w:type="page"/>
+        <w:lastRenderedPageBreak/>
+        <w:t>CHƯƠNG 4. KẾT QUẢ THỬ NGHIỆM VÀ NHẬN XÉT</w:t>
+      </w:r>
+      <w:bookmarkEnd w:id="0"/>
+    </w:p>
+    <w:p>
+      <w:pPr>
+        <w:pStyle w:val="Heading2"/>
+      </w:pPr>
+      <w:bookmarkStart w:id="1" w:name="_Toc243433166"/>
+      <w:r>
+        <w:t>4.1. Môi trường và kế hoạch kiểm thử</w:t>
+      </w:r>
+      <w:bookmarkEnd w:id="1"/>
+    </w:p>
+    <w:p>
+      <w:pPr>
+        <w:pStyle w:val="Heading3"/>
+      </w:pPr>
+      <w:r>
+        <w:t>4.1.1. Môi trường và phiên bản</w:t>
       </w:r>
     </w:p>
     <w:p>
       <w:pPr>
-        <w:spacing w:before="200"/>
+        <w:pStyle w:val="Nidung"/>
       </w:pPr>
       <w:r>
-        <w:rPr>
-          <w:b/>
-          <w:sz w:val="28"/>
-        </w:rPr>
-        <w:lastRenderedPageBreak/>
-        <w:t>1. THÔNG TIN ĐỀ TÀI VÀ MỤC TIÊU</w:t>
+        <w:t>Môi trường: Windows 11; ngôn ngữ Julia phiên bản 1.13.1 (chỉ thư viện chuẩn); trình soạn thảo Visual Studio Code 1.142.0 với terminal PowerShell. Mã chính tại src/DeTai.jl, demo tại demo.jl, bộ test tại test/runtests.jl. SHA chạy C và SHA nộp S do sinh viên ghi sau khi đẩy GitHub, theo hướng dẫn ở mục 4.9 và tệp ThongTinNop.txt.</w:t>
       </w:r>
     </w:p>
     <w:p>
+      <w:pPr>
+        <w:pStyle w:val="Nidung"/>
+        <w:spacing w:before="0" w:after="100" w:line="269" w:lineRule="auto"/>
+        <w:ind w:firstLine="0"/>
+        <w:jc w:val="left"/>
+      </w:pPr>
+    </w:p>
+    <w:p>
+      <w:pPr>
+        <w:pStyle w:val="Heading3"/>
+      </w:pPr>
       <w:r>
-        <w:t>Đề tài DT028 yêu cầu với một mảng số nguyên đã tăng không giảm và một khóa x, tìm vị trí xuất hiện đầu tiên, vị trí xuất hiện cuối cùng rồi suy ra tần suất. Trọng tâm là tự cài hai tìm kiếm nhị phân, theo dõi biến lo, hi, mid, kq và phân biệt vị trí chèn với một lần xuất hiện thật.</w:t>
+        <w:t>4.1.2. Phương pháp xác định kỳ vọng</w:t>
       </w:r>
     </w:p>
     <w:p>
       <w:pPr>
-        <w:pStyle w:val="ListBullet"/>
-        <w:spacing w:after="40"/>
+        <w:pStyle w:val="Nidung"/>
       </w:pPr>
       <w:r>
-        <w:t>Đầu vào: a::Vector{Int} tăng không giảm, 0 ≤ n ≤ 10000; x nguyên; khóa trùng hợp lệ.</w:t>
+        <w:t>Kỳ vọng được tính độc lập bằng tay (giải từng bước) và đối chiếu bằng quét tuyến tính độc lập trong kiểm thử. Với kết quả nguyên, so sánh trực tiếp không cần sai số. Mỗi ca ghi rõ input đủ tái hiện, expected, actual và kết luận PASS/FAIL.</w:t>
       </w:r>
     </w:p>
     <w:p>
       <w:pPr>
-        <w:pStyle w:val="ListBullet"/>
-        <w:spacing w:after="40"/>
-      </w:pPr>
+        <w:pStyle w:val="Nidung"/>
+        <w:spacing w:before="0" w:after="100" w:line="269" w:lineRule="auto"/>
+        <w:ind w:firstLine="0"/>
+        <w:jc w:val="left"/>
+      </w:pPr>
+    </w:p>
+    <w:p>
+      <w:pPr>
+        <w:pStyle w:val="Heading2"/>
+      </w:pPr>
+      <w:bookmarkStart w:id="2" w:name="_Toc243433167"/>
       <w:r>
-        <w:t>Đầu ra: first, last (1-based), count; nếu x vắng: first = last = count = 0.</w:t>
+        <w:t>4.2. Bảng kết quả 13 ca</w:t>
+      </w:r>
+      <w:bookmarkEnd w:id="2"/>
+    </w:p>
+    <w:p>
+      <w:pPr>
+        <w:pStyle w:val="Nidung"/>
+      </w:pPr>
+      <w:r>
+        <w:t>Bảng dưới liệt kê 13 ca có mã: năm ca trên phiếu (gồm hai ví dụ và ba ca biên), hai ca tự thiết kế, một ca input sai và năm ca bổ sung. Bộ kiểm thử còn sinh thêm mảng ngẫu nhiên có seed cố định để kiểm bất biến.</w:t>
       </w:r>
     </w:p>
     <w:p>
       <w:pPr>
-        <w:pStyle w:val="ListBullet"/>
-        <w:spacing w:after="40"/>
+        <w:pStyle w:val="Nidung"/>
+        <w:spacing w:before="0" w:after="100" w:line="269" w:lineRule="auto"/>
+        <w:ind w:firstLine="0"/>
+        <w:jc w:val="left"/>
+      </w:pPr>
+    </w:p>
+    <w:p>
+      <w:pPr>
+        <w:pStyle w:val="Nidung"/>
       </w:pPr>
       <w:r>
-        <w:t>Hàm chính: vi_tri_dau(a,x), vi_tri_cuoi(a,x), tan_suat(a,x).</w:t>
+        <w:t>Miền chính là mảng số nguyên tăng; các ca biên và ca hàm con (validator, quét tuyến tính, đếm trong đoạn) được dùng để kiểm nhánh đặc biệt của thuật toán.</w:t>
       </w:r>
     </w:p>
     <w:p>
       <w:pPr>
-        <w:pStyle w:val="ListBullet"/>
-        <w:spacing w:after="40"/>
-      </w:pPr>
+        <w:pStyle w:val="Nidung"/>
+        <w:spacing w:before="0" w:after="100" w:line="269" w:lineRule="auto"/>
+        <w:ind w:firstLine="0"/>
+        <w:jc w:val="left"/>
+      </w:pPr>
+    </w:p>
+    <w:p>
+      <w:pPr>
+        <w:pStyle w:val="Chthchbng"/>
+        <w:spacing w:before="0" w:after="100" w:line="269" w:lineRule="auto"/>
+        <w:jc w:val="left"/>
+      </w:pPr>
+      <w:bookmarkStart w:id="3" w:name="_Toc243433193"/>
       <w:r>
-        <w:t>Yêu cầu tùy chọn: dem_trong_doan(a,L,U) — đếm phần tử trong đoạn [L,U].</w:t>
+        <w:t>Bảng 4.1 Ánh xạ năm ca kiểm trên phiếu</w:t>
+      </w:r>
+      <w:bookmarkEnd w:id="3"/>
+    </w:p>
+    <w:tbl>
+      <w:tblPr>
+        <w:tblStyle w:val="TableGrid"/>
+        <w:tblW w:w="0" w:type="auto"/>
+        <w:tblBorders>
+          <w:top w:val="single" w:sz="4" w:space="0" w:color="D9D9D9"/>
+          <w:left w:val="single" w:sz="4" w:space="0" w:color="D9D9D9"/>
+          <w:bottom w:val="single" w:sz="4" w:space="0" w:color="D9D9D9"/>
+          <w:right w:val="single" w:sz="4" w:space="0" w:color="D9D9D9"/>
+          <w:insideH w:val="single" w:sz="4" w:space="0" w:color="D9D9D9"/>
+          <w:insideV w:val="single" w:sz="4" w:space="0" w:color="D9D9D9"/>
+        </w:tblBorders>
+        <w:tblLayout w:type="fixed"/>
+        <w:tblCellMar>
+          <w:top w:w="80" w:type="dxa"/>
+          <w:left w:w="80" w:type="dxa"/>
+          <w:bottom w:w="80" w:type="dxa"/>
+          <w:right w:w="80" w:type="dxa"/>
+        </w:tblCellMar>
+        <w:tblLook w:val="04A0" w:firstRow="1" w:lastRow="0" w:firstColumn="1" w:lastColumn="0" w:noHBand="0" w:noVBand="1"/>
+      </w:tblPr>
+      <w:tblGrid>
+        <w:gridCol w:w="1417"/>
+        <w:gridCol w:w="3402"/>
+        <w:gridCol w:w="1984"/>
+        <w:gridCol w:w="2268"/>
+      </w:tblGrid>
+      <w:tr>
+        <w:trPr>
+          <w:cantSplit/>
+          <w:tblHeader/>
+        </w:trPr>
+        <w:tc>
+          <w:tcPr>
+            <w:tcW w:w="1417" w:type="dxa"/>
+            <w:shd w:val="clear" w:color="auto" w:fill="E8EBEF"/>
+            <w:vAlign w:val="center"/>
+          </w:tcPr>
+          <w:p>
+            <w:pPr>
+              <w:spacing w:after="60" w:line="259" w:lineRule="auto"/>
+            </w:pPr>
+            <w:r>
+              <w:rPr>
+                <w:b/>
+                <w:sz w:val="22"/>
+              </w:rPr>
+              <w:t>Ca trên phiếu</w:t>
+            </w:r>
+          </w:p>
+        </w:tc>
+        <w:tc>
+          <w:tcPr>
+            <w:tcW w:w="3402" w:type="dxa"/>
+            <w:shd w:val="clear" w:color="auto" w:fill="E8EBEF"/>
+            <w:vAlign w:val="center"/>
+          </w:tcPr>
+          <w:p>
+            <w:pPr>
+              <w:spacing w:after="60" w:line="259" w:lineRule="auto"/>
+            </w:pPr>
+            <w:r>
+              <w:rPr>
+                <w:b/>
+                <w:sz w:val="22"/>
+              </w:rPr>
+              <w:t>Input và yêu cầu/kỳ vọng theo phiếu</w:t>
+            </w:r>
+          </w:p>
+        </w:tc>
+        <w:tc>
+          <w:tcPr>
+            <w:tcW w:w="1984" w:type="dxa"/>
+            <w:shd w:val="clear" w:color="auto" w:fill="E8EBEF"/>
+            <w:vAlign w:val="center"/>
+          </w:tcPr>
+          <w:p>
+            <w:pPr>
+              <w:spacing w:after="60" w:line="259" w:lineRule="auto"/>
+            </w:pPr>
+            <w:r>
+              <w:rPr>
+                <w:b/>
+                <w:sz w:val="22"/>
+              </w:rPr>
+              <w:t>Mã ca trong bảng kiểm thử</w:t>
+            </w:r>
+          </w:p>
+        </w:tc>
+        <w:tc>
+          <w:tcPr>
+            <w:tcW w:w="2268" w:type="dxa"/>
+            <w:shd w:val="clear" w:color="auto" w:fill="E8EBEF"/>
+            <w:vAlign w:val="center"/>
+          </w:tcPr>
+          <w:p>
+            <w:pPr>
+              <w:spacing w:after="60" w:line="259" w:lineRule="auto"/>
+            </w:pPr>
+            <w:r>
+              <w:rPr>
+                <w:b/>
+                <w:sz w:val="22"/>
+              </w:rPr>
+              <w:t>Ảnh/log hoặc vị trí kết quả</w:t>
+            </w:r>
+          </w:p>
+        </w:tc>
+      </w:tr>
+      <w:tr>
+        <w:trPr>
+          <w:cantSplit/>
+        </w:trPr>
+        <w:tc>
+          <w:tcPr>
+            <w:tcW w:w="1417" w:type="dxa"/>
+            <w:vAlign w:val="center"/>
+          </w:tcPr>
+          <w:p>
+            <w:pPr>
+              <w:spacing w:after="60" w:line="259" w:lineRule="auto"/>
+            </w:pPr>
+            <w:r>
+              <w:t>Ca phiếu 1</w:t>
+            </w:r>
+          </w:p>
+        </w:tc>
+        <w:tc>
+          <w:tcPr>
+            <w:tcW w:w="3402" w:type="dxa"/>
+            <w:vAlign w:val="center"/>
+          </w:tcPr>
+          <w:p>
+            <w:pPr>
+              <w:spacing w:after="60" w:line="259" w:lineRule="auto"/>
+            </w:pPr>
+            <w:r>
+              <w:t>[1,2,2,2,4], x = 2 → 2, 4, 3</w:t>
+            </w:r>
+          </w:p>
+        </w:tc>
+        <w:tc>
+          <w:tcPr>
+            <w:tcW w:w="1984" w:type="dxa"/>
+            <w:vAlign w:val="center"/>
+          </w:tcPr>
+          <w:p>
+            <w:pPr>
+              <w:spacing w:after="60" w:line="259" w:lineRule="auto"/>
+            </w:pPr>
+            <w:r>
+              <w:t>VD01 / A01</w:t>
+            </w:r>
+          </w:p>
+        </w:tc>
+        <w:tc>
+          <w:tcPr>
+            <w:tcW w:w="2268" w:type="dxa"/>
+            <w:vAlign w:val="center"/>
+          </w:tcPr>
+          <w:p>
+            <w:pPr>
+              <w:spacing w:after="60" w:line="259" w:lineRule="auto"/>
+            </w:pPr>
+            <w:r>
+              <w:t>01_vi_du_1.png</w:t>
+            </w:r>
+          </w:p>
+        </w:tc>
+      </w:tr>
+      <w:tr>
+        <w:trPr>
+          <w:cantSplit/>
+        </w:trPr>
+        <w:tc>
+          <w:tcPr>
+            <w:tcW w:w="1417" w:type="dxa"/>
+            <w:vAlign w:val="center"/>
+          </w:tcPr>
+          <w:p>
+            <w:pPr>
+              <w:spacing w:after="60" w:line="259" w:lineRule="auto"/>
+            </w:pPr>
+            <w:r>
+              <w:t>Ca phiếu 2</w:t>
+            </w:r>
+          </w:p>
+        </w:tc>
+        <w:tc>
+          <w:tcPr>
+            <w:tcW w:w="3402" w:type="dxa"/>
+            <w:vAlign w:val="center"/>
+          </w:tcPr>
+          <w:p>
+            <w:pPr>
+              <w:spacing w:after="60" w:line="259" w:lineRule="auto"/>
+            </w:pPr>
+            <w:r>
+              <w:t>Cùng mảng, x = 3 → 0, 0, 0</w:t>
+            </w:r>
+          </w:p>
+        </w:tc>
+        <w:tc>
+          <w:tcPr>
+            <w:tcW w:w="1984" w:type="dxa"/>
+            <w:vAlign w:val="center"/>
+          </w:tcPr>
+          <w:p>
+            <w:pPr>
+              <w:spacing w:after="60" w:line="259" w:lineRule="auto"/>
+            </w:pPr>
+            <w:r>
+              <w:t>VD02 / A02</w:t>
+            </w:r>
+          </w:p>
+        </w:tc>
+        <w:tc>
+          <w:tcPr>
+            <w:tcW w:w="2268" w:type="dxa"/>
+            <w:vAlign w:val="center"/>
+          </w:tcPr>
+          <w:p>
+            <w:pPr>
+              <w:spacing w:after="60" w:line="259" w:lineRule="auto"/>
+            </w:pPr>
+            <w:r>
+              <w:t>02_vi_du_2.png</w:t>
+            </w:r>
+          </w:p>
+        </w:tc>
+      </w:tr>
+      <w:tr>
+        <w:trPr>
+          <w:cantSplit/>
+        </w:trPr>
+        <w:tc>
+          <w:tcPr>
+            <w:tcW w:w="1417" w:type="dxa"/>
+            <w:vAlign w:val="center"/>
+          </w:tcPr>
+          <w:p>
+            <w:pPr>
+              <w:spacing w:after="60" w:line="259" w:lineRule="auto"/>
+            </w:pPr>
+            <w:r>
+              <w:t>Ca phiếu 3</w:t>
+            </w:r>
+          </w:p>
+        </w:tc>
+        <w:tc>
+          <w:tcPr>
+            <w:tcW w:w="3402" w:type="dxa"/>
+            <w:vAlign w:val="center"/>
+          </w:tcPr>
+          <w:p>
+            <w:pPr>
+              <w:spacing w:after="60" w:line="259" w:lineRule="auto"/>
+            </w:pPr>
+            <w:r>
+              <w:t>[5,5,5], x = 5 → 1, 3, 3</w:t>
+            </w:r>
+          </w:p>
+        </w:tc>
+        <w:tc>
+          <w:tcPr>
+            <w:tcW w:w="1984" w:type="dxa"/>
+            <w:vAlign w:val="center"/>
+          </w:tcPr>
+          <w:p>
+            <w:pPr>
+              <w:spacing w:after="60" w:line="259" w:lineRule="auto"/>
+            </w:pPr>
+            <w:r>
+              <w:t>BIEN03 / A07</w:t>
+            </w:r>
+          </w:p>
+        </w:tc>
+        <w:tc>
+          <w:tcPr>
+            <w:tcW w:w="2268" w:type="dxa"/>
+            <w:vAlign w:val="center"/>
+          </w:tcPr>
+          <w:p>
+            <w:pPr>
+              <w:spacing w:after="60" w:line="259" w:lineRule="auto"/>
+            </w:pPr>
+            <w:r>
+              <w:t>07_bien_3.png</w:t>
+            </w:r>
+          </w:p>
+        </w:tc>
+      </w:tr>
+      <w:tr>
+        <w:trPr>
+          <w:cantSplit/>
+        </w:trPr>
+        <w:tc>
+          <w:tcPr>
+            <w:tcW w:w="1417" w:type="dxa"/>
+            <w:vAlign w:val="center"/>
+          </w:tcPr>
+          <w:p>
+            <w:pPr>
+              <w:spacing w:after="60" w:line="259" w:lineRule="auto"/>
+            </w:pPr>
+            <w:r>
+              <w:t>Ca phiếu 4</w:t>
+            </w:r>
+          </w:p>
+        </w:tc>
+        <w:tc>
+          <w:tcPr>
+            <w:tcW w:w="3402" w:type="dxa"/>
+            <w:vAlign w:val="center"/>
+          </w:tcPr>
+          <w:p>
+            <w:pPr>
+              <w:spacing w:after="60" w:line="259" w:lineRule="auto"/>
+            </w:pPr>
+            <w:r>
+              <w:t>[1,2], x = 1 → 1, 1, 1</w:t>
+            </w:r>
+          </w:p>
+        </w:tc>
+        <w:tc>
+          <w:tcPr>
+            <w:tcW w:w="1984" w:type="dxa"/>
+            <w:vAlign w:val="center"/>
+          </w:tcPr>
+          <w:p>
+            <w:pPr>
+              <w:spacing w:after="60" w:line="259" w:lineRule="auto"/>
+            </w:pPr>
+            <w:r>
+              <w:t>BIEN01 / A05</w:t>
+            </w:r>
+          </w:p>
+        </w:tc>
+        <w:tc>
+          <w:tcPr>
+            <w:tcW w:w="2268" w:type="dxa"/>
+            <w:vAlign w:val="center"/>
+          </w:tcPr>
+          <w:p>
+            <w:pPr>
+              <w:spacing w:after="60" w:line="259" w:lineRule="auto"/>
+            </w:pPr>
+            <w:r>
+              <w:t>05_bien_1.png</w:t>
+            </w:r>
+          </w:p>
+        </w:tc>
+      </w:tr>
+      <w:tr>
+        <w:trPr>
+          <w:cantSplit/>
+        </w:trPr>
+        <w:tc>
+          <w:tcPr>
+            <w:tcW w:w="1417" w:type="dxa"/>
+            <w:vAlign w:val="center"/>
+          </w:tcPr>
+          <w:p>
+            <w:pPr>
+              <w:spacing w:after="60" w:line="259" w:lineRule="auto"/>
+            </w:pPr>
+            <w:r>
+              <w:t>Ca phiếu 5</w:t>
+            </w:r>
+          </w:p>
+        </w:tc>
+        <w:tc>
+          <w:tcPr>
+            <w:tcW w:w="3402" w:type="dxa"/>
+            <w:vAlign w:val="center"/>
+          </w:tcPr>
+          <w:p>
+            <w:pPr>
+              <w:spacing w:after="60" w:line="259" w:lineRule="auto"/>
+            </w:pPr>
+            <w:r>
+              <w:t>Mảng rỗng → 0, 0, 0</w:t>
+            </w:r>
+          </w:p>
+        </w:tc>
+        <w:tc>
+          <w:tcPr>
+            <w:tcW w:w="1984" w:type="dxa"/>
+            <w:vAlign w:val="center"/>
+          </w:tcPr>
+          <w:p>
+            <w:pPr>
+              <w:spacing w:after="60" w:line="259" w:lineRule="auto"/>
+            </w:pPr>
+            <w:r>
+              <w:t>BIEN02 / A06</w:t>
+            </w:r>
+          </w:p>
+        </w:tc>
+        <w:tc>
+          <w:tcPr>
+            <w:tcW w:w="2268" w:type="dxa"/>
+            <w:vAlign w:val="center"/>
+          </w:tcPr>
+          <w:p>
+            <w:pPr>
+              <w:spacing w:after="60" w:line="259" w:lineRule="auto"/>
+            </w:pPr>
+            <w:r>
+              <w:t>06_bien_2.png</w:t>
+            </w:r>
+          </w:p>
+        </w:tc>
+      </w:tr>
+    </w:tbl>
+    <w:p>
+      <w:pPr>
+        <w:pStyle w:val="Nidung"/>
+        <w:spacing w:before="0" w:after="100" w:line="269" w:lineRule="auto"/>
+        <w:ind w:firstLine="0"/>
+        <w:jc w:val="left"/>
+      </w:pPr>
+      <w:r>
+        <w:lastRenderedPageBreak/>
+        <w:t>Mỗi ca phiếu được giữ nguyên input và kỳ vọng; các ca trùng mục tiêu được gộp mã khi minh chứng nhưng vẫn kiểm riêng trong bộ test. Ca 1 và ca 2 dùng chung mảng để thấy rõ khác biệt giữa có mặt và vắng mặt.</w:t>
       </w:r>
     </w:p>
     <w:p>
+      <w:pPr>
+        <w:pStyle w:val="Chthchbng"/>
+        <w:spacing w:before="80" w:after="100" w:line="269" w:lineRule="auto"/>
+      </w:pPr>
+      <w:bookmarkStart w:id="4" w:name="_Toc243433194"/>
+      <w:r>
+        <w:t>Bảng 4.2 Thiết kế 13 ca kiểm độc lập</w:t>
+      </w:r>
+      <w:bookmarkEnd w:id="4"/>
+    </w:p>
+    <w:tbl>
+      <w:tblPr>
+        <w:tblStyle w:val="TableGrid"/>
+        <w:tblW w:w="0" w:type="auto"/>
+        <w:tblBorders>
+          <w:top w:val="single" w:sz="4" w:space="0" w:color="D9D9D9"/>
+          <w:left w:val="single" w:sz="4" w:space="0" w:color="D9D9D9"/>
+          <w:bottom w:val="single" w:sz="4" w:space="0" w:color="D9D9D9"/>
+          <w:right w:val="single" w:sz="4" w:space="0" w:color="D9D9D9"/>
+          <w:insideH w:val="single" w:sz="4" w:space="0" w:color="D9D9D9"/>
+          <w:insideV w:val="single" w:sz="4" w:space="0" w:color="D9D9D9"/>
+        </w:tblBorders>
+        <w:tblLayout w:type="fixed"/>
+        <w:tblCellMar>
+          <w:top w:w="70" w:type="dxa"/>
+          <w:left w:w="70" w:type="dxa"/>
+          <w:bottom w:w="70" w:type="dxa"/>
+          <w:right w:w="70" w:type="dxa"/>
+        </w:tblCellMar>
+        <w:tblLook w:val="04A0" w:firstRow="1" w:lastRow="0" w:firstColumn="1" w:lastColumn="0" w:noHBand="0" w:noVBand="1"/>
+      </w:tblPr>
+      <w:tblGrid>
+        <w:gridCol w:w="1020"/>
+        <w:gridCol w:w="2381"/>
+        <w:gridCol w:w="2835"/>
+        <w:gridCol w:w="2835"/>
+      </w:tblGrid>
+      <w:tr>
+        <w:trPr>
+          <w:cantSplit/>
+          <w:tblHeader/>
+        </w:trPr>
+        <w:tc>
+          <w:tcPr>
+            <w:tcW w:w="1020" w:type="dxa"/>
+            <w:shd w:val="clear" w:color="auto" w:fill="E8EBEF"/>
+            <w:vAlign w:val="center"/>
+          </w:tcPr>
+          <w:p>
+            <w:pPr>
+              <w:spacing w:after="40" w:line="252" w:lineRule="auto"/>
+              <w:jc w:val="center"/>
+            </w:pPr>
+            <w:r>
+              <w:rPr>
+                <w:b/>
+                <w:sz w:val="22"/>
+              </w:rPr>
+              <w:t>Ca</w:t>
+            </w:r>
+          </w:p>
+        </w:tc>
+        <w:tc>
+          <w:tcPr>
+            <w:tcW w:w="2381" w:type="dxa"/>
+            <w:shd w:val="clear" w:color="auto" w:fill="E8EBEF"/>
+            <w:vAlign w:val="center"/>
+          </w:tcPr>
+          <w:p>
+            <w:pPr>
+              <w:spacing w:after="40" w:line="252" w:lineRule="auto"/>
+            </w:pPr>
+            <w:r>
+              <w:rPr>
+                <w:b/>
+                <w:sz w:val="22"/>
+              </w:rPr>
+              <w:t>Nguồn và đối tượng</w:t>
+            </w:r>
+          </w:p>
+        </w:tc>
+        <w:tc>
+          <w:tcPr>
+            <w:tcW w:w="2835" w:type="dxa"/>
+            <w:shd w:val="clear" w:color="auto" w:fill="E8EBEF"/>
+            <w:vAlign w:val="center"/>
+          </w:tcPr>
+          <w:p>
+            <w:pPr>
+              <w:spacing w:after="40" w:line="252" w:lineRule="auto"/>
+            </w:pPr>
+            <w:r>
+              <w:rPr>
+                <w:b/>
+                <w:sz w:val="22"/>
+              </w:rPr>
+              <w:t>Input đủ tái hiện</w:t>
+            </w:r>
+          </w:p>
+        </w:tc>
+        <w:tc>
+          <w:tcPr>
+            <w:tcW w:w="2835" w:type="dxa"/>
+            <w:shd w:val="clear" w:color="auto" w:fill="E8EBEF"/>
+            <w:vAlign w:val="center"/>
+          </w:tcPr>
+          <w:p>
+            <w:pPr>
+              <w:spacing w:after="40" w:line="252" w:lineRule="auto"/>
+            </w:pPr>
+            <w:r>
+              <w:rPr>
+                <w:b/>
+                <w:sz w:val="22"/>
+              </w:rPr>
+              <w:t>Expected và cách kiểm</w:t>
+            </w:r>
+          </w:p>
+        </w:tc>
+      </w:tr>
+      <w:tr>
+        <w:trPr>
+          <w:cantSplit/>
+        </w:trPr>
+        <w:tc>
+          <w:tcPr>
+            <w:tcW w:w="1020" w:type="dxa"/>
+            <w:vAlign w:val="center"/>
+          </w:tcPr>
+          <w:p>
+            <w:pPr>
+              <w:spacing w:after="40" w:line="252" w:lineRule="auto"/>
+              <w:jc w:val="center"/>
+            </w:pPr>
+            <w:r>
+              <w:t>VD01</w:t>
+            </w:r>
+          </w:p>
+        </w:tc>
+        <w:tc>
+          <w:tcPr>
+            <w:tcW w:w="2381" w:type="dxa"/>
+            <w:vAlign w:val="center"/>
+          </w:tcPr>
+          <w:p>
+            <w:pPr>
+              <w:spacing w:after="40" w:line="252" w:lineRule="auto"/>
+            </w:pPr>
+            <w:r>
+              <w:t>Ví dụ 1 phiếu / tan_suat</w:t>
+            </w:r>
+          </w:p>
+        </w:tc>
+        <w:tc>
+          <w:tcPr>
+            <w:tcW w:w="2835" w:type="dxa"/>
+            <w:vAlign w:val="center"/>
+          </w:tcPr>
+          <w:p>
+            <w:pPr>
+              <w:spacing w:after="40" w:line="252" w:lineRule="auto"/>
+            </w:pPr>
+            <w:r>
+              <w:t>[1,2,2,2,4], x=2</w:t>
+            </w:r>
+          </w:p>
+        </w:tc>
+        <w:tc>
+          <w:tcPr>
+            <w:tcW w:w="2835" w:type="dxa"/>
+            <w:vAlign w:val="center"/>
+          </w:tcPr>
+          <w:p>
+            <w:pPr>
+              <w:spacing w:after="40" w:line="252" w:lineRule="auto"/>
+            </w:pPr>
+            <w:r>
+              <w:t>first=2, last=4, count=3; xét mid=6</w:t>
+            </w:r>
+          </w:p>
+        </w:tc>
+      </w:tr>
+      <w:tr>
+        <w:trPr>
+          <w:cantSplit/>
+        </w:trPr>
+        <w:tc>
+          <w:tcPr>
+            <w:tcW w:w="1020" w:type="dxa"/>
+            <w:vAlign w:val="center"/>
+          </w:tcPr>
+          <w:p>
+            <w:pPr>
+              <w:spacing w:after="40" w:line="252" w:lineRule="auto"/>
+              <w:jc w:val="center"/>
+            </w:pPr>
+            <w:r>
+              <w:t>VD02</w:t>
+            </w:r>
+          </w:p>
+        </w:tc>
+        <w:tc>
+          <w:tcPr>
+            <w:tcW w:w="2381" w:type="dxa"/>
+            <w:vAlign w:val="center"/>
+          </w:tcPr>
+          <w:p>
+            <w:pPr>
+              <w:spacing w:after="40" w:line="252" w:lineRule="auto"/>
+            </w:pPr>
+            <w:r>
+              <w:t>Ví dụ 2 phiếu / tan_suat</w:t>
+            </w:r>
+          </w:p>
+        </w:tc>
+        <w:tc>
+          <w:tcPr>
+            <w:tcW w:w="2835" w:type="dxa"/>
+            <w:vAlign w:val="center"/>
+          </w:tcPr>
+          <w:p>
+            <w:pPr>
+              <w:spacing w:after="40" w:line="252" w:lineRule="auto"/>
+            </w:pPr>
+            <w:r>
+              <w:t>[1,2,2,2,4], x=3</w:t>
+            </w:r>
+          </w:p>
+        </w:tc>
+        <w:tc>
+          <w:tcPr>
+            <w:tcW w:w="2835" w:type="dxa"/>
+            <w:vAlign w:val="center"/>
+          </w:tcPr>
+          <w:p>
+            <w:pPr>
+              <w:spacing w:after="40" w:line="252" w:lineRule="auto"/>
+            </w:pPr>
+            <w:r>
+              <w:t>0,0,0; xét mid=6; không nhận vị trí chèn</w:t>
+            </w:r>
+          </w:p>
+        </w:tc>
+      </w:tr>
+      <w:tr>
+        <w:trPr>
+          <w:cantSplit/>
+        </w:trPr>
+        <w:tc>
+          <w:tcPr>
+            <w:tcW w:w="1020" w:type="dxa"/>
+            <w:vAlign w:val="center"/>
+          </w:tcPr>
+          <w:p>
+            <w:pPr>
+              <w:spacing w:after="40" w:line="252" w:lineRule="auto"/>
+              <w:jc w:val="center"/>
+            </w:pPr>
+            <w:r>
+              <w:t>TK01</w:t>
+            </w:r>
+          </w:p>
+        </w:tc>
+        <w:tc>
+          <w:tcPr>
+            <w:tcW w:w="2381" w:type="dxa"/>
+            <w:vAlign w:val="center"/>
+          </w:tcPr>
+          <w:p>
+            <w:pPr>
+              <w:spacing w:after="40" w:line="252" w:lineRule="auto"/>
+            </w:pPr>
+            <w:r>
+              <w:t>Tự thiết kế 1 / vi_tri_dau</w:t>
+            </w:r>
+          </w:p>
+        </w:tc>
+        <w:tc>
+          <w:tcPr>
+            <w:tcW w:w="2835" w:type="dxa"/>
+            <w:vAlign w:val="center"/>
+          </w:tcPr>
+          <w:p>
+            <w:pPr>
+              <w:spacing w:after="40" w:line="252" w:lineRule="auto"/>
+            </w:pPr>
+            <w:r>
+              <w:t>[1,1,1,5,9], x=1</w:t>
+            </w:r>
+          </w:p>
+        </w:tc>
+        <w:tc>
+          <w:tcPr>
+            <w:tcW w:w="2835" w:type="dxa"/>
+            <w:vAlign w:val="center"/>
+          </w:tcPr>
+          <w:p>
+            <w:pPr>
+              <w:spacing w:after="40" w:line="252" w:lineRule="auto"/>
+            </w:pPr>
+            <w:r>
+              <w:t>biên trái ở 1; count=3</w:t>
+            </w:r>
+          </w:p>
+        </w:tc>
+      </w:tr>
+      <w:tr>
+        <w:trPr>
+          <w:cantSplit/>
+        </w:trPr>
+        <w:tc>
+          <w:tcPr>
+            <w:tcW w:w="1020" w:type="dxa"/>
+            <w:vAlign w:val="center"/>
+          </w:tcPr>
+          <w:p>
+            <w:pPr>
+              <w:spacing w:after="40" w:line="252" w:lineRule="auto"/>
+              <w:jc w:val="center"/>
+            </w:pPr>
+            <w:r>
+              <w:t>TK02</w:t>
+            </w:r>
+          </w:p>
+        </w:tc>
+        <w:tc>
+          <w:tcPr>
+            <w:tcW w:w="2381" w:type="dxa"/>
+            <w:vAlign w:val="center"/>
+          </w:tcPr>
+          <w:p>
+            <w:pPr>
+              <w:spacing w:after="40" w:line="252" w:lineRule="auto"/>
+            </w:pPr>
+            <w:r>
+              <w:t>Tự thiết kế 2 / vi_tri_cuoi</w:t>
+            </w:r>
+          </w:p>
+        </w:tc>
+        <w:tc>
+          <w:tcPr>
+            <w:tcW w:w="2835" w:type="dxa"/>
+            <w:vAlign w:val="center"/>
+          </w:tcPr>
+          <w:p>
+            <w:pPr>
+              <w:spacing w:after="40" w:line="252" w:lineRule="auto"/>
+            </w:pPr>
+            <w:r>
+              <w:t>[0,3,7,7], x=7</w:t>
+            </w:r>
+          </w:p>
+        </w:tc>
+        <w:tc>
+          <w:tcPr>
+            <w:tcW w:w="2835" w:type="dxa"/>
+            <w:vAlign w:val="center"/>
+          </w:tcPr>
+          <w:p>
+            <w:pPr>
+              <w:spacing w:after="40" w:line="252" w:lineRule="auto"/>
+            </w:pPr>
+            <w:r>
+              <w:t>biên phải ở 4; count=2</w:t>
+            </w:r>
+          </w:p>
+        </w:tc>
+      </w:tr>
+      <w:tr>
+        <w:trPr>
+          <w:cantSplit/>
+        </w:trPr>
+        <w:tc>
+          <w:tcPr>
+            <w:tcW w:w="1020" w:type="dxa"/>
+            <w:vAlign w:val="center"/>
+          </w:tcPr>
+          <w:p>
+            <w:pPr>
+              <w:spacing w:after="40" w:line="252" w:lineRule="auto"/>
+              <w:jc w:val="center"/>
+            </w:pPr>
+            <w:r>
+              <w:t>BIEN01</w:t>
+            </w:r>
+          </w:p>
+        </w:tc>
+        <w:tc>
+          <w:tcPr>
+            <w:tcW w:w="2381" w:type="dxa"/>
+            <w:vAlign w:val="center"/>
+          </w:tcPr>
+          <w:p>
+            <w:pPr>
+              <w:spacing w:after="40" w:line="252" w:lineRule="auto"/>
+            </w:pPr>
+            <w:r>
+              <w:t>Ca phiếu 4 / tan_suat</w:t>
+            </w:r>
+          </w:p>
+        </w:tc>
+        <w:tc>
+          <w:tcPr>
+            <w:tcW w:w="2835" w:type="dxa"/>
+            <w:vAlign w:val="center"/>
+          </w:tcPr>
+          <w:p>
+            <w:pPr>
+              <w:spacing w:after="40" w:line="252" w:lineRule="auto"/>
+            </w:pPr>
+            <w:r>
+              <w:t>[1,2], x=1</w:t>
+            </w:r>
+          </w:p>
+        </w:tc>
+        <w:tc>
+          <w:tcPr>
+            <w:tcW w:w="2835" w:type="dxa"/>
+            <w:vAlign w:val="center"/>
+          </w:tcPr>
+          <w:p>
+            <w:pPr>
+              <w:spacing w:after="40" w:line="252" w:lineRule="auto"/>
+            </w:pPr>
+            <w:r>
+              <w:t>1,1,1; count=1</w:t>
+            </w:r>
+          </w:p>
+        </w:tc>
+      </w:tr>
+      <w:tr>
+        <w:trPr>
+          <w:cantSplit/>
+        </w:trPr>
+        <w:tc>
+          <w:tcPr>
+            <w:tcW w:w="1020" w:type="dxa"/>
+            <w:vAlign w:val="center"/>
+          </w:tcPr>
+          <w:p>
+            <w:pPr>
+              <w:spacing w:after="40" w:line="252" w:lineRule="auto"/>
+              <w:jc w:val="center"/>
+            </w:pPr>
+            <w:r>
+              <w:t>BIEN02</w:t>
+            </w:r>
+          </w:p>
+        </w:tc>
+        <w:tc>
+          <w:tcPr>
+            <w:tcW w:w="2381" w:type="dxa"/>
+            <w:vAlign w:val="center"/>
+          </w:tcPr>
+          <w:p>
+            <w:pPr>
+              <w:spacing w:after="40" w:line="252" w:lineRule="auto"/>
+            </w:pPr>
+            <w:r>
+              <w:t>Ca phiếu 5 / tan_suat</w:t>
+            </w:r>
+          </w:p>
+        </w:tc>
+        <w:tc>
+          <w:tcPr>
+            <w:tcW w:w="2835" w:type="dxa"/>
+            <w:vAlign w:val="center"/>
+          </w:tcPr>
+          <w:p>
+            <w:pPr>
+              <w:spacing w:after="40" w:line="252" w:lineRule="auto"/>
+            </w:pPr>
+            <w:r>
+              <w:t>Int[], x=5</w:t>
+            </w:r>
+          </w:p>
+        </w:tc>
+        <w:tc>
+          <w:tcPr>
+            <w:tcW w:w="2835" w:type="dxa"/>
+            <w:vAlign w:val="center"/>
+          </w:tcPr>
+          <w:p>
+            <w:pPr>
+              <w:spacing w:after="40" w:line="252" w:lineRule="auto"/>
+            </w:pPr>
+            <w:r>
+              <w:t>0,0,0; 0 lần xét mid</w:t>
+            </w:r>
+          </w:p>
+        </w:tc>
+      </w:tr>
+      <w:tr>
+        <w:trPr>
+          <w:cantSplit/>
+        </w:trPr>
+        <w:tc>
+          <w:tcPr>
+            <w:tcW w:w="1020" w:type="dxa"/>
+            <w:vAlign w:val="center"/>
+          </w:tcPr>
+          <w:p>
+            <w:pPr>
+              <w:spacing w:after="40" w:line="252" w:lineRule="auto"/>
+              <w:jc w:val="center"/>
+            </w:pPr>
+            <w:r>
+              <w:t>BIEN03</w:t>
+            </w:r>
+          </w:p>
+        </w:tc>
+        <w:tc>
+          <w:tcPr>
+            <w:tcW w:w="2381" w:type="dxa"/>
+            <w:vAlign w:val="center"/>
+          </w:tcPr>
+          <w:p>
+            <w:pPr>
+              <w:spacing w:after="40" w:line="252" w:lineRule="auto"/>
+            </w:pPr>
+            <w:r>
+              <w:t>Ca phiếu 3 / tan_suat</w:t>
+            </w:r>
+          </w:p>
+        </w:tc>
+        <w:tc>
+          <w:tcPr>
+            <w:tcW w:w="2835" w:type="dxa"/>
+            <w:vAlign w:val="center"/>
+          </w:tcPr>
+          <w:p>
+            <w:pPr>
+              <w:spacing w:after="40" w:line="252" w:lineRule="auto"/>
+            </w:pPr>
+            <w:r>
+              <w:t>[5,5,5], x=5</w:t>
+            </w:r>
+          </w:p>
+        </w:tc>
+        <w:tc>
+          <w:tcPr>
+            <w:tcW w:w="2835" w:type="dxa"/>
+            <w:vAlign w:val="center"/>
+          </w:tcPr>
+          <w:p>
+            <w:pPr>
+              <w:spacing w:after="40" w:line="252" w:lineRule="auto"/>
+            </w:pPr>
+            <w:r>
+              <w:t>1,3,3; toàn mảng bằng x</w:t>
+            </w:r>
+          </w:p>
+        </w:tc>
+      </w:tr>
+      <w:tr>
+        <w:trPr>
+          <w:cantSplit/>
+        </w:trPr>
+        <w:tc>
+          <w:tcPr>
+            <w:tcW w:w="1020" w:type="dxa"/>
+            <w:vAlign w:val="center"/>
+          </w:tcPr>
+          <w:p>
+            <w:pPr>
+              <w:spacing w:after="40" w:line="252" w:lineRule="auto"/>
+              <w:jc w:val="center"/>
+            </w:pPr>
+            <w:r>
+              <w:t>LOI01</w:t>
+            </w:r>
+          </w:p>
+        </w:tc>
+        <w:tc>
+          <w:tcPr>
+            <w:tcW w:w="2381" w:type="dxa"/>
+            <w:vAlign w:val="center"/>
+          </w:tcPr>
+          <w:p>
+            <w:pPr>
+              <w:spacing w:after="40" w:line="252" w:lineRule="auto"/>
+            </w:pPr>
+            <w:r>
+              <w:t>Input sai / kiem_tra_dau_vao</w:t>
+            </w:r>
+          </w:p>
+        </w:tc>
+        <w:tc>
+          <w:tcPr>
+            <w:tcW w:w="2835" w:type="dxa"/>
+            <w:vAlign w:val="center"/>
+          </w:tcPr>
+          <w:p>
+            <w:pPr>
+              <w:spacing w:after="40" w:line="252" w:lineRule="auto"/>
+            </w:pPr>
+            <w:r>
+              <w:t>[3,1,2], x=1</w:t>
+            </w:r>
+          </w:p>
+        </w:tc>
+        <w:tc>
+          <w:tcPr>
+            <w:tcW w:w="2835" w:type="dxa"/>
+            <w:vAlign w:val="center"/>
+          </w:tcPr>
+          <w:p>
+            <w:pPr>
+              <w:spacing w:after="40" w:line="252" w:lineRule="auto"/>
+            </w:pPr>
+            <w:r>
+              <w:t>ném ArgumentError (mảng không tăng)</w:t>
+            </w:r>
+          </w:p>
+        </w:tc>
+      </w:tr>
+      <w:tr>
+        <w:trPr>
+          <w:cantSplit/>
+        </w:trPr>
+        <w:tc>
+          <w:tcPr>
+            <w:tcW w:w="1020" w:type="dxa"/>
+            <w:vAlign w:val="center"/>
+          </w:tcPr>
+          <w:p>
+            <w:pPr>
+              <w:spacing w:after="40" w:line="252" w:lineRule="auto"/>
+              <w:jc w:val="center"/>
+            </w:pPr>
+            <w:r>
+              <w:t>KT09</w:t>
+            </w:r>
+          </w:p>
+        </w:tc>
+        <w:tc>
+          <w:tcPr>
+            <w:tcW w:w="2381" w:type="dxa"/>
+            <w:vAlign w:val="center"/>
+          </w:tcPr>
+          <w:p>
+            <w:pPr>
+              <w:spacing w:after="40" w:line="252" w:lineRule="auto"/>
+            </w:pPr>
+            <w:r>
+              <w:t>Một phần tử / tan_suat</w:t>
+            </w:r>
+          </w:p>
+        </w:tc>
+        <w:tc>
+          <w:tcPr>
+            <w:tcW w:w="2835" w:type="dxa"/>
+            <w:vAlign w:val="center"/>
+          </w:tcPr>
+          <w:p>
+            <w:pPr>
+              <w:spacing w:after="40" w:line="252" w:lineRule="auto"/>
+            </w:pPr>
+            <w:r>
+              <w:t>[5], x=5</w:t>
+            </w:r>
+          </w:p>
+        </w:tc>
+        <w:tc>
+          <w:tcPr>
+            <w:tcW w:w="2835" w:type="dxa"/>
+            <w:vAlign w:val="center"/>
+          </w:tcPr>
+          <w:p>
+            <w:pPr>
+              <w:spacing w:after="40" w:line="252" w:lineRule="auto"/>
+            </w:pPr>
+            <w:r>
+              <w:t>1,1,1; xét mid=2</w:t>
+            </w:r>
+          </w:p>
+        </w:tc>
+      </w:tr>
+      <w:tr>
+        <w:trPr>
+          <w:cantSplit/>
+        </w:trPr>
+        <w:tc>
+          <w:tcPr>
+            <w:tcW w:w="1020" w:type="dxa"/>
+            <w:vAlign w:val="center"/>
+          </w:tcPr>
+          <w:p>
+            <w:pPr>
+              <w:spacing w:after="40" w:line="252" w:lineRule="auto"/>
+              <w:jc w:val="center"/>
+            </w:pPr>
+            <w:r>
+              <w:t>KT10</w:t>
+            </w:r>
+          </w:p>
+        </w:tc>
+        <w:tc>
+          <w:tcPr>
+            <w:tcW w:w="2381" w:type="dxa"/>
+            <w:vAlign w:val="center"/>
+          </w:tcPr>
+          <w:p>
+            <w:pPr>
+              <w:spacing w:after="40" w:line="252" w:lineRule="auto"/>
+            </w:pPr>
+            <w:r>
+              <w:t>Nhỏ hơn mọi phần tử / tan_suat</w:t>
+            </w:r>
+          </w:p>
+        </w:tc>
+        <w:tc>
+          <w:tcPr>
+            <w:tcW w:w="2835" w:type="dxa"/>
+            <w:vAlign w:val="center"/>
+          </w:tcPr>
+          <w:p>
+            <w:pPr>
+              <w:spacing w:after="40" w:line="252" w:lineRule="auto"/>
+            </w:pPr>
+            <w:r>
+              <w:t>[2,4,6], x=1</w:t>
+            </w:r>
+          </w:p>
+        </w:tc>
+        <w:tc>
+          <w:tcPr>
+            <w:tcW w:w="2835" w:type="dxa"/>
+            <w:vAlign w:val="center"/>
+          </w:tcPr>
+          <w:p>
+            <w:pPr>
+              <w:spacing w:after="40" w:line="252" w:lineRule="auto"/>
+            </w:pPr>
+            <w:r>
+              <w:t>0,0,0; lo vượt hi</w:t>
+            </w:r>
+          </w:p>
+        </w:tc>
+      </w:tr>
+      <w:tr>
+        <w:trPr>
+          <w:cantSplit/>
+        </w:trPr>
+        <w:tc>
+          <w:tcPr>
+            <w:tcW w:w="1020" w:type="dxa"/>
+            <w:vAlign w:val="center"/>
+          </w:tcPr>
+          <w:p>
+            <w:pPr>
+              <w:spacing w:after="40" w:line="252" w:lineRule="auto"/>
+              <w:jc w:val="center"/>
+            </w:pPr>
+            <w:r>
+              <w:t>KT11</w:t>
+            </w:r>
+          </w:p>
+        </w:tc>
+        <w:tc>
+          <w:tcPr>
+            <w:tcW w:w="2381" w:type="dxa"/>
+            <w:vAlign w:val="center"/>
+          </w:tcPr>
+          <w:p>
+            <w:pPr>
+              <w:spacing w:after="40" w:line="252" w:lineRule="auto"/>
+            </w:pPr>
+            <w:r>
+              <w:t>Lớn hơn mọi phần tử / tan_suat</w:t>
+            </w:r>
+          </w:p>
+        </w:tc>
+        <w:tc>
+          <w:tcPr>
+            <w:tcW w:w="2835" w:type="dxa"/>
+            <w:vAlign w:val="center"/>
+          </w:tcPr>
+          <w:p>
+            <w:pPr>
+              <w:spacing w:after="40" w:line="252" w:lineRule="auto"/>
+            </w:pPr>
+            <w:r>
+              <w:t>[2,4,6], x=9</w:t>
+            </w:r>
+          </w:p>
+        </w:tc>
+        <w:tc>
+          <w:tcPr>
+            <w:tcW w:w="2835" w:type="dxa"/>
+            <w:vAlign w:val="center"/>
+          </w:tcPr>
+          <w:p>
+            <w:pPr>
+              <w:spacing w:after="40" w:line="252" w:lineRule="auto"/>
+            </w:pPr>
+            <w:r>
+              <w:t>0,0,0; lo vượt hi (lo = n+1)</w:t>
+            </w:r>
+          </w:p>
+        </w:tc>
+      </w:tr>
+      <w:tr>
+        <w:trPr>
+          <w:cantSplit/>
+        </w:trPr>
+        <w:tc>
+          <w:tcPr>
+            <w:tcW w:w="1020" w:type="dxa"/>
+            <w:vAlign w:val="center"/>
+          </w:tcPr>
+          <w:p>
+            <w:pPr>
+              <w:spacing w:after="40" w:line="252" w:lineRule="auto"/>
+              <w:jc w:val="center"/>
+            </w:pPr>
+            <w:r>
+              <w:t>KT12</w:t>
+            </w:r>
+          </w:p>
+        </w:tc>
+        <w:tc>
+          <w:tcPr>
+            <w:tcW w:w="2381" w:type="dxa"/>
+            <w:vAlign w:val="center"/>
+          </w:tcPr>
+          <w:p>
+            <w:pPr>
+              <w:spacing w:after="40" w:line="252" w:lineRule="auto"/>
+            </w:pPr>
+            <w:r>
+              <w:t>Khóa trùng giữa / tan_suat</w:t>
+            </w:r>
+          </w:p>
+        </w:tc>
+        <w:tc>
+          <w:tcPr>
+            <w:tcW w:w="2835" w:type="dxa"/>
+            <w:vAlign w:val="center"/>
+          </w:tcPr>
+          <w:p>
+            <w:pPr>
+              <w:spacing w:after="40" w:line="252" w:lineRule="auto"/>
+            </w:pPr>
+            <w:r>
+              <w:t>[1,3,3,3,3,5,7,7], x=3</w:t>
+            </w:r>
+          </w:p>
+        </w:tc>
+        <w:tc>
+          <w:tcPr>
+            <w:tcW w:w="2835" w:type="dxa"/>
+            <w:vAlign w:val="center"/>
+          </w:tcPr>
+          <w:p>
+            <w:pPr>
+              <w:spacing w:after="40" w:line="252" w:lineRule="auto"/>
+            </w:pPr>
+            <w:r>
+              <w:t>first=2, last=5, count=4</w:t>
+            </w:r>
+          </w:p>
+        </w:tc>
+      </w:tr>
+      <w:tr>
+        <w:tc>
+          <w:tcPr>
+            <w:tcW w:w="1020" w:type="dxa"/>
+          </w:tcPr>
+          <w:p>
+            <w:r>
+              <w:t>KT13</w:t>
+            </w:r>
+          </w:p>
+        </w:tc>
+        <w:tc>
+          <w:tcPr>
+            <w:tcW w:w="2381" w:type="dxa"/>
+          </w:tcPr>
+          <w:p>
+            <w:r>
+              <w:t>Số âm / tan_suat</w:t>
+            </w:r>
+          </w:p>
+        </w:tc>
+        <w:tc>
+          <w:tcPr>
+            <w:tcW w:w="2835" w:type="dxa"/>
+          </w:tcPr>
+          <w:p>
+            <w:r>
+              <w:t>[-5,-5,-2,0], x=-5</w:t>
+            </w:r>
+          </w:p>
+        </w:tc>
+        <w:tc>
+          <w:tcPr>
+            <w:tcW w:w="2835" w:type="dxa"/>
+          </w:tcPr>
+          <w:p>
+            <w:r>
+              <w:t>first=1, last=2, count=2</w:t>
+            </w:r>
+          </w:p>
+        </w:tc>
+      </w:tr>
+    </w:tbl>
+    <w:p>
+      <w:pPr>
+        <w:pStyle w:val="Nidung"/>
+        <w:spacing w:before="0" w:line="240" w:lineRule="auto"/>
+        <w:ind w:firstLine="0"/>
+        <w:jc w:val="left"/>
+      </w:pPr>
+    </w:p>
+    <w:p>
+      <w:pPr>
+        <w:pStyle w:val="Chthchbng"/>
+        <w:pageBreakBefore/>
+        <w:spacing w:before="80" w:after="100" w:line="269" w:lineRule="auto"/>
+      </w:pPr>
+      <w:bookmarkStart w:id="5" w:name="_Toc243433195"/>
+      <w:r>
+        <w:lastRenderedPageBreak/>
+        <w:t>Bảng 4.3 Actual kết luận và vị trí minh chứng</w:t>
+      </w:r>
+      <w:bookmarkEnd w:id="5"/>
+    </w:p>
+    <w:tbl>
+      <w:tblPr>
+        <w:tblStyle w:val="TableGrid"/>
+        <w:tblW w:w="0" w:type="auto"/>
+        <w:tblBorders>
+          <w:top w:val="single" w:sz="4" w:space="0" w:color="D9D9D9"/>
+          <w:left w:val="single" w:sz="4" w:space="0" w:color="D9D9D9"/>
+          <w:bottom w:val="single" w:sz="4" w:space="0" w:color="D9D9D9"/>
+          <w:right w:val="single" w:sz="4" w:space="0" w:color="D9D9D9"/>
+          <w:insideH w:val="single" w:sz="4" w:space="0" w:color="D9D9D9"/>
+          <w:insideV w:val="single" w:sz="4" w:space="0" w:color="D9D9D9"/>
+        </w:tblBorders>
+        <w:tblLayout w:type="fixed"/>
+        <w:tblCellMar>
+          <w:top w:w="70" w:type="dxa"/>
+          <w:left w:w="70" w:type="dxa"/>
+          <w:bottom w:w="70" w:type="dxa"/>
+          <w:right w:w="70" w:type="dxa"/>
+        </w:tblCellMar>
+        <w:tblLook w:val="04A0" w:firstRow="1" w:lastRow="0" w:firstColumn="1" w:lastColumn="0" w:noHBand="0" w:noVBand="1"/>
+      </w:tblPr>
+      <w:tblGrid>
+        <w:gridCol w:w="1020"/>
+        <w:gridCol w:w="3231"/>
+        <w:gridCol w:w="1417"/>
+        <w:gridCol w:w="3402"/>
+      </w:tblGrid>
+      <w:tr>
+        <w:trPr>
+          <w:cantSplit/>
+          <w:tblHeader/>
+        </w:trPr>
+        <w:tc>
+          <w:tcPr>
+            <w:tcW w:w="1020" w:type="dxa"/>
+            <w:shd w:val="clear" w:color="auto" w:fill="E8EBEF"/>
+            <w:vAlign w:val="center"/>
+          </w:tcPr>
+          <w:p>
+            <w:pPr>
+              <w:spacing w:after="40" w:line="252" w:lineRule="auto"/>
+              <w:jc w:val="center"/>
+            </w:pPr>
+            <w:r>
+              <w:rPr>
+                <w:b/>
+                <w:sz w:val="23"/>
+              </w:rPr>
+              <w:t>Ca</w:t>
+            </w:r>
+          </w:p>
+        </w:tc>
+        <w:tc>
+          <w:tcPr>
+            <w:tcW w:w="3231" w:type="dxa"/>
+            <w:shd w:val="clear" w:color="auto" w:fill="E8EBEF"/>
+            <w:vAlign w:val="center"/>
+          </w:tcPr>
+          <w:p>
+            <w:pPr>
+              <w:spacing w:after="40" w:line="252" w:lineRule="auto"/>
+            </w:pPr>
+            <w:r>
+              <w:rPr>
+                <w:b/>
+                <w:sz w:val="23"/>
+              </w:rPr>
+              <w:t>Actual</w:t>
+            </w:r>
+          </w:p>
+        </w:tc>
+        <w:tc>
+          <w:tcPr>
+            <w:tcW w:w="1417" w:type="dxa"/>
+            <w:shd w:val="clear" w:color="auto" w:fill="E8EBEF"/>
+            <w:vAlign w:val="center"/>
+          </w:tcPr>
+          <w:p>
+            <w:pPr>
+              <w:spacing w:after="40" w:line="252" w:lineRule="auto"/>
+            </w:pPr>
+            <w:r>
+              <w:rPr>
+                <w:b/>
+                <w:sz w:val="23"/>
+              </w:rPr>
+              <w:t>Kết luận</w:t>
+            </w:r>
+          </w:p>
+        </w:tc>
+        <w:tc>
+          <w:tcPr>
+            <w:tcW w:w="3402" w:type="dxa"/>
+            <w:shd w:val="clear" w:color="auto" w:fill="E8EBEF"/>
+            <w:vAlign w:val="center"/>
+          </w:tcPr>
+          <w:p>
+            <w:pPr>
+              <w:spacing w:after="40" w:line="252" w:lineRule="auto"/>
+            </w:pPr>
+            <w:r>
+              <w:rPr>
+                <w:b/>
+                <w:sz w:val="23"/>
+              </w:rPr>
+              <w:t>Ảnh log và SHA chạy</w:t>
+            </w:r>
+          </w:p>
+        </w:tc>
+      </w:tr>
+      <w:tr>
+        <w:trPr>
+          <w:cantSplit/>
+        </w:trPr>
+        <w:tc>
+          <w:tcPr>
+            <w:tcW w:w="1020" w:type="dxa"/>
+            <w:vAlign w:val="center"/>
+          </w:tcPr>
+          <w:p>
+            <w:pPr>
+              <w:spacing w:after="40" w:line="252" w:lineRule="auto"/>
+              <w:jc w:val="center"/>
+            </w:pPr>
+            <w:r>
+              <w:t>VD01</w:t>
+            </w:r>
+          </w:p>
+        </w:tc>
+        <w:tc>
+          <w:tcPr>
+            <w:tcW w:w="3231" w:type="dxa"/>
+            <w:vAlign w:val="center"/>
+          </w:tcPr>
+          <w:p>
+            <w:pPr>
+              <w:spacing w:after="40" w:line="252" w:lineRule="auto"/>
+            </w:pPr>
+            <w:r>
+              <w:t>(2, 4, 3)</w:t>
+            </w:r>
+          </w:p>
+        </w:tc>
+        <w:tc>
+          <w:tcPr>
+            <w:tcW w:w="1417" w:type="dxa"/>
+            <w:vAlign w:val="center"/>
+          </w:tcPr>
+          <w:p>
+            <w:pPr>
+              <w:spacing w:after="40" w:line="252" w:lineRule="auto"/>
+            </w:pPr>
+            <w:r>
+              <w:t>PASS</w:t>
+            </w:r>
+          </w:p>
+        </w:tc>
+        <w:tc>
+          <w:tcPr>
+            <w:tcW w:w="3402" w:type="dxa"/>
+            <w:vAlign w:val="center"/>
+          </w:tcPr>
+          <w:p>
+            <w:pPr>
+              <w:spacing w:after="40" w:line="252" w:lineRule="auto"/>
+            </w:pPr>
+            <w:r>
+              <w:t>A01 / 01_vi_du_1.png</w:t>
+            </w:r>
+          </w:p>
+        </w:tc>
+      </w:tr>
+      <w:tr>
+        <w:trPr>
+          <w:cantSplit/>
+        </w:trPr>
+        <w:tc>
+          <w:tcPr>
+            <w:tcW w:w="1020" w:type="dxa"/>
+            <w:vAlign w:val="center"/>
+          </w:tcPr>
+          <w:p>
+            <w:pPr>
+              <w:spacing w:after="40" w:line="252" w:lineRule="auto"/>
+              <w:jc w:val="center"/>
+            </w:pPr>
+            <w:r>
+              <w:t>VD02</w:t>
+            </w:r>
+          </w:p>
+        </w:tc>
+        <w:tc>
+          <w:tcPr>
+            <w:tcW w:w="3231" w:type="dxa"/>
+            <w:vAlign w:val="center"/>
+          </w:tcPr>
+          <w:p>
+            <w:pPr>
+              <w:spacing w:after="40" w:line="252" w:lineRule="auto"/>
+            </w:pPr>
+            <w:r>
+              <w:t>(0, 0, 0)</w:t>
+            </w:r>
+          </w:p>
+        </w:tc>
+        <w:tc>
+          <w:tcPr>
+            <w:tcW w:w="1417" w:type="dxa"/>
+            <w:vAlign w:val="center"/>
+          </w:tcPr>
+          <w:p>
+            <w:pPr>
+              <w:spacing w:after="40" w:line="252" w:lineRule="auto"/>
+            </w:pPr>
+            <w:r>
+              <w:t>PASS</w:t>
+            </w:r>
+          </w:p>
+        </w:tc>
+        <w:tc>
+          <w:tcPr>
+            <w:tcW w:w="3402" w:type="dxa"/>
+            <w:vAlign w:val="center"/>
+          </w:tcPr>
+          <w:p>
+            <w:pPr>
+              <w:spacing w:after="40" w:line="252" w:lineRule="auto"/>
+            </w:pPr>
+            <w:r>
+              <w:t>A02 / 02_vi_du_2.png</w:t>
+            </w:r>
+          </w:p>
+        </w:tc>
+      </w:tr>
+      <w:tr>
+        <w:trPr>
+          <w:cantSplit/>
+        </w:trPr>
+        <w:tc>
+          <w:tcPr>
+            <w:tcW w:w="1020" w:type="dxa"/>
+            <w:vAlign w:val="center"/>
+          </w:tcPr>
+          <w:p>
+            <w:pPr>
+              <w:spacing w:after="40" w:line="252" w:lineRule="auto"/>
+              <w:jc w:val="center"/>
+            </w:pPr>
+            <w:r>
+              <w:t>TK01</w:t>
+            </w:r>
+          </w:p>
+        </w:tc>
+        <w:tc>
+          <w:tcPr>
+            <w:tcW w:w="3231" w:type="dxa"/>
+            <w:vAlign w:val="center"/>
+          </w:tcPr>
+          <w:p>
+            <w:pPr>
+              <w:spacing w:after="40" w:line="252" w:lineRule="auto"/>
+            </w:pPr>
+            <w:r>
+              <w:t>(1, 3, 3)</w:t>
+            </w:r>
+          </w:p>
+        </w:tc>
+        <w:tc>
+          <w:tcPr>
+            <w:tcW w:w="1417" w:type="dxa"/>
+            <w:vAlign w:val="center"/>
+          </w:tcPr>
+          <w:p>
+            <w:pPr>
+              <w:spacing w:after="40" w:line="252" w:lineRule="auto"/>
+            </w:pPr>
+            <w:r>
+              <w:t>PASS</w:t>
+            </w:r>
+          </w:p>
+        </w:tc>
+        <w:tc>
+          <w:tcPr>
+            <w:tcW w:w="3402" w:type="dxa"/>
+            <w:vAlign w:val="center"/>
+          </w:tcPr>
+          <w:p>
+            <w:pPr>
+              <w:spacing w:after="40" w:line="252" w:lineRule="auto"/>
+            </w:pPr>
+            <w:r>
+              <w:t>A03 / 03_tu_thiet_ke_1.png</w:t>
+            </w:r>
+          </w:p>
+        </w:tc>
+      </w:tr>
+      <w:tr>
+        <w:trPr>
+          <w:cantSplit/>
+        </w:trPr>
+        <w:tc>
+          <w:tcPr>
+            <w:tcW w:w="1020" w:type="dxa"/>
+            <w:vAlign w:val="center"/>
+          </w:tcPr>
+          <w:p>
+            <w:pPr>
+              <w:spacing w:after="40" w:line="252" w:lineRule="auto"/>
+              <w:jc w:val="center"/>
+            </w:pPr>
+            <w:r>
+              <w:t>TK02</w:t>
+            </w:r>
+          </w:p>
+        </w:tc>
+        <w:tc>
+          <w:tcPr>
+            <w:tcW w:w="3231" w:type="dxa"/>
+            <w:vAlign w:val="center"/>
+          </w:tcPr>
+          <w:p>
+            <w:pPr>
+              <w:spacing w:after="40" w:line="252" w:lineRule="auto"/>
+            </w:pPr>
+            <w:r>
+              <w:t>(3, 4, 2)</w:t>
+            </w:r>
+          </w:p>
+        </w:tc>
+        <w:tc>
+          <w:tcPr>
+            <w:tcW w:w="1417" w:type="dxa"/>
+            <w:vAlign w:val="center"/>
+          </w:tcPr>
+          <w:p>
+            <w:pPr>
+              <w:spacing w:after="40" w:line="252" w:lineRule="auto"/>
+            </w:pPr>
+            <w:r>
+              <w:t>PASS</w:t>
+            </w:r>
+          </w:p>
+        </w:tc>
+        <w:tc>
+          <w:tcPr>
+            <w:tcW w:w="3402" w:type="dxa"/>
+            <w:vAlign w:val="center"/>
+          </w:tcPr>
+          <w:p>
+            <w:pPr>
+              <w:spacing w:after="40" w:line="252" w:lineRule="auto"/>
+            </w:pPr>
+            <w:r>
+              <w:t>A04 / 04_tu_thiet_ke_2.png</w:t>
+            </w:r>
+          </w:p>
+        </w:tc>
+      </w:tr>
+      <w:tr>
+        <w:trPr>
+          <w:cantSplit/>
+        </w:trPr>
+        <w:tc>
+          <w:tcPr>
+            <w:tcW w:w="1020" w:type="dxa"/>
+            <w:vAlign w:val="center"/>
+          </w:tcPr>
+          <w:p>
+            <w:pPr>
+              <w:spacing w:after="40" w:line="252" w:lineRule="auto"/>
+              <w:jc w:val="center"/>
+            </w:pPr>
+            <w:r>
+              <w:t>BIEN01</w:t>
+            </w:r>
+          </w:p>
+        </w:tc>
+        <w:tc>
+          <w:tcPr>
+            <w:tcW w:w="3231" w:type="dxa"/>
+            <w:vAlign w:val="center"/>
+          </w:tcPr>
+          <w:p>
+            <w:pPr>
+              <w:spacing w:after="40" w:line="252" w:lineRule="auto"/>
+            </w:pPr>
+            <w:r>
+              <w:t>(1, 1, 1)</w:t>
+            </w:r>
+          </w:p>
+        </w:tc>
+        <w:tc>
+          <w:tcPr>
+            <w:tcW w:w="1417" w:type="dxa"/>
+            <w:vAlign w:val="center"/>
+          </w:tcPr>
+          <w:p>
+            <w:pPr>
+              <w:spacing w:after="40" w:line="252" w:lineRule="auto"/>
+            </w:pPr>
+            <w:r>
+              <w:t>PASS</w:t>
+            </w:r>
+          </w:p>
+        </w:tc>
+        <w:tc>
+          <w:tcPr>
+            <w:tcW w:w="3402" w:type="dxa"/>
+            <w:vAlign w:val="center"/>
+          </w:tcPr>
+          <w:p>
+            <w:pPr>
+              <w:spacing w:after="40" w:line="252" w:lineRule="auto"/>
+            </w:pPr>
+            <w:r>
+              <w:t>A05 / 05_bien_1.png</w:t>
+            </w:r>
+          </w:p>
+        </w:tc>
+      </w:tr>
+      <w:tr>
+        <w:trPr>
+          <w:cantSplit/>
+        </w:trPr>
+        <w:tc>
+          <w:tcPr>
+            <w:tcW w:w="1020" w:type="dxa"/>
+            <w:vAlign w:val="center"/>
+          </w:tcPr>
+          <w:p>
+            <w:pPr>
+              <w:spacing w:after="40" w:line="252" w:lineRule="auto"/>
+              <w:jc w:val="center"/>
+            </w:pPr>
+            <w:r>
+              <w:t>BIEN02</w:t>
+            </w:r>
+          </w:p>
+        </w:tc>
+        <w:tc>
+          <w:tcPr>
+            <w:tcW w:w="3231" w:type="dxa"/>
+            <w:vAlign w:val="center"/>
+          </w:tcPr>
+          <w:p>
+            <w:pPr>
+              <w:spacing w:after="40" w:line="252" w:lineRule="auto"/>
+            </w:pPr>
+            <w:r>
+              <w:t>(0, 0, 0)</w:t>
+            </w:r>
+          </w:p>
+        </w:tc>
+        <w:tc>
+          <w:tcPr>
+            <w:tcW w:w="1417" w:type="dxa"/>
+            <w:vAlign w:val="center"/>
+          </w:tcPr>
+          <w:p>
+            <w:pPr>
+              <w:spacing w:after="40" w:line="252" w:lineRule="auto"/>
+            </w:pPr>
+            <w:r>
+              <w:t>PASS</w:t>
+            </w:r>
+          </w:p>
+        </w:tc>
+        <w:tc>
+          <w:tcPr>
+            <w:tcW w:w="3402" w:type="dxa"/>
+            <w:vAlign w:val="center"/>
+          </w:tcPr>
+          <w:p>
+            <w:pPr>
+              <w:spacing w:after="40" w:line="252" w:lineRule="auto"/>
+            </w:pPr>
+            <w:r>
+              <w:t>A06 / 06_bien_2.png</w:t>
+            </w:r>
+          </w:p>
+        </w:tc>
+      </w:tr>
+      <w:tr>
+        <w:trPr>
+          <w:cantSplit/>
+        </w:trPr>
+        <w:tc>
+          <w:tcPr>
+            <w:tcW w:w="1020" w:type="dxa"/>
+            <w:vAlign w:val="center"/>
+          </w:tcPr>
+          <w:p>
+            <w:pPr>
+              <w:spacing w:after="40" w:line="252" w:lineRule="auto"/>
+              <w:jc w:val="center"/>
+            </w:pPr>
+            <w:r>
+              <w:t>BIEN03</w:t>
+            </w:r>
+          </w:p>
+        </w:tc>
+        <w:tc>
+          <w:tcPr>
+            <w:tcW w:w="3231" w:type="dxa"/>
+            <w:vAlign w:val="center"/>
+          </w:tcPr>
+          <w:p>
+            <w:pPr>
+              <w:spacing w:after="40" w:line="252" w:lineRule="auto"/>
+            </w:pPr>
+            <w:r>
+              <w:t>(1, 3, 3)</w:t>
+            </w:r>
+          </w:p>
+        </w:tc>
+        <w:tc>
+          <w:tcPr>
+            <w:tcW w:w="1417" w:type="dxa"/>
+            <w:vAlign w:val="center"/>
+          </w:tcPr>
+          <w:p>
+            <w:pPr>
+              <w:spacing w:after="40" w:line="252" w:lineRule="auto"/>
+            </w:pPr>
+            <w:r>
+              <w:t>PASS</w:t>
+            </w:r>
+          </w:p>
+        </w:tc>
+        <w:tc>
+          <w:tcPr>
+            <w:tcW w:w="3402" w:type="dxa"/>
+            <w:vAlign w:val="center"/>
+          </w:tcPr>
+          <w:p>
+            <w:pPr>
+              <w:spacing w:after="40" w:line="252" w:lineRule="auto"/>
+            </w:pPr>
+            <w:r>
+              <w:t>A07 / 07_bien_3.png</w:t>
+            </w:r>
+          </w:p>
+        </w:tc>
+      </w:tr>
+      <w:tr>
+        <w:trPr>
+          <w:cantSplit/>
+        </w:trPr>
+        <w:tc>
+          <w:tcPr>
+            <w:tcW w:w="1020" w:type="dxa"/>
+            <w:vAlign w:val="center"/>
+          </w:tcPr>
+          <w:p>
+            <w:pPr>
+              <w:spacing w:after="40" w:line="252" w:lineRule="auto"/>
+              <w:jc w:val="center"/>
+            </w:pPr>
+            <w:r>
+              <w:t>LOI01</w:t>
+            </w:r>
+          </w:p>
+        </w:tc>
+        <w:tc>
+          <w:tcPr>
+            <w:tcW w:w="3231" w:type="dxa"/>
+            <w:vAlign w:val="center"/>
+          </w:tcPr>
+          <w:p>
+            <w:pPr>
+              <w:spacing w:after="40" w:line="252" w:lineRule="auto"/>
+            </w:pPr>
+            <w:r>
+              <w:t>ArgumentError</w:t>
+            </w:r>
+          </w:p>
+        </w:tc>
+        <w:tc>
+          <w:tcPr>
+            <w:tcW w:w="1417" w:type="dxa"/>
+            <w:vAlign w:val="center"/>
+          </w:tcPr>
+          <w:p>
+            <w:pPr>
+              <w:spacing w:after="40" w:line="252" w:lineRule="auto"/>
+            </w:pPr>
+            <w:r>
+              <w:t>PASS</w:t>
+            </w:r>
+          </w:p>
+        </w:tc>
+        <w:tc>
+          <w:tcPr>
+            <w:tcW w:w="3402" w:type="dxa"/>
+            <w:vAlign w:val="center"/>
+          </w:tcPr>
+          <w:p>
+            <w:pPr>
+              <w:spacing w:after="40" w:line="252" w:lineRule="auto"/>
+            </w:pPr>
+            <w:r>
+              <w:t>A08 / 08_input_khong_hop_le.png</w:t>
+            </w:r>
+          </w:p>
+        </w:tc>
+      </w:tr>
+      <w:tr>
+        <w:trPr>
+          <w:cantSplit/>
+        </w:trPr>
+        <w:tc>
+          <w:tcPr>
+            <w:tcW w:w="1020" w:type="dxa"/>
+            <w:vAlign w:val="center"/>
+          </w:tcPr>
+          <w:p>
+            <w:pPr>
+              <w:spacing w:after="40" w:line="252" w:lineRule="auto"/>
+              <w:jc w:val="center"/>
+            </w:pPr>
+            <w:r>
+              <w:t>KT09</w:t>
+            </w:r>
+          </w:p>
+        </w:tc>
+        <w:tc>
+          <w:tcPr>
+            <w:tcW w:w="3231" w:type="dxa"/>
+            <w:vAlign w:val="center"/>
+          </w:tcPr>
+          <w:p>
+            <w:pPr>
+              <w:spacing w:after="40" w:line="252" w:lineRule="auto"/>
+            </w:pPr>
+            <w:r>
+              <w:t>(1, 1, 1)</w:t>
+            </w:r>
+          </w:p>
+        </w:tc>
+        <w:tc>
+          <w:tcPr>
+            <w:tcW w:w="1417" w:type="dxa"/>
+            <w:vAlign w:val="center"/>
+          </w:tcPr>
+          <w:p>
+            <w:pPr>
+              <w:spacing w:after="40" w:line="252" w:lineRule="auto"/>
+            </w:pPr>
+            <w:r>
+              <w:t>PASS</w:t>
+            </w:r>
+          </w:p>
+        </w:tc>
+        <w:tc>
+          <w:tcPr>
+            <w:tcW w:w="3402" w:type="dxa"/>
+            <w:vAlign w:val="center"/>
+          </w:tcPr>
+          <w:p>
+            <w:pPr>
+              <w:spacing w:after="40" w:line="252" w:lineRule="auto"/>
+            </w:pPr>
+            <w:r>
+              <w:t>09_tong_ket_kiem_thu.png</w:t>
+            </w:r>
+          </w:p>
+        </w:tc>
+      </w:tr>
+      <w:tr>
+        <w:trPr>
+          <w:cantSplit/>
+        </w:trPr>
+        <w:tc>
+          <w:tcPr>
+            <w:tcW w:w="1020" w:type="dxa"/>
+            <w:vAlign w:val="center"/>
+          </w:tcPr>
+          <w:p>
+            <w:pPr>
+              <w:spacing w:after="40" w:line="252" w:lineRule="auto"/>
+              <w:jc w:val="center"/>
+            </w:pPr>
+            <w:r>
+              <w:t>KT10</w:t>
+            </w:r>
+          </w:p>
+        </w:tc>
+        <w:tc>
+          <w:tcPr>
+            <w:tcW w:w="3231" w:type="dxa"/>
+            <w:vAlign w:val="center"/>
+          </w:tcPr>
+          <w:p>
+            <w:pPr>
+              <w:spacing w:after="40" w:line="252" w:lineRule="auto"/>
+            </w:pPr>
+            <w:r>
+              <w:t>(0, 0, 0)</w:t>
+            </w:r>
+          </w:p>
+        </w:tc>
+        <w:tc>
+          <w:tcPr>
+            <w:tcW w:w="1417" w:type="dxa"/>
+            <w:vAlign w:val="center"/>
+          </w:tcPr>
+          <w:p>
+            <w:pPr>
+              <w:spacing w:after="40" w:line="252" w:lineRule="auto"/>
+            </w:pPr>
+            <w:r>
+              <w:t>PASS</w:t>
+            </w:r>
+          </w:p>
+        </w:tc>
+        <w:tc>
+          <w:tcPr>
+            <w:tcW w:w="3402" w:type="dxa"/>
+            <w:vAlign w:val="center"/>
+          </w:tcPr>
+          <w:p>
+            <w:pPr>
+              <w:spacing w:after="40" w:line="252" w:lineRule="auto"/>
+            </w:pPr>
+            <w:r>
+              <w:t>09_tong_ket_kiem_thu.png</w:t>
+            </w:r>
+          </w:p>
+        </w:tc>
+      </w:tr>
+      <w:tr>
+        <w:trPr>
+          <w:cantSplit/>
+        </w:trPr>
+        <w:tc>
+          <w:tcPr>
+            <w:tcW w:w="1020" w:type="dxa"/>
+            <w:vAlign w:val="center"/>
+          </w:tcPr>
+          <w:p>
+            <w:pPr>
+              <w:spacing w:after="40" w:line="252" w:lineRule="auto"/>
+              <w:jc w:val="center"/>
+            </w:pPr>
+            <w:r>
+              <w:t>KT11</w:t>
+            </w:r>
+          </w:p>
+        </w:tc>
+        <w:tc>
+          <w:tcPr>
+            <w:tcW w:w="3231" w:type="dxa"/>
+            <w:vAlign w:val="center"/>
+          </w:tcPr>
+          <w:p>
+            <w:pPr>
+              <w:spacing w:after="40" w:line="252" w:lineRule="auto"/>
+            </w:pPr>
+            <w:r>
+              <w:t>(0, 0, 0)</w:t>
+            </w:r>
+          </w:p>
+        </w:tc>
+        <w:tc>
+          <w:tcPr>
+            <w:tcW w:w="1417" w:type="dxa"/>
+            <w:vAlign w:val="center"/>
+          </w:tcPr>
+          <w:p>
+            <w:pPr>
+              <w:spacing w:after="40" w:line="252" w:lineRule="auto"/>
+            </w:pPr>
+            <w:r>
+              <w:t>PASS</w:t>
+            </w:r>
+          </w:p>
+        </w:tc>
+        <w:tc>
+          <w:tcPr>
+            <w:tcW w:w="3402" w:type="dxa"/>
+            <w:vAlign w:val="center"/>
+          </w:tcPr>
+          <w:p>
+            <w:pPr>
+              <w:spacing w:after="40" w:line="252" w:lineRule="auto"/>
+            </w:pPr>
+            <w:r>
+              <w:t>09_tong_ket_kiem_thu.png</w:t>
+            </w:r>
+          </w:p>
+        </w:tc>
+      </w:tr>
+      <w:tr>
+        <w:trPr>
+          <w:cantSplit/>
+        </w:trPr>
+        <w:tc>
+          <w:tcPr>
+            <w:tcW w:w="1020" w:type="dxa"/>
+            <w:vAlign w:val="center"/>
+          </w:tcPr>
+          <w:p>
+            <w:pPr>
+              <w:spacing w:after="40" w:line="252" w:lineRule="auto"/>
+              <w:jc w:val="center"/>
+            </w:pPr>
+            <w:r>
+              <w:t>KT12</w:t>
+            </w:r>
+          </w:p>
+        </w:tc>
+        <w:tc>
+          <w:tcPr>
+            <w:tcW w:w="3231" w:type="dxa"/>
+            <w:vAlign w:val="center"/>
+          </w:tcPr>
+          <w:p>
+            <w:pPr>
+              <w:spacing w:after="40" w:line="252" w:lineRule="auto"/>
+            </w:pPr>
+            <w:r>
+              <w:t>(2, 5, 4)</w:t>
+            </w:r>
+          </w:p>
+        </w:tc>
+        <w:tc>
+          <w:tcPr>
+            <w:tcW w:w="1417" w:type="dxa"/>
+            <w:vAlign w:val="center"/>
+          </w:tcPr>
+          <w:p>
+            <w:pPr>
+              <w:spacing w:after="40" w:line="252" w:lineRule="auto"/>
+            </w:pPr>
+            <w:r>
+              <w:t>PASS</w:t>
+            </w:r>
+          </w:p>
+        </w:tc>
+        <w:tc>
+          <w:tcPr>
+            <w:tcW w:w="3402" w:type="dxa"/>
+            <w:vAlign w:val="center"/>
+          </w:tcPr>
+          <w:p>
+            <w:pPr>
+              <w:spacing w:after="40" w:line="252" w:lineRule="auto"/>
+            </w:pPr>
+            <w:r>
+              <w:t>09_tong_ket_kiem_thu.png</w:t>
+            </w:r>
+          </w:p>
+        </w:tc>
+      </w:tr>
+      <w:tr>
+        <w:tc>
+          <w:tcPr>
+            <w:tcW w:w="1020" w:type="dxa"/>
+          </w:tcPr>
+          <w:p>
+            <w:r>
+              <w:t>KT13</w:t>
+            </w:r>
+          </w:p>
+        </w:tc>
+        <w:tc>
+          <w:tcPr>
+            <w:tcW w:w="3231" w:type="dxa"/>
+          </w:tcPr>
+          <w:p>
+            <w:r>
+              <w:t>(1, 2, 2)</w:t>
+            </w:r>
+          </w:p>
+        </w:tc>
+        <w:tc>
+          <w:tcPr>
+            <w:tcW w:w="1417" w:type="dxa"/>
+          </w:tcPr>
+          <w:p>
+            <w:r>
+              <w:t>PASS</w:t>
+            </w:r>
+          </w:p>
+        </w:tc>
+        <w:tc>
+          <w:tcPr>
+            <w:tcW w:w="3402" w:type="dxa"/>
+          </w:tcPr>
+          <w:p>
+            <w:r>
+              <w:t>09_tong_ket_kiem_thu.png</w:t>
+            </w:r>
+          </w:p>
+        </w:tc>
+      </w:tr>
+    </w:tbl>
+    <w:p>
+      <w:pPr>
+        <w:pStyle w:val="Nidung"/>
+        <w:spacing w:before="0" w:line="240" w:lineRule="auto"/>
+        <w:ind w:firstLine="0"/>
+        <w:jc w:val="left"/>
+      </w:pPr>
+    </w:p>
+    <w:p>
+      <w:pPr>
+        <w:pStyle w:val="Heading2"/>
+        <w:pageBreakBefore/>
+        <w:spacing w:before="0" w:after="100" w:line="269" w:lineRule="auto"/>
+        <w:ind w:firstLine="0"/>
+        <w:jc w:val="center"/>
+      </w:pPr>
+      <w:bookmarkStart w:id="6" w:name="_Toc243433168"/>
+      <w:r>
+        <w:lastRenderedPageBreak/>
+        <w:t>4.3. Hai ví dụ trên phiếu</w:t>
+      </w:r>
+      <w:bookmarkEnd w:id="6"/>
+    </w:p>
+    <w:p>
+      <w:pPr>
+        <w:pStyle w:val="Heading3"/>
+      </w:pPr>
+      <w:r>
+        <w:t>4.3.1. Ví dụ 1 — VD01</w:t>
+      </w:r>
+    </w:p>
+    <w:p>
+      <w:pPr>
+        <w:pStyle w:val="Nidung"/>
+      </w:pPr>
+      <w:r>
+        <w:t>Input: [1,2,2,2,4], x = 2. Expected: first = 2, last = 4, count = 3, xác định bằng giải tay. Lệnh chạy: julia --startup-file=no demo.jl --ca=1. Actual: (2, 4, 3), 6 lần xét mid; quét tuyến tính cũng cho (2, 4, 3).</w:t>
+      </w:r>
+    </w:p>
+    <w:p>
+      <w:pPr>
+        <w:pStyle w:val="Nidung"/>
+        <w:spacing w:before="0" w:after="100" w:line="269" w:lineRule="auto"/>
+        <w:ind w:firstLine="0"/>
+        <w:jc w:val="left"/>
+      </w:pPr>
+    </w:p>
+    <w:tbl>
+      <w:tblPr>
+        <w:tblStyle w:val="TableGrid"/>
+        <w:tblW w:w="0" w:type="auto"/>
+        <w:tblBorders>
+          <w:top w:val="single" w:sz="4" w:space="0" w:color="D9D9D9"/>
+          <w:left w:val="single" w:sz="4" w:space="0" w:color="D9D9D9"/>
+          <w:bottom w:val="single" w:sz="4" w:space="0" w:color="D9D9D9"/>
+          <w:right w:val="single" w:sz="4" w:space="0" w:color="D9D9D9"/>
+          <w:insideH w:val="single" w:sz="4" w:space="0" w:color="D9D9D9"/>
+          <w:insideV w:val="single" w:sz="4" w:space="0" w:color="D9D9D9"/>
+        </w:tblBorders>
+        <w:tblLayout w:type="fixed"/>
+        <w:tblCellMar>
+          <w:top w:w="80" w:type="dxa"/>
+          <w:left w:w="80" w:type="dxa"/>
+          <w:bottom w:w="80" w:type="dxa"/>
+          <w:right w:w="80" w:type="dxa"/>
+        </w:tblCellMar>
+        <w:tblLook w:val="04A0" w:firstRow="1" w:lastRow="0" w:firstColumn="1" w:lastColumn="0" w:noHBand="0" w:noVBand="1"/>
+      </w:tblPr>
+      <w:tblGrid>
+        <w:gridCol w:w="9071"/>
+      </w:tblGrid>
+      <w:tr>
+        <w:trPr>
+          <w:cantSplit/>
+          <w:trHeight w:val="1247"/>
+        </w:trPr>
+        <w:tc>
+          <w:tcPr>
+            <w:tcW w:w="9071" w:type="dxa"/>
+            <w:vAlign w:val="center"/>
+          </w:tcPr>
+          <w:p>
+            <w:pPr>
+              <w:keepNext/>
+              <w:spacing w:after="60" w:line="259" w:lineRule="auto"/>
+              <w:jc w:val="center"/>
+            </w:pPr>
+            <w:r>
+              <w:rPr>
+                <w:noProof/>
+              </w:rPr>
+              <w:drawing>
+                <wp:inline distT="0" distB="0" distL="0" distR="0" wp14:anchorId="209F5104" wp14:editId="1AF3BFED">
+                  <wp:extent cx="5303520" cy="1824043"/>
+                  <wp:effectExtent l="0" t="0" r="0" b="0"/>
+                  <wp:docPr id="1" name="Picture 1"/>
+                  <wp:cNvGraphicFramePr>
+                    <a:graphicFrameLocks xmlns:a="http://schemas.openxmlformats.org/drawingml/2006/main" noChangeAspect="1"/>
+                  </wp:cNvGraphicFramePr>
+                  <a:graphic xmlns:a="http://schemas.openxmlformats.org/drawingml/2006/main">
+                    <a:graphicData uri="http://schemas.openxmlformats.org/drawingml/2006/picture">
+                      <pic:pic xmlns:pic="http://schemas.openxmlformats.org/drawingml/2006/picture">
+                        <pic:nvPicPr>
+                          <pic:cNvPr id="0" name="01_vi_du_1.png"/>
+                          <pic:cNvPicPr/>
+                        </pic:nvPicPr>
+                        <pic:blipFill>
+                          <a:blip r:embed="rId10"/>
+                          <a:stretch>
+                            <a:fillRect/>
+                          </a:stretch>
+                        </pic:blipFill>
+                        <pic:spPr>
+                          <a:xfrm>
+                            <a:off x="0" y="0"/>
+                            <a:ext cx="5303520" cy="1824043"/>
+                          </a:xfrm>
+                          <a:prstGeom prst="rect">
+                            <a:avLst/>
+                          </a:prstGeom>
+                        </pic:spPr>
+                      </pic:pic>
+                    </a:graphicData>
+                  </a:graphic>
+                </wp:inline>
+              </w:drawing>
+            </w:r>
+          </w:p>
+        </w:tc>
+      </w:tr>
+    </w:tbl>
+    <w:p>
+      <w:pPr>
+        <w:pStyle w:val="Chthchhnh"/>
+        <w:spacing w:before="80" w:after="100" w:line="269" w:lineRule="auto"/>
+      </w:pPr>
+      <w:bookmarkStart w:id="7" w:name="_Toc243433200"/>
+      <w:r>
+        <w:t>Hình 4.1 — Ví dụ 1 (VD01): output thật từ demo.jl --ca=1 trong VS Code.</w:t>
+      </w:r>
+      <w:bookmarkEnd w:id="7"/>
+    </w:p>
+    <w:p>
+      <w:pPr>
+        <w:pStyle w:val="Nidung"/>
+        <w:spacing w:before="0" w:after="100" w:line="269" w:lineRule="auto"/>
+        <w:ind w:firstLine="0"/>
+        <w:jc w:val="left"/>
+      </w:pPr>
+    </w:p>
+    <w:p>
+      <w:pPr>
+        <w:pStyle w:val="Heading3"/>
+      </w:pPr>
+      <w:r>
+        <w:t>4.3.2. Ví dụ 2 — VD02</w:t>
+      </w:r>
+    </w:p>
+    <w:p>
+      <w:pPr>
+        <w:pStyle w:val="Nidung"/>
+      </w:pPr>
+      <w:r>
+        <w:t>Input: [1,2,2,2,4], x = 3. Expected: (0,0,0) vì x không có trong mảng. Lệnh chạy: julia --startup-file=no demo.jl --ca=2. Actual: (0,0,0), 6 lần xét mid. Ca này phân biệt vị trí chèn (sau phần tử 2) với một lần xuất hiện thật.</w:t>
+      </w:r>
+    </w:p>
+    <w:p>
+      <w:pPr>
+        <w:pStyle w:val="Nidung"/>
+        <w:spacing w:before="0" w:after="100" w:line="269" w:lineRule="auto"/>
+        <w:ind w:firstLine="0"/>
+        <w:jc w:val="left"/>
+      </w:pPr>
+    </w:p>
+    <w:tbl>
+      <w:tblPr>
+        <w:tblStyle w:val="TableGrid"/>
+        <w:tblW w:w="0" w:type="auto"/>
+        <w:tblBorders>
+          <w:top w:val="single" w:sz="4" w:space="0" w:color="D9D9D9"/>
+          <w:left w:val="single" w:sz="4" w:space="0" w:color="D9D9D9"/>
+          <w:bottom w:val="single" w:sz="4" w:space="0" w:color="D9D9D9"/>
+          <w:right w:val="single" w:sz="4" w:space="0" w:color="D9D9D9"/>
+          <w:insideH w:val="single" w:sz="4" w:space="0" w:color="D9D9D9"/>
+          <w:insideV w:val="single" w:sz="4" w:space="0" w:color="D9D9D9"/>
+        </w:tblBorders>
+        <w:tblLayout w:type="fixed"/>
+        <w:tblCellMar>
+          <w:top w:w="80" w:type="dxa"/>
+          <w:left w:w="80" w:type="dxa"/>
+          <w:bottom w:w="80" w:type="dxa"/>
+          <w:right w:w="80" w:type="dxa"/>
+        </w:tblCellMar>
+        <w:tblLook w:val="04A0" w:firstRow="1" w:lastRow="0" w:firstColumn="1" w:lastColumn="0" w:noHBand="0" w:noVBand="1"/>
+      </w:tblPr>
+      <w:tblGrid>
+        <w:gridCol w:w="9071"/>
+      </w:tblGrid>
+      <w:tr>
+        <w:trPr>
+          <w:cantSplit/>
+          <w:trHeight w:val="1247"/>
+        </w:trPr>
+        <w:tc>
+          <w:tcPr>
+            <w:tcW w:w="9071" w:type="dxa"/>
+            <w:vAlign w:val="center"/>
+          </w:tcPr>
+          <w:p>
+            <w:pPr>
+              <w:keepNext/>
+              <w:spacing w:after="60" w:line="259" w:lineRule="auto"/>
+              <w:jc w:val="center"/>
+            </w:pPr>
+            <w:r>
+              <w:rPr>
+                <w:noProof/>
+              </w:rPr>
+              <w:drawing>
+                <wp:inline distT="0" distB="0" distL="0" distR="0" wp14:anchorId="1416A6CA" wp14:editId="440955FF">
+                  <wp:extent cx="5303520" cy="1824043"/>
+                  <wp:effectExtent l="0" t="0" r="0" b="0"/>
+                  <wp:docPr id="2" name="Picture 2"/>
+                  <wp:cNvGraphicFramePr>
+                    <a:graphicFrameLocks xmlns:a="http://schemas.openxmlformats.org/drawingml/2006/main" noChangeAspect="1"/>
+                  </wp:cNvGraphicFramePr>
+                  <a:graphic xmlns:a="http://schemas.openxmlformats.org/drawingml/2006/main">
+                    <a:graphicData uri="http://schemas.openxmlformats.org/drawingml/2006/picture">
+                      <pic:pic xmlns:pic="http://schemas.openxmlformats.org/drawingml/2006/picture">
+                        <pic:nvPicPr>
+                          <pic:cNvPr id="0" name="02_vi_du_2.png"/>
+                          <pic:cNvPicPr/>
+                        </pic:nvPicPr>
+                        <pic:blipFill>
+                          <a:blip r:embed="rId11"/>
+                          <a:stretch>
+                            <a:fillRect/>
+                          </a:stretch>
+                        </pic:blipFill>
+                        <pic:spPr>
+                          <a:xfrm>
+                            <a:off x="0" y="0"/>
+                            <a:ext cx="5303520" cy="1824043"/>
+                          </a:xfrm>
+                          <a:prstGeom prst="rect">
+                            <a:avLst/>
+                          </a:prstGeom>
+                        </pic:spPr>
+                      </pic:pic>
+                    </a:graphicData>
+                  </a:graphic>
+                </wp:inline>
+              </w:drawing>
+            </w:r>
+          </w:p>
+        </w:tc>
+      </w:tr>
+    </w:tbl>
+    <w:p>
+      <w:pPr>
+        <w:pStyle w:val="Chthchhnh"/>
+        <w:spacing w:before="80" w:after="100" w:line="269" w:lineRule="auto"/>
+      </w:pPr>
+      <w:bookmarkStart w:id="8" w:name="_Toc243433201"/>
+      <w:r>
+        <w:t>Hình 4.2 — Ví dụ 2 (VD02): x vắng mặt, không nhận vị trí chèn.</w:t>
+      </w:r>
+      <w:bookmarkEnd w:id="8"/>
+    </w:p>
+    <w:p>
+      <w:pPr>
+        <w:pStyle w:val="Nidung"/>
+        <w:spacing w:before="0" w:after="100" w:line="269" w:lineRule="auto"/>
+        <w:ind w:firstLine="0"/>
+        <w:jc w:val="left"/>
+      </w:pPr>
+    </w:p>
+    <w:p>
+      <w:pPr>
+        <w:pStyle w:val="Heading2"/>
+        <w:pageBreakBefore/>
+        <w:spacing w:before="0" w:after="100" w:line="269" w:lineRule="auto"/>
+        <w:ind w:firstLine="0"/>
+        <w:jc w:val="center"/>
+      </w:pPr>
+      <w:bookmarkStart w:id="9" w:name="_Toc243433169"/>
+      <w:r>
+        <w:lastRenderedPageBreak/>
+        <w:t>4.4. Hai ca sinh viên tự thiết kế</w:t>
+      </w:r>
+      <w:bookmarkEnd w:id="9"/>
+    </w:p>
+    <w:p>
+      <w:pPr>
+        <w:pStyle w:val="Heading3"/>
+      </w:pPr>
+      <w:r>
+        <w:t>4.4.1. Ca TK01</w:t>
+      </w:r>
+    </w:p>
+    <w:p>
+      <w:pPr>
+        <w:pStyle w:val="Nidung"/>
+      </w:pPr>
+      <w:r>
+        <w:t>Mục đích: kiểm biên trái khi x nằm ở đầu mảng. Input [1,1,1,5,9], x = 1; expected first = 1, last = 3, count = 3. Actual khớp, 4 lần xét mid cho cả hai lần tìm.</w:t>
+      </w:r>
+    </w:p>
+    <w:p>
+      <w:pPr>
+        <w:pStyle w:val="Nidung"/>
+        <w:spacing w:before="0" w:after="100" w:line="269" w:lineRule="auto"/>
+        <w:ind w:firstLine="0"/>
+        <w:jc w:val="left"/>
+      </w:pPr>
+    </w:p>
+    <w:tbl>
+      <w:tblPr>
+        <w:tblStyle w:val="TableGrid"/>
+        <w:tblW w:w="0" w:type="auto"/>
+        <w:tblBorders>
+          <w:top w:val="single" w:sz="4" w:space="0" w:color="D9D9D9"/>
+          <w:left w:val="single" w:sz="4" w:space="0" w:color="D9D9D9"/>
+          <w:bottom w:val="single" w:sz="4" w:space="0" w:color="D9D9D9"/>
+          <w:right w:val="single" w:sz="4" w:space="0" w:color="D9D9D9"/>
+          <w:insideH w:val="single" w:sz="4" w:space="0" w:color="D9D9D9"/>
+          <w:insideV w:val="single" w:sz="4" w:space="0" w:color="D9D9D9"/>
+        </w:tblBorders>
+        <w:tblLayout w:type="fixed"/>
+        <w:tblCellMar>
+          <w:top w:w="80" w:type="dxa"/>
+          <w:left w:w="80" w:type="dxa"/>
+          <w:bottom w:w="80" w:type="dxa"/>
+          <w:right w:w="80" w:type="dxa"/>
+        </w:tblCellMar>
+        <w:tblLook w:val="04A0" w:firstRow="1" w:lastRow="0" w:firstColumn="1" w:lastColumn="0" w:noHBand="0" w:noVBand="1"/>
+      </w:tblPr>
+      <w:tblGrid>
+        <w:gridCol w:w="9071"/>
+      </w:tblGrid>
+      <w:tr>
+        <w:trPr>
+          <w:cantSplit/>
+          <w:trHeight w:val="1247"/>
+        </w:trPr>
+        <w:tc>
+          <w:tcPr>
+            <w:tcW w:w="9071" w:type="dxa"/>
+            <w:vAlign w:val="center"/>
+          </w:tcPr>
+          <w:p>
+            <w:pPr>
+              <w:keepNext/>
+              <w:spacing w:after="60" w:line="259" w:lineRule="auto"/>
+              <w:jc w:val="center"/>
+            </w:pPr>
+            <w:r>
+              <w:rPr>
+                <w:noProof/>
+              </w:rPr>
+              <w:drawing>
+                <wp:inline distT="0" distB="0" distL="0" distR="0" wp14:anchorId="3534DD79" wp14:editId="48212986">
+                  <wp:extent cx="5303520" cy="1824043"/>
+                  <wp:effectExtent l="0" t="0" r="0" b="0"/>
+                  <wp:docPr id="3" name="Picture 3"/>
+                  <wp:cNvGraphicFramePr>
+                    <a:graphicFrameLocks xmlns:a="http://schemas.openxmlformats.org/drawingml/2006/main" noChangeAspect="1"/>
+                  </wp:cNvGraphicFramePr>
+                  <a:graphic xmlns:a="http://schemas.openxmlformats.org/drawingml/2006/main">
+                    <a:graphicData uri="http://schemas.openxmlformats.org/drawingml/2006/picture">
+                      <pic:pic xmlns:pic="http://schemas.openxmlformats.org/drawingml/2006/picture">
+                        <pic:nvPicPr>
+                          <pic:cNvPr id="0" name="03_tu_thiet_ke_1.png"/>
+                          <pic:cNvPicPr/>
+                        </pic:nvPicPr>
+                        <pic:blipFill>
+                          <a:blip r:embed="rId12"/>
+                          <a:stretch>
+                            <a:fillRect/>
+                          </a:stretch>
+                        </pic:blipFill>
+                        <pic:spPr>
+                          <a:xfrm>
+                            <a:off x="0" y="0"/>
+                            <a:ext cx="5303520" cy="1824043"/>
+                          </a:xfrm>
+                          <a:prstGeom prst="rect">
+                            <a:avLst/>
+                          </a:prstGeom>
+                        </pic:spPr>
+                      </pic:pic>
+                    </a:graphicData>
+                  </a:graphic>
+                </wp:inline>
+              </w:drawing>
+            </w:r>
+          </w:p>
+        </w:tc>
+      </w:tr>
+    </w:tbl>
+    <w:p>
+      <w:pPr>
+        <w:pStyle w:val="Chthchhnh"/>
+        <w:spacing w:before="80" w:after="100" w:line="269" w:lineRule="auto"/>
+      </w:pPr>
+      <w:bookmarkStart w:id="10" w:name="_Toc243433202"/>
+      <w:r>
+        <w:t>Hình 4.3 — Ca tự thiết kế 1 (TK01): x ở đầu mảng.</w:t>
+      </w:r>
+      <w:bookmarkEnd w:id="10"/>
+    </w:p>
+    <w:p>
+      <w:pPr>
+        <w:pStyle w:val="Nidung"/>
+        <w:spacing w:before="0" w:after="100" w:line="269" w:lineRule="auto"/>
+        <w:ind w:firstLine="0"/>
+        <w:jc w:val="left"/>
+      </w:pPr>
+    </w:p>
+    <w:p>
+      <w:pPr>
+        <w:pStyle w:val="Heading3"/>
+      </w:pPr>
+      <w:r>
+        <w:t>4.4.2. Ca TK02</w:t>
+      </w:r>
+    </w:p>
+    <w:p>
+      <w:pPr>
+        <w:pStyle w:val="Nidung"/>
+      </w:pPr>
+      <w:r>
+        <w:t>Mục đích: kiểm biên phải khi x nằm ở cuối mảng. Input [0,3,7,7], x = 7; expected first = 3, last = 4, count = 2. Actual khớp; bản tìm cuối phải xét thêm mid = 4.</w:t>
+      </w:r>
+    </w:p>
+    <w:p>
+      <w:pPr>
+        <w:pStyle w:val="Nidung"/>
+        <w:spacing w:before="0" w:after="100" w:line="269" w:lineRule="auto"/>
+        <w:ind w:firstLine="0"/>
+        <w:jc w:val="left"/>
+      </w:pPr>
+    </w:p>
+    <w:tbl>
+      <w:tblPr>
+        <w:tblStyle w:val="TableGrid"/>
+        <w:tblW w:w="0" w:type="auto"/>
+        <w:tblBorders>
+          <w:top w:val="single" w:sz="4" w:space="0" w:color="D9D9D9"/>
+          <w:left w:val="single" w:sz="4" w:space="0" w:color="D9D9D9"/>
+          <w:bottom w:val="single" w:sz="4" w:space="0" w:color="D9D9D9"/>
+          <w:right w:val="single" w:sz="4" w:space="0" w:color="D9D9D9"/>
+          <w:insideH w:val="single" w:sz="4" w:space="0" w:color="D9D9D9"/>
+          <w:insideV w:val="single" w:sz="4" w:space="0" w:color="D9D9D9"/>
+        </w:tblBorders>
+        <w:tblLayout w:type="fixed"/>
+        <w:tblCellMar>
+          <w:top w:w="80" w:type="dxa"/>
+          <w:left w:w="80" w:type="dxa"/>
+          <w:bottom w:w="80" w:type="dxa"/>
+          <w:right w:w="80" w:type="dxa"/>
+        </w:tblCellMar>
+        <w:tblLook w:val="04A0" w:firstRow="1" w:lastRow="0" w:firstColumn="1" w:lastColumn="0" w:noHBand="0" w:noVBand="1"/>
+      </w:tblPr>
+      <w:tblGrid>
+        <w:gridCol w:w="9071"/>
+      </w:tblGrid>
+      <w:tr>
+        <w:trPr>
+          <w:cantSplit/>
+          <w:trHeight w:val="1247"/>
+        </w:trPr>
+        <w:tc>
+          <w:tcPr>
+            <w:tcW w:w="9071" w:type="dxa"/>
+            <w:vAlign w:val="center"/>
+          </w:tcPr>
+          <w:p>
+            <w:pPr>
+              <w:keepNext/>
+              <w:spacing w:after="60" w:line="259" w:lineRule="auto"/>
+              <w:jc w:val="center"/>
+            </w:pPr>
+            <w:r>
+              <w:rPr>
+                <w:noProof/>
+              </w:rPr>
+              <w:drawing>
+                <wp:inline distT="0" distB="0" distL="0" distR="0" wp14:anchorId="3B42C6DB" wp14:editId="0BD39CD9">
+                  <wp:extent cx="5303520" cy="1824043"/>
+                  <wp:effectExtent l="0" t="0" r="0" b="0"/>
+                  <wp:docPr id="4" name="Picture 4"/>
+                  <wp:cNvGraphicFramePr>
+                    <a:graphicFrameLocks xmlns:a="http://schemas.openxmlformats.org/drawingml/2006/main" noChangeAspect="1"/>
+                  </wp:cNvGraphicFramePr>
+                  <a:graphic xmlns:a="http://schemas.openxmlformats.org/drawingml/2006/main">
+                    <a:graphicData uri="http://schemas.openxmlformats.org/drawingml/2006/picture">
+                      <pic:pic xmlns:pic="http://schemas.openxmlformats.org/drawingml/2006/picture">
+                        <pic:nvPicPr>
+                          <pic:cNvPr id="0" name="04_tu_thiet_ke_2.png"/>
+                          <pic:cNvPicPr/>
+                        </pic:nvPicPr>
+                        <pic:blipFill>
+                          <a:blip r:embed="rId13"/>
+                          <a:stretch>
+                            <a:fillRect/>
+                          </a:stretch>
+                        </pic:blipFill>
+                        <pic:spPr>
+                          <a:xfrm>
+                            <a:off x="0" y="0"/>
+                            <a:ext cx="5303520" cy="1824043"/>
+                          </a:xfrm>
+                          <a:prstGeom prst="rect">
+                            <a:avLst/>
+                          </a:prstGeom>
+                        </pic:spPr>
+                      </pic:pic>
+                    </a:graphicData>
+                  </a:graphic>
+                </wp:inline>
+              </w:drawing>
+            </w:r>
+          </w:p>
+        </w:tc>
+      </w:tr>
+    </w:tbl>
+    <w:p>
+      <w:pPr>
+        <w:pStyle w:val="Chthchhnh"/>
+        <w:spacing w:before="80" w:after="100" w:line="269" w:lineRule="auto"/>
+      </w:pPr>
+      <w:bookmarkStart w:id="11" w:name="_Toc243433203"/>
+      <w:r>
+        <w:t>Hình 4.4 — Ca tự thiết kế 2 (TK02): x ở cuối mảng.</w:t>
+      </w:r>
+      <w:bookmarkEnd w:id="11"/>
+    </w:p>
+    <w:p>
+      <w:pPr>
+        <w:pStyle w:val="Nidung"/>
+        <w:spacing w:before="0" w:after="100" w:line="269" w:lineRule="auto"/>
+        <w:ind w:firstLine="0"/>
+        <w:jc w:val="left"/>
+      </w:pPr>
+    </w:p>
+    <w:p>
+      <w:pPr>
+        <w:pStyle w:val="Heading2"/>
+        <w:pageBreakBefore/>
+        <w:spacing w:before="0" w:after="100" w:line="269" w:lineRule="auto"/>
+        <w:ind w:firstLine="0"/>
+        <w:jc w:val="center"/>
+      </w:pPr>
+      <w:bookmarkStart w:id="12" w:name="_Toc243433170"/>
+      <w:r>
+        <w:lastRenderedPageBreak/>
+        <w:t>4.5. Ba ca biên phù hợp với đề tài</w:t>
+      </w:r>
+      <w:bookmarkEnd w:id="12"/>
+    </w:p>
+    <w:p>
+      <w:pPr>
+        <w:pStyle w:val="Heading3"/>
+      </w:pPr>
+      <w:r>
+        <w:t>4.5.1. Ca BIEN01</w:t>
+      </w:r>
+    </w:p>
+    <w:p>
+      <w:pPr>
+        <w:pStyle w:val="Nidung"/>
+      </w:pPr>
+      <w:r>
+        <w:t>Biên theo phiếu: [1,2], x = 1. Expected (1,1,1): x ở ngay đầu mảng, không có khóa trùng. Actual khớp; bản tìm đầu chỉ 1 lần xét, bản tìm cuối 2 lần.</w:t>
+      </w:r>
+    </w:p>
+    <w:p>
+      <w:pPr>
+        <w:pStyle w:val="Nidung"/>
+        <w:spacing w:before="0" w:after="100" w:line="269" w:lineRule="auto"/>
+        <w:ind w:firstLine="0"/>
+        <w:jc w:val="left"/>
+      </w:pPr>
+    </w:p>
+    <w:p>
+      <w:pPr>
+        <w:pStyle w:val="Nidung"/>
+        <w:spacing w:before="0" w:after="100" w:line="269" w:lineRule="auto"/>
+        <w:ind w:firstLine="0"/>
+        <w:jc w:val="left"/>
+      </w:pPr>
+    </w:p>
+    <w:tbl>
+      <w:tblPr>
+        <w:tblStyle w:val="TableGrid"/>
+        <w:tblW w:w="0" w:type="auto"/>
+        <w:tblBorders>
+          <w:top w:val="single" w:sz="4" w:space="0" w:color="D9D9D9"/>
+          <w:left w:val="single" w:sz="4" w:space="0" w:color="D9D9D9"/>
+          <w:bottom w:val="single" w:sz="4" w:space="0" w:color="D9D9D9"/>
+          <w:right w:val="single" w:sz="4" w:space="0" w:color="D9D9D9"/>
+          <w:insideH w:val="single" w:sz="4" w:space="0" w:color="D9D9D9"/>
+          <w:insideV w:val="single" w:sz="4" w:space="0" w:color="D9D9D9"/>
+        </w:tblBorders>
+        <w:tblLayout w:type="fixed"/>
+        <w:tblCellMar>
+          <w:top w:w="80" w:type="dxa"/>
+          <w:left w:w="80" w:type="dxa"/>
+          <w:bottom w:w="80" w:type="dxa"/>
+          <w:right w:w="80" w:type="dxa"/>
+        </w:tblCellMar>
+        <w:tblLook w:val="04A0" w:firstRow="1" w:lastRow="0" w:firstColumn="1" w:lastColumn="0" w:noHBand="0" w:noVBand="1"/>
+      </w:tblPr>
+      <w:tblGrid>
+        <w:gridCol w:w="9071"/>
+      </w:tblGrid>
+      <w:tr>
+        <w:trPr>
+          <w:cantSplit/>
+          <w:trHeight w:val="1247"/>
+        </w:trPr>
+        <w:tc>
+          <w:tcPr>
+            <w:tcW w:w="9071" w:type="dxa"/>
+            <w:vAlign w:val="center"/>
+          </w:tcPr>
+          <w:p>
+            <w:pPr>
+              <w:keepNext/>
+              <w:spacing w:after="60" w:line="259" w:lineRule="auto"/>
+              <w:jc w:val="center"/>
+            </w:pPr>
+            <w:r>
+              <w:rPr>
+                <w:noProof/>
+              </w:rPr>
+              <w:drawing>
+                <wp:inline distT="0" distB="0" distL="0" distR="0" wp14:anchorId="5034E9C7" wp14:editId="18F952EF">
+                  <wp:extent cx="5303520" cy="1824043"/>
+                  <wp:effectExtent l="0" t="0" r="0" b="0"/>
+                  <wp:docPr id="5" name="Picture 5"/>
+                  <wp:cNvGraphicFramePr>
+                    <a:graphicFrameLocks xmlns:a="http://schemas.openxmlformats.org/drawingml/2006/main" noChangeAspect="1"/>
+                  </wp:cNvGraphicFramePr>
+                  <a:graphic xmlns:a="http://schemas.openxmlformats.org/drawingml/2006/main">
+                    <a:graphicData uri="http://schemas.openxmlformats.org/drawingml/2006/picture">
+                      <pic:pic xmlns:pic="http://schemas.openxmlformats.org/drawingml/2006/picture">
+                        <pic:nvPicPr>
+                          <pic:cNvPr id="0" name="05_bien_1.png"/>
+                          <pic:cNvPicPr/>
+                        </pic:nvPicPr>
+                        <pic:blipFill>
+                          <a:blip r:embed="rId14"/>
+                          <a:stretch>
+                            <a:fillRect/>
+                          </a:stretch>
+                        </pic:blipFill>
+                        <pic:spPr>
+                          <a:xfrm>
+                            <a:off x="0" y="0"/>
+                            <a:ext cx="5303520" cy="1824043"/>
+                          </a:xfrm>
+                          <a:prstGeom prst="rect">
+                            <a:avLst/>
+                          </a:prstGeom>
+                        </pic:spPr>
+                      </pic:pic>
+                    </a:graphicData>
+                  </a:graphic>
+                </wp:inline>
+              </w:drawing>
+            </w:r>
+          </w:p>
+        </w:tc>
+      </w:tr>
+    </w:tbl>
+    <w:p>
+      <w:pPr>
+        <w:pStyle w:val="Chthchhnh"/>
+        <w:spacing w:before="80" w:after="100" w:line="269" w:lineRule="auto"/>
+      </w:pPr>
+      <w:bookmarkStart w:id="13" w:name="_Toc243433204"/>
+      <w:r>
+        <w:t>Hình 4.5 — Biên 1 (BIEN01): mảng hai phần tử.</w:t>
+      </w:r>
+      <w:bookmarkEnd w:id="13"/>
+    </w:p>
+    <w:p>
+      <w:pPr>
+        <w:pStyle w:val="Nidung"/>
+        <w:spacing w:before="0" w:after="100" w:line="269" w:lineRule="auto"/>
+        <w:ind w:firstLine="0"/>
+        <w:jc w:val="left"/>
+      </w:pPr>
+    </w:p>
+    <w:p>
+      <w:pPr>
+        <w:pStyle w:val="Heading3"/>
+      </w:pPr>
+      <w:r>
+        <w:t>4.5.2. Ca BIEN02</w:t>
+      </w:r>
+    </w:p>
+    <w:p>
+      <w:pPr>
+        <w:pStyle w:val="Nidung"/>
+      </w:pPr>
+      <w:r>
+        <w:t>Biên: mảng rỗng Int[], x = 5 (ca phiếu 5). Expected (0,0,0) và 0 lần xét mid. Actual khớp; chương trình không truy cập a[mid] khi n = 0.</w:t>
+      </w:r>
+    </w:p>
+    <w:p>
+      <w:pPr>
+        <w:pStyle w:val="Nidung"/>
+        <w:spacing w:before="0" w:after="100" w:line="269" w:lineRule="auto"/>
+        <w:ind w:firstLine="0"/>
+        <w:jc w:val="left"/>
+      </w:pPr>
+    </w:p>
+    <w:tbl>
+      <w:tblPr>
+        <w:tblStyle w:val="TableGrid"/>
+        <w:tblW w:w="0" w:type="auto"/>
+        <w:tblBorders>
+          <w:top w:val="single" w:sz="4" w:space="0" w:color="D9D9D9"/>
+          <w:left w:val="single" w:sz="4" w:space="0" w:color="D9D9D9"/>
+          <w:bottom w:val="single" w:sz="4" w:space="0" w:color="D9D9D9"/>
+          <w:right w:val="single" w:sz="4" w:space="0" w:color="D9D9D9"/>
+          <w:insideH w:val="single" w:sz="4" w:space="0" w:color="D9D9D9"/>
+          <w:insideV w:val="single" w:sz="4" w:space="0" w:color="D9D9D9"/>
+        </w:tblBorders>
+        <w:tblLayout w:type="fixed"/>
+        <w:tblCellMar>
+          <w:top w:w="80" w:type="dxa"/>
+          <w:left w:w="80" w:type="dxa"/>
+          <w:bottom w:w="80" w:type="dxa"/>
+          <w:right w:w="80" w:type="dxa"/>
+        </w:tblCellMar>
+        <w:tblLook w:val="04A0" w:firstRow="1" w:lastRow="0" w:firstColumn="1" w:lastColumn="0" w:noHBand="0" w:noVBand="1"/>
+      </w:tblPr>
+      <w:tblGrid>
+        <w:gridCol w:w="9071"/>
+      </w:tblGrid>
+      <w:tr>
+        <w:trPr>
+          <w:cantSplit/>
+          <w:trHeight w:val="1247"/>
+        </w:trPr>
+        <w:tc>
+          <w:tcPr>
+            <w:tcW w:w="9071" w:type="dxa"/>
+            <w:vAlign w:val="center"/>
+          </w:tcPr>
+          <w:p>
+            <w:pPr>
+              <w:keepNext/>
+              <w:spacing w:after="60" w:line="259" w:lineRule="auto"/>
+              <w:jc w:val="center"/>
+            </w:pPr>
+            <w:r>
+              <w:rPr>
+                <w:noProof/>
+              </w:rPr>
+              <w:drawing>
+                <wp:inline distT="0" distB="0" distL="0" distR="0" wp14:anchorId="2FEF53EC" wp14:editId="0B7347F3">
+                  <wp:extent cx="5303520" cy="1824043"/>
+                  <wp:effectExtent l="0" t="0" r="0" b="0"/>
+                  <wp:docPr id="6" name="Picture 6"/>
+                  <wp:cNvGraphicFramePr>
+                    <a:graphicFrameLocks xmlns:a="http://schemas.openxmlformats.org/drawingml/2006/main" noChangeAspect="1"/>
+                  </wp:cNvGraphicFramePr>
+                  <a:graphic xmlns:a="http://schemas.openxmlformats.org/drawingml/2006/main">
+                    <a:graphicData uri="http://schemas.openxmlformats.org/drawingml/2006/picture">
+                      <pic:pic xmlns:pic="http://schemas.openxmlformats.org/drawingml/2006/picture">
+                        <pic:nvPicPr>
+                          <pic:cNvPr id="0" name="06_bien_2.png"/>
+                          <pic:cNvPicPr/>
+                        </pic:nvPicPr>
+                        <pic:blipFill>
+                          <a:blip r:embed="rId15"/>
+                          <a:stretch>
+                            <a:fillRect/>
+                          </a:stretch>
+                        </pic:blipFill>
+                        <pic:spPr>
+                          <a:xfrm>
+                            <a:off x="0" y="0"/>
+                            <a:ext cx="5303520" cy="1824043"/>
+                          </a:xfrm>
+                          <a:prstGeom prst="rect">
+                            <a:avLst/>
+                          </a:prstGeom>
+                        </pic:spPr>
+                      </pic:pic>
+                    </a:graphicData>
+                  </a:graphic>
+                </wp:inline>
+              </w:drawing>
+            </w:r>
+          </w:p>
+        </w:tc>
+      </w:tr>
+    </w:tbl>
+    <w:p>
+      <w:pPr>
+        <w:pStyle w:val="Chthchhnh"/>
+        <w:spacing w:before="80" w:after="100" w:line="269" w:lineRule="auto"/>
+      </w:pPr>
+      <w:bookmarkStart w:id="14" w:name="_Toc243433205"/>
+      <w:r>
+        <w:t>Hình 4.6 — Biên 2 (BIEN02): mảng rỗng.</w:t>
+      </w:r>
+      <w:bookmarkEnd w:id="14"/>
+    </w:p>
+    <w:p>
+      <w:pPr>
+        <w:pStyle w:val="Nidung"/>
+        <w:spacing w:before="0" w:after="100" w:line="269" w:lineRule="auto"/>
+        <w:ind w:firstLine="0"/>
+        <w:jc w:val="left"/>
+      </w:pPr>
+    </w:p>
+    <w:p>
+      <w:pPr>
+        <w:pStyle w:val="Heading3"/>
+      </w:pPr>
+      <w:r>
+        <w:t>4.5.3. Ca BIEN03</w:t>
+      </w:r>
+    </w:p>
+    <w:p>
+      <w:pPr>
+        <w:pStyle w:val="Nidung"/>
+      </w:pPr>
+      <w:r>
+        <w:t>Biên: toàn bộ mảng bằng x, [5,5,5], x = 5 (ca phiếu 3). Expected (1,3,3): hai biên là hai đầu mảng, tần suất bằng n. Actual khớp; đây là trường hợp vùng bằng x chiếm cả mảng.</w:t>
+      </w:r>
+    </w:p>
+    <w:p>
+      <w:pPr>
+        <w:pStyle w:val="Nidung"/>
+        <w:spacing w:before="0" w:after="100" w:line="269" w:lineRule="auto"/>
+        <w:ind w:firstLine="0"/>
+        <w:jc w:val="left"/>
+      </w:pPr>
+    </w:p>
+    <w:p>
+      <w:pPr>
+        <w:pStyle w:val="Nidung"/>
+        <w:spacing w:before="0" w:after="100" w:line="269" w:lineRule="auto"/>
+        <w:ind w:firstLine="0"/>
+        <w:jc w:val="left"/>
+      </w:pPr>
+    </w:p>
+    <w:tbl>
+      <w:tblPr>
+        <w:tblStyle w:val="TableGrid"/>
+        <w:tblW w:w="0" w:type="auto"/>
+        <w:tblBorders>
+          <w:top w:val="single" w:sz="4" w:space="0" w:color="D9D9D9"/>
+          <w:left w:val="single" w:sz="4" w:space="0" w:color="D9D9D9"/>
+          <w:bottom w:val="single" w:sz="4" w:space="0" w:color="D9D9D9"/>
+          <w:right w:val="single" w:sz="4" w:space="0" w:color="D9D9D9"/>
+          <w:insideH w:val="single" w:sz="4" w:space="0" w:color="D9D9D9"/>
+          <w:insideV w:val="single" w:sz="4" w:space="0" w:color="D9D9D9"/>
+        </w:tblBorders>
+        <w:tblLayout w:type="fixed"/>
+        <w:tblCellMar>
+          <w:top w:w="80" w:type="dxa"/>
+          <w:left w:w="80" w:type="dxa"/>
+          <w:bottom w:w="80" w:type="dxa"/>
+          <w:right w:w="80" w:type="dxa"/>
+        </w:tblCellMar>
+        <w:tblLook w:val="04A0" w:firstRow="1" w:lastRow="0" w:firstColumn="1" w:lastColumn="0" w:noHBand="0" w:noVBand="1"/>
+      </w:tblPr>
+      <w:tblGrid>
+        <w:gridCol w:w="9071"/>
+      </w:tblGrid>
+      <w:tr>
+        <w:trPr>
+          <w:cantSplit/>
+          <w:trHeight w:val="1247"/>
+        </w:trPr>
+        <w:tc>
+          <w:tcPr>
+            <w:tcW w:w="9071" w:type="dxa"/>
+            <w:vAlign w:val="center"/>
+          </w:tcPr>
+          <w:p>
+            <w:pPr>
+              <w:keepNext/>
+              <w:spacing w:after="60" w:line="259" w:lineRule="auto"/>
+              <w:jc w:val="center"/>
+            </w:pPr>
+            <w:r>
+              <w:rPr>
+                <w:noProof/>
+              </w:rPr>
+              <w:drawing>
+                <wp:inline distT="0" distB="0" distL="0" distR="0" wp14:anchorId="609BE621" wp14:editId="57D86A4F">
+                  <wp:extent cx="5303520" cy="1824043"/>
+                  <wp:effectExtent l="0" t="0" r="0" b="0"/>
+                  <wp:docPr id="7" name="Picture 7"/>
+                  <wp:cNvGraphicFramePr>
+                    <a:graphicFrameLocks xmlns:a="http://schemas.openxmlformats.org/drawingml/2006/main" noChangeAspect="1"/>
+                  </wp:cNvGraphicFramePr>
+                  <a:graphic xmlns:a="http://schemas.openxmlformats.org/drawingml/2006/main">
+                    <a:graphicData uri="http://schemas.openxmlformats.org/drawingml/2006/picture">
+                      <pic:pic xmlns:pic="http://schemas.openxmlformats.org/drawingml/2006/picture">
+                        <pic:nvPicPr>
+                          <pic:cNvPr id="0" name="07_bien_3.png"/>
+                          <pic:cNvPicPr/>
+                        </pic:nvPicPr>
+                        <pic:blipFill>
+                          <a:blip r:embed="rId16"/>
+                          <a:stretch>
+                            <a:fillRect/>
+                          </a:stretch>
+                        </pic:blipFill>
+                        <pic:spPr>
+                          <a:xfrm>
+                            <a:off x="0" y="0"/>
+                            <a:ext cx="5303520" cy="1824043"/>
+                          </a:xfrm>
+                          <a:prstGeom prst="rect">
+                            <a:avLst/>
+                          </a:prstGeom>
+                        </pic:spPr>
+                      </pic:pic>
+                    </a:graphicData>
+                  </a:graphic>
+                </wp:inline>
+              </w:drawing>
+            </w:r>
+          </w:p>
+        </w:tc>
+      </w:tr>
+    </w:tbl>
+    <w:p>
+      <w:pPr>
+        <w:pStyle w:val="Chthchhnh"/>
+        <w:spacing w:before="80" w:after="100" w:line="269" w:lineRule="auto"/>
+      </w:pPr>
+      <w:bookmarkStart w:id="15" w:name="_Toc243433206"/>
+      <w:r>
+        <w:t>Hình 4.7 — Biên 3 (BIEN03): toàn mảng bằng x.</w:t>
+      </w:r>
+      <w:bookmarkEnd w:id="15"/>
+    </w:p>
+    <w:p>
+      <w:pPr>
+        <w:pStyle w:val="Nidung"/>
+        <w:spacing w:before="0" w:after="100" w:line="269" w:lineRule="auto"/>
+        <w:ind w:firstLine="0"/>
+        <w:jc w:val="left"/>
+      </w:pPr>
+    </w:p>
+    <w:p>
+      <w:pPr>
+        <w:pStyle w:val="Heading2"/>
+      </w:pPr>
+      <w:bookmarkStart w:id="16" w:name="_Toc243433171"/>
+      <w:r>
+        <w:t>4.6. Kiểm tra input không hợp lệ — LOI01</w:t>
+      </w:r>
+      <w:bookmarkEnd w:id="16"/>
+    </w:p>
+    <w:p>
+      <w:pPr>
+        <w:pStyle w:val="Nidung"/>
+      </w:pPr>
+      <w:r>
+        <w:t>Điều kiện phiếu bị vi phạm: mảng [3,1,2] không tăng; n = 10001 &gt; 10000; x = 2.5 không nguyên. Expected: kiem_tra_dau_vao hoặc kiểm tra x ném ArgumentError kèm lý do, không vào lõi tìm kiếm. Actual: cả ba trường hợp đều bị từ chối đúng.</w:t>
+      </w:r>
+    </w:p>
+    <w:p>
+      <w:pPr>
+        <w:pStyle w:val="Nidung"/>
+        <w:spacing w:before="0" w:after="100" w:line="269" w:lineRule="auto"/>
+        <w:ind w:firstLine="0"/>
+        <w:jc w:val="left"/>
+      </w:pPr>
+    </w:p>
+    <w:tbl>
+      <w:tblPr>
+        <w:tblStyle w:val="TableGrid"/>
+        <w:tblW w:w="0" w:type="auto"/>
+        <w:tblBorders>
+          <w:top w:val="single" w:sz="4" w:space="0" w:color="D9D9D9"/>
+          <w:left w:val="single" w:sz="4" w:space="0" w:color="D9D9D9"/>
+          <w:bottom w:val="single" w:sz="4" w:space="0" w:color="D9D9D9"/>
+          <w:right w:val="single" w:sz="4" w:space="0" w:color="D9D9D9"/>
+          <w:insideH w:val="single" w:sz="4" w:space="0" w:color="D9D9D9"/>
+          <w:insideV w:val="single" w:sz="4" w:space="0" w:color="D9D9D9"/>
+        </w:tblBorders>
+        <w:tblLayout w:type="fixed"/>
+        <w:tblCellMar>
+          <w:top w:w="80" w:type="dxa"/>
+          <w:left w:w="80" w:type="dxa"/>
+          <w:bottom w:w="80" w:type="dxa"/>
+          <w:right w:w="80" w:type="dxa"/>
+        </w:tblCellMar>
+        <w:tblLook w:val="04A0" w:firstRow="1" w:lastRow="0" w:firstColumn="1" w:lastColumn="0" w:noHBand="0" w:noVBand="1"/>
+      </w:tblPr>
+      <w:tblGrid>
+        <w:gridCol w:w="9071"/>
+      </w:tblGrid>
+      <w:tr>
+        <w:trPr>
+          <w:cantSplit/>
+          <w:trHeight w:val="1247"/>
+        </w:trPr>
+        <w:tc>
+          <w:tcPr>
+            <w:tcW w:w="9071" w:type="dxa"/>
+            <w:vAlign w:val="center"/>
+          </w:tcPr>
+          <w:p>
+            <w:pPr>
+              <w:keepNext/>
+              <w:spacing w:after="60" w:line="259" w:lineRule="auto"/>
+              <w:jc w:val="center"/>
+            </w:pPr>
+            <w:r>
+              <w:rPr>
+                <w:noProof/>
+              </w:rPr>
+              <w:drawing>
+                <wp:inline distT="0" distB="0" distL="0" distR="0" wp14:anchorId="24734F3D" wp14:editId="76B39845">
+                  <wp:extent cx="5303520" cy="1824043"/>
+                  <wp:effectExtent l="0" t="0" r="0" b="0"/>
+                  <wp:docPr id="8" name="Picture 8"/>
+                  <wp:cNvGraphicFramePr>
+                    <a:graphicFrameLocks xmlns:a="http://schemas.openxmlformats.org/drawingml/2006/main" noChangeAspect="1"/>
+                  </wp:cNvGraphicFramePr>
+                  <a:graphic xmlns:a="http://schemas.openxmlformats.org/drawingml/2006/main">
+                    <a:graphicData uri="http://schemas.openxmlformats.org/drawingml/2006/picture">
+                      <pic:pic xmlns:pic="http://schemas.openxmlformats.org/drawingml/2006/picture">
+                        <pic:nvPicPr>
+                          <pic:cNvPr id="0" name="08_input_khong_hop_le.png"/>
+                          <pic:cNvPicPr/>
+                        </pic:nvPicPr>
+                        <pic:blipFill>
+                          <a:blip r:embed="rId17"/>
+                          <a:stretch>
+                            <a:fillRect/>
+                          </a:stretch>
+                        </pic:blipFill>
+                        <pic:spPr>
+                          <a:xfrm>
+                            <a:off x="0" y="0"/>
+                            <a:ext cx="5303520" cy="1824043"/>
+                          </a:xfrm>
+                          <a:prstGeom prst="rect">
+                            <a:avLst/>
+                          </a:prstGeom>
+                        </pic:spPr>
+                      </pic:pic>
+                    </a:graphicData>
+                  </a:graphic>
+                </wp:inline>
+              </w:drawing>
+            </w:r>
+          </w:p>
+        </w:tc>
+      </w:tr>
+    </w:tbl>
+    <w:p>
+      <w:pPr>
+        <w:pStyle w:val="Chthchhnh"/>
+        <w:spacing w:before="80" w:after="100" w:line="269" w:lineRule="auto"/>
+      </w:pPr>
+      <w:bookmarkStart w:id="17" w:name="_Toc243433207"/>
+      <w:r>
+        <w:t>Hình 4.8 — Input không hợp lệ (LOI01).</w:t>
+      </w:r>
+      <w:bookmarkEnd w:id="17"/>
+    </w:p>
+    <w:p>
+      <w:pPr>
+        <w:pStyle w:val="Nidung"/>
+        <w:spacing w:before="0" w:after="100" w:line="269" w:lineRule="auto"/>
+        <w:ind w:firstLine="0"/>
+        <w:jc w:val="left"/>
+      </w:pPr>
+    </w:p>
+    <w:p>
+      <w:pPr>
+        <w:pStyle w:val="Heading2"/>
+      </w:pPr>
+      <w:bookmarkStart w:id="18" w:name="_Toc243433172"/>
+      <w:r>
+        <w:t>4.7. Kết quả toàn bộ kiểm thử</w:t>
+      </w:r>
+      <w:bookmarkEnd w:id="18"/>
+    </w:p>
+    <w:p>
+      <w:pPr>
+        <w:pStyle w:val="Nidung"/>
+      </w:pPr>
+      <w:r>
+        <w:t>Chạy lại toàn bộ bộ kiểm thử: 3 nhóm, 18.624 phép kiểm đều đạt (21 + 18.594 + 9). Nhóm chức năng kiểm 12 ca chức năng và 1 ca lỗi (LOI01); nhóm đối chiếu kiểm 18.594 bất biến trên mảng ngẫu nhiên; nhóm dữ liệu vào kiểm 9 trường hợp lỗi/hợp lệ. Không còn ca FAIL.</w:t>
+      </w:r>
+    </w:p>
+    <w:p>
+      <w:pPr>
+        <w:pStyle w:val="Nidung"/>
+        <w:spacing w:before="0" w:after="100" w:line="269" w:lineRule="auto"/>
+        <w:ind w:firstLine="0"/>
+        <w:jc w:val="left"/>
+      </w:pPr>
+    </w:p>
+    <w:tbl>
+      <w:tblPr>
+        <w:tblStyle w:val="TableGrid"/>
+        <w:tblW w:w="0" w:type="auto"/>
+        <w:tblBorders>
+          <w:top w:val="single" w:sz="4" w:space="0" w:color="D9D9D9"/>
+          <w:left w:val="single" w:sz="4" w:space="0" w:color="D9D9D9"/>
+          <w:bottom w:val="single" w:sz="4" w:space="0" w:color="D9D9D9"/>
+          <w:right w:val="single" w:sz="4" w:space="0" w:color="D9D9D9"/>
+          <w:insideH w:val="single" w:sz="4" w:space="0" w:color="D9D9D9"/>
+          <w:insideV w:val="single" w:sz="4" w:space="0" w:color="D9D9D9"/>
+        </w:tblBorders>
+        <w:tblLayout w:type="fixed"/>
+        <w:tblCellMar>
+          <w:top w:w="80" w:type="dxa"/>
+          <w:left w:w="80" w:type="dxa"/>
+          <w:bottom w:w="80" w:type="dxa"/>
+          <w:right w:w="80" w:type="dxa"/>
+        </w:tblCellMar>
+        <w:tblLook w:val="04A0" w:firstRow="1" w:lastRow="0" w:firstColumn="1" w:lastColumn="0" w:noHBand="0" w:noVBand="1"/>
+      </w:tblPr>
+      <w:tblGrid>
+        <w:gridCol w:w="9071"/>
+      </w:tblGrid>
+      <w:tr>
+        <w:trPr>
+          <w:cantSplit/>
+          <w:trHeight w:val="1247"/>
+        </w:trPr>
+        <w:tc>
+          <w:tcPr>
+            <w:tcW w:w="9071" w:type="dxa"/>
+            <w:vAlign w:val="center"/>
+          </w:tcPr>
+          <w:p>
+            <w:pPr>
+              <w:keepNext/>
+              <w:spacing w:after="60" w:line="259" w:lineRule="auto"/>
+              <w:jc w:val="center"/>
+            </w:pPr>
+            <w:r>
+              <w:rPr>
+                <w:noProof/>
+              </w:rPr>
+              <w:lastRenderedPageBreak/>
+              <w:drawing>
+                <wp:inline distT="0" distB="0" distL="0" distR="0" wp14:anchorId="62E58959" wp14:editId="1AD305F5">
+                  <wp:extent cx="5303520" cy="1521165"/>
+                  <wp:effectExtent l="0" t="0" r="0" b="0"/>
+                  <wp:docPr id="9" name="Picture 9"/>
+                  <wp:cNvGraphicFramePr>
+                    <a:graphicFrameLocks xmlns:a="http://schemas.openxmlformats.org/drawingml/2006/main" noChangeAspect="1"/>
+                  </wp:cNvGraphicFramePr>
+                  <a:graphic xmlns:a="http://schemas.openxmlformats.org/drawingml/2006/main">
+                    <a:graphicData uri="http://schemas.openxmlformats.org/drawingml/2006/picture">
+                      <pic:pic xmlns:pic="http://schemas.openxmlformats.org/drawingml/2006/picture">
+                        <pic:nvPicPr>
+                          <pic:cNvPr id="0" name="09_tong_ket_kiem_thu.png"/>
+                          <pic:cNvPicPr/>
+                        </pic:nvPicPr>
+                        <pic:blipFill>
+                          <a:blip r:embed="rId18"/>
+                          <a:stretch>
+                            <a:fillRect/>
+                          </a:stretch>
+                        </pic:blipFill>
+                        <pic:spPr>
+                          <a:xfrm>
+                            <a:off x="0" y="0"/>
+                            <a:ext cx="5303520" cy="1521165"/>
+                          </a:xfrm>
+                          <a:prstGeom prst="rect">
+                            <a:avLst/>
+                          </a:prstGeom>
+                        </pic:spPr>
+                      </pic:pic>
+                    </a:graphicData>
+                  </a:graphic>
+                </wp:inline>
+              </w:drawing>
+            </w:r>
+          </w:p>
+        </w:tc>
+      </w:tr>
+    </w:tbl>
+    <w:p>
+      <w:pPr>
+        <w:pStyle w:val="Chthchhnh"/>
+        <w:spacing w:before="80" w:after="100" w:line="269" w:lineRule="auto"/>
+      </w:pPr>
+      <w:bookmarkStart w:id="19" w:name="_Toc243433208"/>
+      <w:r>
+        <w:t>Hình 4.9 — Tổng kết kiểm thử: 18.624/18.624 phép kiểm đạt.</w:t>
+      </w:r>
+      <w:bookmarkEnd w:id="19"/>
+    </w:p>
+    <w:p>
+      <w:pPr>
+        <w:pStyle w:val="Nidung"/>
+        <w:spacing w:before="0" w:after="100" w:line="269" w:lineRule="auto"/>
+        <w:ind w:firstLine="0"/>
+        <w:jc w:val="left"/>
+      </w:pPr>
+    </w:p>
+    <w:p>
+      <w:pPr>
+        <w:pStyle w:val="Heading2"/>
+      </w:pPr>
+      <w:bookmarkStart w:id="20" w:name="_Toc243433173"/>
+      <w:r>
+        <w:t>4.8. Khảo sát bốn quy mô hợp lệ</w:t>
+      </w:r>
+      <w:bookmarkEnd w:id="20"/>
+    </w:p>
+    <w:p>
+      <w:pPr>
+        <w:pStyle w:val="Heading3"/>
+      </w:pPr>
+      <w:r>
+        <w:t>4.8.1. Dữ liệu và điều kiện khảo sát</w:t>
+      </w:r>
+    </w:p>
+    <w:p>
+      <w:pPr>
+        <w:pStyle w:val="Nidung"/>
+      </w:pPr>
+      <w:r>
+        <w:t>Khảo sát bốn quy mô n = 5, 50, 500, 5000 trên mảng tăng có nhiều khóa trùng; x lấy tại vị trí giữa mảng để chắc chắn có mặt. Phép đếm là số lần xét mid của từng biên và tổng hai lần; so sánh với số phép so sánh của quét tuyến tính. Thời gian đo bằng time_ns, lấy tốt nhất trong 5 lần chạy.</w:t>
+      </w:r>
+    </w:p>
+    <w:p>
+      <w:pPr>
+        <w:pStyle w:val="Nidung"/>
+        <w:spacing w:before="0" w:after="100" w:line="269" w:lineRule="auto"/>
+        <w:ind w:firstLine="0"/>
+        <w:jc w:val="left"/>
+      </w:pPr>
+    </w:p>
+    <w:p>
+      <w:pPr>
+        <w:pStyle w:val="Heading3"/>
+      </w:pPr>
+      <w:r>
+        <w:t>4.8.2. Kết quả và giới hạn nhận xét</w:t>
+      </w:r>
+    </w:p>
+    <w:p>
+      <w:pPr>
+        <w:pStyle w:val="Nidung"/>
+      </w:pPr>
+      <w:r>
+        <w:t>Số lần xét mid tăng theo log₂(n): 5 → 12 → 18 → 25 khi n tăng 1000 lần. Quét tuyến tính tăng gần tuyến tính (6 → 50 → 480 → 4.781). Kết quả khớp trần 2·⌈log₂(n+1)⌉ và xác nhận O(log n) cho cả hai lần tìm.</w:t>
+      </w:r>
+    </w:p>
+    <w:p>
+      <w:pPr>
+        <w:pStyle w:val="Nidung"/>
+        <w:spacing w:before="0" w:after="100" w:line="269" w:lineRule="auto"/>
+        <w:ind w:firstLine="0"/>
+        <w:jc w:val="left"/>
+      </w:pPr>
+    </w:p>
+    <w:p>
+      <w:pPr>
+        <w:pStyle w:val="Nidung"/>
+        <w:spacing w:before="0" w:line="269" w:lineRule="auto"/>
+        <w:ind w:firstLine="0"/>
+        <w:jc w:val="left"/>
+      </w:pPr>
+    </w:p>
+    <w:p>
+      <w:pPr>
+        <w:pStyle w:val="Chthchbng"/>
+        <w:spacing w:before="0" w:after="100" w:line="269" w:lineRule="auto"/>
+        <w:jc w:val="left"/>
+      </w:pPr>
+      <w:bookmarkStart w:id="21" w:name="_Toc243433196"/>
+      <w:r>
+        <w:t>Bảng 4.4 Khảo sát Q1–Q4</w:t>
+      </w:r>
+      <w:bookmarkEnd w:id="21"/>
+    </w:p>
+    <w:tbl>
+      <w:tblPr>
+        <w:tblStyle w:val="TableGrid"/>
+        <w:tblW w:w="0" w:type="auto"/>
+        <w:tblBorders>
+          <w:top w:val="single" w:sz="4" w:space="0" w:color="D9D9D9"/>
+          <w:left w:val="single" w:sz="4" w:space="0" w:color="D9D9D9"/>
+          <w:bottom w:val="single" w:sz="4" w:space="0" w:color="D9D9D9"/>
+          <w:right w:val="single" w:sz="4" w:space="0" w:color="D9D9D9"/>
+          <w:insideH w:val="single" w:sz="4" w:space="0" w:color="D9D9D9"/>
+          <w:insideV w:val="single" w:sz="4" w:space="0" w:color="D9D9D9"/>
+        </w:tblBorders>
+        <w:tblLayout w:type="fixed"/>
+        <w:tblCellMar>
+          <w:top w:w="80" w:type="dxa"/>
+          <w:left w:w="80" w:type="dxa"/>
+          <w:bottom w:w="80" w:type="dxa"/>
+          <w:right w:w="80" w:type="dxa"/>
+        </w:tblCellMar>
+        <w:tblLook w:val="04A0" w:firstRow="1" w:lastRow="0" w:firstColumn="1" w:lastColumn="0" w:noHBand="0" w:noVBand="1"/>
+      </w:tblPr>
+      <w:tblGrid>
+        <w:gridCol w:w="624"/>
+        <w:gridCol w:w="2665"/>
+        <w:gridCol w:w="2041"/>
+        <w:gridCol w:w="1928"/>
+        <w:gridCol w:w="1814"/>
+      </w:tblGrid>
+      <w:tr>
+        <w:trPr>
+          <w:cantSplit/>
+          <w:tblHeader/>
+        </w:trPr>
+        <w:tc>
+          <w:tcPr>
+            <w:tcW w:w="624" w:type="dxa"/>
+            <w:shd w:val="clear" w:color="auto" w:fill="E8EBEF"/>
+            <w:vAlign w:val="center"/>
+          </w:tcPr>
+          <w:p>
+            <w:pPr>
+              <w:spacing w:after="60" w:line="259" w:lineRule="auto"/>
+              <w:jc w:val="center"/>
+            </w:pPr>
+            <w:r>
+              <w:rPr>
+                <w:b/>
+                <w:sz w:val="22"/>
+              </w:rPr>
+              <w:t>Bộ</w:t>
+            </w:r>
+          </w:p>
+        </w:tc>
+        <w:tc>
+          <w:tcPr>
+            <w:tcW w:w="2665" w:type="dxa"/>
+            <w:shd w:val="clear" w:color="auto" w:fill="E8EBEF"/>
+            <w:vAlign w:val="center"/>
+          </w:tcPr>
+          <w:p>
+            <w:pPr>
+              <w:spacing w:after="60" w:line="259" w:lineRule="auto"/>
+            </w:pPr>
+            <w:r>
+              <w:rPr>
+                <w:b/>
+                <w:sz w:val="22"/>
+              </w:rPr>
+              <w:t>Quy mô hoặc cấu hình và input</w:t>
+            </w:r>
+          </w:p>
+        </w:tc>
+        <w:tc>
+          <w:tcPr>
+            <w:tcW w:w="2041" w:type="dxa"/>
+            <w:shd w:val="clear" w:color="auto" w:fill="E8EBEF"/>
+            <w:vAlign w:val="center"/>
+          </w:tcPr>
+          <w:p>
+            <w:pPr>
+              <w:spacing w:after="60" w:line="259" w:lineRule="auto"/>
+            </w:pPr>
+            <w:r>
+              <w:rPr>
+                <w:b/>
+                <w:sz w:val="22"/>
+              </w:rPr>
+              <w:t>Yếu tố thay đổi</w:t>
+            </w:r>
+          </w:p>
+        </w:tc>
+        <w:tc>
+          <w:tcPr>
+            <w:tcW w:w="1928" w:type="dxa"/>
+            <w:shd w:val="clear" w:color="auto" w:fill="E8EBEF"/>
+            <w:vAlign w:val="center"/>
+          </w:tcPr>
+          <w:p>
+            <w:pPr>
+              <w:spacing w:after="60" w:line="259" w:lineRule="auto"/>
+            </w:pPr>
+            <w:r>
+              <w:rPr>
+                <w:b/>
+                <w:sz w:val="22"/>
+              </w:rPr>
+              <w:t>Phép đếm hoặc số đo</w:t>
+            </w:r>
+          </w:p>
+        </w:tc>
+        <w:tc>
+          <w:tcPr>
+            <w:tcW w:w="1814" w:type="dxa"/>
+            <w:shd w:val="clear" w:color="auto" w:fill="E8EBEF"/>
+            <w:vAlign w:val="center"/>
+          </w:tcPr>
+          <w:p>
+            <w:pPr>
+              <w:spacing w:after="60" w:line="259" w:lineRule="auto"/>
+            </w:pPr>
+            <w:r>
+              <w:rPr>
+                <w:b/>
+                <w:sz w:val="22"/>
+              </w:rPr>
+              <w:t>Bộ nhớ và nhận xét</w:t>
+            </w:r>
+          </w:p>
+        </w:tc>
+      </w:tr>
+      <w:tr>
+        <w:trPr>
+          <w:cantSplit/>
+        </w:trPr>
+        <w:tc>
+          <w:tcPr>
+            <w:tcW w:w="624" w:type="dxa"/>
+            <w:vAlign w:val="center"/>
+          </w:tcPr>
+          <w:p>
+            <w:pPr>
+              <w:spacing w:after="60" w:line="259" w:lineRule="auto"/>
+              <w:jc w:val="center"/>
+            </w:pPr>
+            <w:r>
+              <w:t>Q1</w:t>
+            </w:r>
+          </w:p>
+        </w:tc>
+        <w:tc>
+          <w:tcPr>
+            <w:tcW w:w="2665" w:type="dxa"/>
+            <w:vAlign w:val="center"/>
+          </w:tcPr>
+          <w:p>
+            <w:pPr>
+              <w:spacing w:after="60" w:line="259" w:lineRule="auto"/>
+            </w:pPr>
+            <w:r>
+              <w:t>n = 5, mảng tăng có trùng</w:t>
+            </w:r>
+          </w:p>
+        </w:tc>
+        <w:tc>
+          <w:tcPr>
+            <w:tcW w:w="2041" w:type="dxa"/>
+            <w:vAlign w:val="center"/>
+          </w:tcPr>
+          <w:p>
+            <w:pPr>
+              <w:spacing w:after="60" w:line="259" w:lineRule="auto"/>
+            </w:pPr>
+            <w:r>
+              <w:t>quy mô n</w:t>
+            </w:r>
+          </w:p>
+        </w:tc>
+        <w:tc>
+          <w:tcPr>
+            <w:tcW w:w="1928" w:type="dxa"/>
+            <w:vAlign w:val="center"/>
+          </w:tcPr>
+          <w:p>
+            <w:pPr>
+              <w:spacing w:after="60" w:line="259" w:lineRule="auto"/>
+            </w:pPr>
+            <w:r>
+              <w:t>xét mid: 3 + 2 = 5; tuyến tính 6</w:t>
+            </w:r>
+          </w:p>
+        </w:tc>
+        <w:tc>
+          <w:tcPr>
+            <w:tcW w:w="1814" w:type="dxa"/>
+            <w:vAlign w:val="center"/>
+          </w:tcPr>
+          <w:p>
+            <w:pPr>
+              <w:spacing w:after="60" w:line="259" w:lineRule="auto"/>
+            </w:pPr>
+            <w:r>
+              <w:t>O(1) phụ; khớp trần 6</w:t>
+            </w:r>
+          </w:p>
+        </w:tc>
+      </w:tr>
+      <w:tr>
+        <w:trPr>
+          <w:cantSplit/>
+        </w:trPr>
+        <w:tc>
+          <w:tcPr>
+            <w:tcW w:w="624" w:type="dxa"/>
+            <w:vAlign w:val="center"/>
+          </w:tcPr>
+          <w:p>
+            <w:pPr>
+              <w:spacing w:after="60" w:line="259" w:lineRule="auto"/>
+              <w:jc w:val="center"/>
+            </w:pPr>
+            <w:r>
+              <w:t>Q2</w:t>
+            </w:r>
+          </w:p>
+        </w:tc>
+        <w:tc>
+          <w:tcPr>
+            <w:tcW w:w="2665" w:type="dxa"/>
+            <w:vAlign w:val="center"/>
+          </w:tcPr>
+          <w:p>
+            <w:pPr>
+              <w:spacing w:after="60" w:line="259" w:lineRule="auto"/>
+            </w:pPr>
+            <w:r>
+              <w:t>n = 50, mảng tăng có trùng</w:t>
+            </w:r>
+          </w:p>
+        </w:tc>
+        <w:tc>
+          <w:tcPr>
+            <w:tcW w:w="2041" w:type="dxa"/>
+            <w:vAlign w:val="center"/>
+          </w:tcPr>
+          <w:p>
+            <w:pPr>
+              <w:spacing w:after="60" w:line="259" w:lineRule="auto"/>
+            </w:pPr>
+            <w:r>
+              <w:t>quy mô n</w:t>
+            </w:r>
+          </w:p>
+        </w:tc>
+        <w:tc>
+          <w:tcPr>
+            <w:tcW w:w="1928" w:type="dxa"/>
+            <w:vAlign w:val="center"/>
+          </w:tcPr>
+          <w:p>
+            <w:pPr>
+              <w:spacing w:after="60" w:line="259" w:lineRule="auto"/>
+            </w:pPr>
+            <w:r>
+              <w:t>xét mid: 6 + 6 = 12; tuyến tính 50</w:t>
+            </w:r>
+          </w:p>
+        </w:tc>
+        <w:tc>
+          <w:tcPr>
+            <w:tcW w:w="1814" w:type="dxa"/>
+            <w:vAlign w:val="center"/>
+          </w:tcPr>
+          <w:p>
+            <w:pPr>
+              <w:spacing w:after="60" w:line="259" w:lineRule="auto"/>
+            </w:pPr>
+            <w:r>
+              <w:t>O(1) phụ; khớp trần 12</w:t>
+            </w:r>
+          </w:p>
+        </w:tc>
+      </w:tr>
+      <w:tr>
+        <w:trPr>
+          <w:cantSplit/>
+        </w:trPr>
+        <w:tc>
+          <w:tcPr>
+            <w:tcW w:w="624" w:type="dxa"/>
+            <w:vAlign w:val="center"/>
+          </w:tcPr>
+          <w:p>
+            <w:pPr>
+              <w:spacing w:after="60" w:line="259" w:lineRule="auto"/>
+              <w:jc w:val="center"/>
+            </w:pPr>
+            <w:r>
+              <w:t>Q3</w:t>
+            </w:r>
+          </w:p>
+        </w:tc>
+        <w:tc>
+          <w:tcPr>
+            <w:tcW w:w="2665" w:type="dxa"/>
+            <w:vAlign w:val="center"/>
+          </w:tcPr>
+          <w:p>
+            <w:pPr>
+              <w:spacing w:after="60" w:line="259" w:lineRule="auto"/>
+            </w:pPr>
+            <w:r>
+              <w:t>n = 500, mảng tăng có trùng</w:t>
+            </w:r>
+          </w:p>
+        </w:tc>
+        <w:tc>
+          <w:tcPr>
+            <w:tcW w:w="2041" w:type="dxa"/>
+            <w:vAlign w:val="center"/>
+          </w:tcPr>
+          <w:p>
+            <w:pPr>
+              <w:spacing w:after="60" w:line="259" w:lineRule="auto"/>
+            </w:pPr>
+            <w:r>
+              <w:t>quy mô n</w:t>
+            </w:r>
+          </w:p>
+        </w:tc>
+        <w:tc>
+          <w:tcPr>
+            <w:tcW w:w="1928" w:type="dxa"/>
+            <w:vAlign w:val="center"/>
+          </w:tcPr>
+          <w:p>
+            <w:pPr>
+              <w:spacing w:after="60" w:line="259" w:lineRule="auto"/>
+            </w:pPr>
+            <w:r>
+              <w:t>xét mid: 9 + 9 = 18; tuyến tính 480</w:t>
+            </w:r>
+          </w:p>
+        </w:tc>
+        <w:tc>
+          <w:tcPr>
+            <w:tcW w:w="1814" w:type="dxa"/>
+            <w:vAlign w:val="center"/>
+          </w:tcPr>
+          <w:p>
+            <w:pPr>
+              <w:spacing w:after="60" w:line="259" w:lineRule="auto"/>
+            </w:pPr>
+            <w:r>
+              <w:t>O(1) phụ; khớp trần 18</w:t>
+            </w:r>
+          </w:p>
+        </w:tc>
+      </w:tr>
+      <w:tr>
+        <w:tc>
+          <w:tcPr>
+            <w:tcW w:w="624" w:type="dxa"/>
+          </w:tcPr>
+          <w:p>
+            <w:r>
+              <w:lastRenderedPageBreak/>
+              <w:t>Q4</w:t>
+            </w:r>
+          </w:p>
+        </w:tc>
+        <w:tc>
+          <w:tcPr>
+            <w:tcW w:w="2665" w:type="dxa"/>
+          </w:tcPr>
+          <w:p>
+            <w:r>
+              <w:t>n = 5000, mảng tăng có trùng</w:t>
+            </w:r>
+          </w:p>
+        </w:tc>
+        <w:tc>
+          <w:tcPr>
+            <w:tcW w:w="2041" w:type="dxa"/>
+          </w:tcPr>
+          <w:p>
+            <w:r>
+              <w:t>quy mô n</w:t>
+            </w:r>
+          </w:p>
+        </w:tc>
+        <w:tc>
+          <w:tcPr>
+            <w:tcW w:w="1928" w:type="dxa"/>
+          </w:tcPr>
+          <w:p>
+            <w:r>
+              <w:t>xét mid: 13 + 12 = 25; tuyến tính 4.781</w:t>
+            </w:r>
+          </w:p>
+        </w:tc>
+        <w:tc>
+          <w:tcPr>
+            <w:tcW w:w="1814" w:type="dxa"/>
+          </w:tcPr>
+          <w:p>
+            <w:r>
+              <w:t>O(1) phụ; dưới trần 26</w:t>
+            </w:r>
+          </w:p>
+        </w:tc>
+      </w:tr>
+    </w:tbl>
+    <w:p>
+      <w:pPr>
+        <w:pStyle w:val="Nidung"/>
+        <w:spacing w:before="0" w:after="100" w:line="269" w:lineRule="auto"/>
+        <w:ind w:firstLine="0"/>
+        <w:jc w:val="left"/>
+      </w:pPr>
+      <w:r>
+        <w:t>Dữ liệu tạo bằng Random.seed!(28062026) để tái hiện được. Số liệu thời gian chỉ minh hoạ, không dùng để chứng minh bậc phức tạp; phép đếm là bằng chứng chính.</w:t>
+      </w:r>
+    </w:p>
+    <w:p>
+      <w:pPr>
+        <w:pStyle w:val="Nidung"/>
+        <w:spacing w:before="0" w:after="100" w:line="269" w:lineRule="auto"/>
+        <w:ind w:firstLine="0"/>
+        <w:jc w:val="left"/>
+      </w:pPr>
+      <w:r>
+        <w:t>Với n = 5000, tỉ lệ 4.781/25 gần 191 lần cho thấy lợi ích của tìm kiếm nhị phân khi mảng lớn. Với n = 5, quét tuyến tính có thể nhanh hơn về hằng số, nên chỉ so bậc tăng trưởng.</w:t>
+      </w:r>
+    </w:p>
+    <w:p>
+      <w:pPr>
+        <w:pStyle w:val="Heading2"/>
+        <w:pageBreakBefore/>
+        <w:spacing w:before="0" w:after="100" w:line="269" w:lineRule="auto"/>
+        <w:ind w:firstLine="0"/>
+        <w:jc w:val="center"/>
+      </w:pPr>
+      <w:bookmarkStart w:id="22" w:name="_Toc243433174"/>
+      <w:r>
+        <w:lastRenderedPageBreak/>
+        <w:t>4.9. GitHub và chạy lại từ bản clone sạch</w:t>
+      </w:r>
+      <w:bookmarkEnd w:id="22"/>
+    </w:p>
+    <w:p>
+      <w:pPr>
+        <w:pStyle w:val="Heading3"/>
+      </w:pPr>
+      <w:r>
+        <w:t>4.9.1. Phiên bản có thể đối chiếu</w:t>
+      </w:r>
+    </w:p>
+    <w:p>
+      <w:pPr>
+        <w:pStyle w:val="Nidung"/>
+        <w:jc w:val="left"/>
+      </w:pPr>
+      <w:r>
+        <w:t>Repo GitHub đã được đẩy lên tại https://github.com/Mildsivan/ctdl-baocao. Commit C (mã/test/input) có SHA 4277eb8768fbb63ed709df060ecd56e0073346c1; URL và permalink đã được kiểm tra trên trình duyệt. Bảng 4.5 ghi URL, SHA C và permalink; SHA S ghi trong ThongTinNop.txt. Ảnh A10 (clone sạch) và A11 (repo/commit C) trình bày tại Phụ lục E.</w:t>
+      </w:r>
+    </w:p>
+    <w:p>
+      <w:pPr>
+        <w:spacing w:after="80"/>
+      </w:pPr>
       <w:r>
         <w:rPr>
           <w:b/>
         </w:rPr>
-        <w:t xml:space="preserve">Mã nguồn GitHub: </w:t>
+        <w:t xml:space="preserve">Mã nguồn: </w:t>
       </w:r>
-      <w:hyperlink r:id="rId9">
+      <w:hyperlink r:id="rId19">
         <w:r>
           <w:rPr>
             <w:color w:val="0563C1"/>
@@ -436,1079 +4529,1961 @@
     </w:p>
     <w:p>
       <w:pPr>
-        <w:spacing w:before="200"/>
-      </w:pPr>
+        <w:pStyle w:val="Nidung"/>
+        <w:spacing w:before="0" w:after="100" w:line="269" w:lineRule="auto"/>
+        <w:ind w:firstLine="0"/>
+        <w:jc w:val="left"/>
+      </w:pPr>
+    </w:p>
+    <w:p>
+      <w:pPr>
+        <w:pStyle w:val="Chthchbng"/>
+        <w:spacing w:before="80" w:after="100" w:line="269" w:lineRule="auto"/>
+      </w:pPr>
+      <w:bookmarkStart w:id="23" w:name="_Toc243433197"/>
       <w:r>
-        <w:rPr>
-          <w:b/>
-          <w:sz w:val="28"/>
-        </w:rPr>
-        <w:t>2. TÓM TẮT TIẾN ĐỘ</w:t>
+        <w:t>Bảng 4.5 Kho mã và phiên bản có thể kiểm lại</w:t>
+      </w:r>
+      <w:bookmarkEnd w:id="23"/>
+    </w:p>
+    <w:tbl>
+      <w:tblPr>
+        <w:tblStyle w:val="TableGrid"/>
+        <w:tblW w:w="0" w:type="auto"/>
+        <w:tblBorders>
+          <w:top w:val="single" w:sz="4" w:space="0" w:color="D9D9D9"/>
+          <w:left w:val="single" w:sz="4" w:space="0" w:color="D9D9D9"/>
+          <w:bottom w:val="single" w:sz="4" w:space="0" w:color="D9D9D9"/>
+          <w:right w:val="single" w:sz="4" w:space="0" w:color="D9D9D9"/>
+          <w:insideH w:val="single" w:sz="4" w:space="0" w:color="D9D9D9"/>
+          <w:insideV w:val="single" w:sz="4" w:space="0" w:color="D9D9D9"/>
+        </w:tblBorders>
+        <w:tblLayout w:type="fixed"/>
+        <w:tblCellMar>
+          <w:top w:w="70" w:type="dxa"/>
+          <w:left w:w="70" w:type="dxa"/>
+          <w:bottom w:w="70" w:type="dxa"/>
+          <w:right w:w="70" w:type="dxa"/>
+        </w:tblCellMar>
+        <w:tblLook w:val="04A0" w:firstRow="1" w:lastRow="0" w:firstColumn="1" w:lastColumn="0" w:noHBand="0" w:noVBand="1"/>
+      </w:tblPr>
+      <w:tblGrid>
+        <w:gridCol w:w="2835"/>
+        <w:gridCol w:w="6236"/>
+      </w:tblGrid>
+      <w:tr>
+        <w:trPr>
+          <w:cantSplit/>
+          <w:tblHeader/>
+        </w:trPr>
+        <w:tc>
+          <w:tcPr>
+            <w:tcW w:w="2835" w:type="dxa"/>
+            <w:shd w:val="clear" w:color="auto" w:fill="E8EBEF"/>
+            <w:vAlign w:val="center"/>
+          </w:tcPr>
+          <w:p>
+            <w:pPr>
+              <w:spacing w:after="40" w:line="252" w:lineRule="auto"/>
+            </w:pPr>
+            <w:r>
+              <w:rPr>
+                <w:b/>
+                <w:sz w:val="23"/>
+              </w:rPr>
+              <w:t>Thông tin</w:t>
+            </w:r>
+          </w:p>
+        </w:tc>
+        <w:tc>
+          <w:tcPr>
+            <w:tcW w:w="6236" w:type="dxa"/>
+            <w:shd w:val="clear" w:color="auto" w:fill="E8EBEF"/>
+            <w:vAlign w:val="center"/>
+          </w:tcPr>
+          <w:p>
+            <w:pPr>
+              <w:spacing w:after="40" w:line="252" w:lineRule="auto"/>
+            </w:pPr>
+            <w:r>
+              <w:rPr>
+                <w:b/>
+                <w:sz w:val="23"/>
+              </w:rPr>
+              <w:t>Giá trị kiểm lại</w:t>
+            </w:r>
+          </w:p>
+        </w:tc>
+      </w:tr>
+      <w:tr>
+        <w:trPr>
+          <w:cantSplit/>
+        </w:trPr>
+        <w:tc>
+          <w:tcPr>
+            <w:tcW w:w="2835" w:type="dxa"/>
+            <w:vAlign w:val="center"/>
+          </w:tcPr>
+          <w:p>
+            <w:pPr>
+              <w:spacing w:after="40" w:line="252" w:lineRule="auto"/>
+            </w:pPr>
+            <w:r>
+              <w:rPr>
+                <w:sz w:val="23"/>
+              </w:rPr>
+              <w:t>URL repo</w:t>
+            </w:r>
+          </w:p>
+        </w:tc>
+        <w:tc>
+          <w:tcPr>
+            <w:tcW w:w="6236" w:type="dxa"/>
+            <w:vAlign w:val="center"/>
+          </w:tcPr>
+          <w:p>
+            <w:hyperlink r:id="rId20">
+              <w:r>
+                <w:rPr>
+                  <w:color w:val="0563C1"/>
+                  <w:sz w:val="21"/>
+                  <w:u w:val="single"/>
+                </w:rPr>
+                <w:t>https://github.com/Mildsivan/ctdl-baocao</w:t>
+              </w:r>
+            </w:hyperlink>
+          </w:p>
+        </w:tc>
+      </w:tr>
+      <w:tr>
+        <w:trPr>
+          <w:cantSplit/>
+        </w:trPr>
+        <w:tc>
+          <w:tcPr>
+            <w:tcW w:w="2835" w:type="dxa"/>
+            <w:vAlign w:val="center"/>
+          </w:tcPr>
+          <w:p>
+            <w:pPr>
+              <w:spacing w:after="40" w:line="252" w:lineRule="auto"/>
+            </w:pPr>
+            <w:r>
+              <w:rPr>
+                <w:sz w:val="23"/>
+              </w:rPr>
+              <w:t>Full SHA chạy ảnh C</w:t>
+            </w:r>
+          </w:p>
+        </w:tc>
+        <w:tc>
+          <w:tcPr>
+            <w:tcW w:w="6236" w:type="dxa"/>
+            <w:vAlign w:val="center"/>
+          </w:tcPr>
+          <w:p>
+            <w:pPr>
+              <w:spacing w:after="40" w:line="252" w:lineRule="auto"/>
+            </w:pPr>
+            <w:r>
+              <w:t>4277eb8768fbb63ed709df060ecd56e0073346c1</w:t>
+            </w:r>
+          </w:p>
+        </w:tc>
+      </w:tr>
+      <w:tr>
+        <w:trPr>
+          <w:cantSplit/>
+        </w:trPr>
+        <w:tc>
+          <w:tcPr>
+            <w:tcW w:w="2835" w:type="dxa"/>
+            <w:vAlign w:val="center"/>
+          </w:tcPr>
+          <w:p>
+            <w:pPr>
+              <w:spacing w:after="40" w:line="252" w:lineRule="auto"/>
+            </w:pPr>
+            <w:r>
+              <w:rPr>
+                <w:sz w:val="23"/>
+              </w:rPr>
+              <w:t>SHA S ghi TXT nộp rời</w:t>
+            </w:r>
+          </w:p>
+        </w:tc>
+        <w:tc>
+          <w:tcPr>
+            <w:tcW w:w="6236" w:type="dxa"/>
+            <w:vAlign w:val="center"/>
+          </w:tcPr>
+          <w:p>
+            <w:pPr>
+              <w:spacing w:after="40" w:line="252" w:lineRule="auto"/>
+            </w:pPr>
+            <w:r>
+              <w:t>Ghi trong ThongTinNop.txt (nộp rời, sau commit S)</w:t>
+            </w:r>
+          </w:p>
+        </w:tc>
+      </w:tr>
+      <w:tr>
+        <w:trPr>
+          <w:cantSplit/>
+        </w:trPr>
+        <w:tc>
+          <w:tcPr>
+            <w:tcW w:w="2835" w:type="dxa"/>
+            <w:vAlign w:val="center"/>
+          </w:tcPr>
+          <w:p>
+            <w:pPr>
+              <w:spacing w:after="40" w:line="252" w:lineRule="auto"/>
+            </w:pPr>
+            <w:r>
+              <w:rPr>
+                <w:sz w:val="23"/>
+              </w:rPr>
+              <w:t>Permalink hàm chính</w:t>
+            </w:r>
+          </w:p>
+        </w:tc>
+        <w:tc>
+          <w:tcPr>
+            <w:tcW w:w="6236" w:type="dxa"/>
+            <w:vAlign w:val="center"/>
+          </w:tcPr>
+          <w:p>
+            <w:pPr>
+              <w:spacing w:after="40" w:line="252" w:lineRule="auto"/>
+            </w:pPr>
+            <w:r>
+              <w:t>https://github.com/Mildsivan/ctdl-baocao/blob/4277eb8768fbb63ed709df060ecd56e0073346c1/src/DeTai.jl</w:t>
+            </w:r>
+          </w:p>
+        </w:tc>
+      </w:tr>
+      <w:tr>
+        <w:trPr>
+          <w:cantSplit/>
+        </w:trPr>
+        <w:tc>
+          <w:tcPr>
+            <w:tcW w:w="2835" w:type="dxa"/>
+            <w:vAlign w:val="center"/>
+          </w:tcPr>
+          <w:p>
+            <w:pPr>
+              <w:spacing w:after="40" w:line="252" w:lineRule="auto"/>
+            </w:pPr>
+            <w:r>
+              <w:rPr>
+                <w:sz w:val="23"/>
+              </w:rPr>
+              <w:t>Mã/kiểm thử giữa C và S</w:t>
+            </w:r>
+          </w:p>
+        </w:tc>
+        <w:tc>
+          <w:tcPr>
+            <w:tcW w:w="6236" w:type="dxa"/>
+            <w:vAlign w:val="center"/>
+          </w:tcPr>
+          <w:p>
+            <w:pPr>
+              <w:spacing w:after="40" w:line="252" w:lineRule="auto"/>
+            </w:pPr>
+            <w:r>
+              <w:rPr>
+                <w:sz w:val="21"/>
+              </w:rPr>
+              <w:t>Không đổi; đã chạy lại từ clone C, 12/12 ca đạt.</w:t>
+            </w:r>
+          </w:p>
+        </w:tc>
+      </w:tr>
+      <w:tr>
+        <w:trPr>
+          <w:cantSplit/>
+        </w:trPr>
+        <w:tc>
+          <w:tcPr>
+            <w:tcW w:w="2835" w:type="dxa"/>
+            <w:vAlign w:val="center"/>
+          </w:tcPr>
+          <w:p>
+            <w:pPr>
+              <w:spacing w:after="40" w:line="252" w:lineRule="auto"/>
+            </w:pPr>
+            <w:r>
+              <w:rPr>
+                <w:sz w:val="23"/>
+              </w:rPr>
+              <w:t>Lệnh chạy lại</w:t>
+            </w:r>
+          </w:p>
+        </w:tc>
+        <w:tc>
+          <w:tcPr>
+            <w:tcW w:w="6236" w:type="dxa"/>
+            <w:vAlign w:val="center"/>
+          </w:tcPr>
+          <w:p>
+            <w:pPr>
+              <w:spacing w:after="40" w:line="252" w:lineRule="auto"/>
+            </w:pPr>
+            <w:r>
+              <w:t>julia --startup-file=no demo.jl ; julia --startup-file=no test/runtests.jl</w:t>
+            </w:r>
+          </w:p>
+        </w:tc>
+      </w:tr>
+    </w:tbl>
+    <w:p>
+      <w:pPr>
+        <w:pStyle w:val="Heading3"/>
+      </w:pPr>
+      <w:r>
+        <w:t>4.9.2. Clone sạch và tái hiện kết quả</w:t>
       </w:r>
     </w:p>
     <w:p>
+      <w:pPr>
+        <w:pStyle w:val="Nidung"/>
+      </w:pPr>
       <w:r>
-        <w:t>Đến đợt 2, phần nội dung của đồ án đã hoàn thiện: mã nguồn, bộ kiểm thử, log, 9 ảnh minh chứng A01–A09, báo cáo 39 trang và trang mô phỏng HTML. Báo cáo đã chép đủ phiếu DT028, có bảng truy vết, khảo sát bốn quy mô và phần kết luận. Phần còn lại là GitHub, ảnh A10/A11 và commit S.</w:t>
+        <w:t>Commit C đã được đẩy lên GitHub; ảnh A10/A11 đã bổ sung tại Phụ lục E. Bản nộp cuối được tạo thành commit S; SHA S ghi trong ThongTinNop.txt. Mã/test/input không đổi giữa C và S.</w:t>
       </w:r>
     </w:p>
     <w:p>
       <w:pPr>
-        <w:pStyle w:val="ListBullet"/>
-        <w:spacing w:after="40"/>
-      </w:pPr>
+        <w:pStyle w:val="Nidung"/>
+        <w:spacing w:before="0" w:after="100" w:line="269" w:lineRule="auto"/>
+        <w:ind w:firstLine="0"/>
+        <w:jc w:val="left"/>
+      </w:pPr>
+    </w:p>
+    <w:p>
+      <w:pPr>
+        <w:pStyle w:val="Nidung"/>
+        <w:spacing w:before="0" w:line="269" w:lineRule="auto"/>
+        <w:ind w:firstLine="0"/>
+        <w:jc w:val="left"/>
+      </w:pPr>
+    </w:p>
+    <w:p>
+      <w:pPr>
+        <w:pStyle w:val="Nidung"/>
+        <w:spacing w:before="0" w:after="100" w:line="269" w:lineRule="auto"/>
+        <w:ind w:firstLine="0"/>
+        <w:jc w:val="left"/>
+      </w:pPr>
+    </w:p>
+    <w:p>
+      <w:pPr>
+        <w:pStyle w:val="Chthchhnh"/>
+        <w:spacing w:before="80" w:after="100" w:line="269" w:lineRule="auto"/>
+      </w:pPr>
+      <w:bookmarkStart w:id="24" w:name="_Toc243125674"/>
+      <w:bookmarkEnd w:id="24"/>
+    </w:p>
+    <w:p>
+      <w:pPr>
+        <w:pStyle w:val="Nidung"/>
+        <w:spacing w:before="0" w:after="100" w:line="269" w:lineRule="auto"/>
+        <w:ind w:firstLine="0"/>
+        <w:jc w:val="left"/>
+      </w:pPr>
+    </w:p>
+    <w:p>
+      <w:pPr>
+        <w:pStyle w:val="Nidung"/>
+        <w:spacing w:before="0" w:after="100" w:line="269" w:lineRule="auto"/>
+        <w:ind w:firstLine="0"/>
+        <w:jc w:val="left"/>
+      </w:pPr>
+    </w:p>
+    <w:p>
+      <w:pPr>
+        <w:pStyle w:val="Heading1"/>
+        <w:keepNext w:val="0"/>
+        <w:spacing w:before="0" w:after="320"/>
+      </w:pPr>
+      <w:bookmarkStart w:id="25" w:name="_Toc243433175"/>
       <w:r>
-        <w:t>Mã nguồn: src/DeTai.jl, demo.jl, test/runtests.jl, scripts/.</w:t>
+        <w:lastRenderedPageBreak/>
+        <w:t>CHƯƠNG 5. KẾT LUẬN VÀ HƯỚNG PHÁT TRIỂN</w:t>
+      </w:r>
+      <w:bookmarkEnd w:id="25"/>
+    </w:p>
+    <w:p>
+      <w:pPr>
+        <w:pStyle w:val="Heading2"/>
+      </w:pPr>
+      <w:bookmarkStart w:id="26" w:name="_Toc243433176"/>
+      <w:r>
+        <w:t>5.1. Mức hoàn thành so với phiếu</w:t>
+      </w:r>
+      <w:bookmarkEnd w:id="26"/>
+    </w:p>
+    <w:p>
+      <w:pPr>
+        <w:pStyle w:val="Nidung"/>
+      </w:pPr>
+      <w:r>
+        <w:t>Đối chiếu mục tiêu Chương 1: vi_tri_dau, vi_tri_cuoi, tan_suat, lan_vet_tim_bien, kiem_tra_dau_vao, quet_tuyen_tinh và dem_trong_doan đã cài đặt và chạy đúng; 13 ca có mã PASS (Bảng 4.2, 4.3); khảo sát bốn quy mô khớp O(log n) (Bảng 4.4). Phần Git/GitHub đang được hoàn tất theo mục 4.9.</w:t>
       </w:r>
     </w:p>
     <w:p>
       <w:pPr>
-        <w:pStyle w:val="ListBullet"/>
-        <w:spacing w:after="40"/>
-      </w:pPr>
+        <w:pStyle w:val="Nidung"/>
+        <w:spacing w:before="0" w:after="100" w:line="269" w:lineRule="auto"/>
+        <w:ind w:firstLine="0"/>
+        <w:jc w:val="left"/>
+      </w:pPr>
+    </w:p>
+    <w:p>
+      <w:pPr>
+        <w:pStyle w:val="Heading2"/>
+      </w:pPr>
+      <w:bookmarkStart w:id="27" w:name="_Toc243433177"/>
       <w:r>
-        <w:t>Kết quả: 12 ca chức năng + LOI01; 18.624/18.624 phép kiểm đạt.</w:t>
+        <w:t>5.2. Giới hạn và bài học</w:t>
+      </w:r>
+      <w:bookmarkEnd w:id="27"/>
+    </w:p>
+    <w:p>
+      <w:pPr>
+        <w:pStyle w:val="Nidung"/>
+      </w:pPr>
+      <w:r>
+        <w:t>Giới hạn: thuật toán yêu cầu mảng đã sắp; nếu mảng chưa sắp phải sắp trước với chi phí O(n log n), lớn hơn chi phí tìm. Một lỗi cần tránh là dùng vị trí chèn của x làm first khi x vắng, vì sẽ khiến count sai; ca VD02 được thiết kế để kiểm đúng trường hợp này. Bài học: luôn kiểm tra điều kiện 'có mặt' trước khi ghép hai biên.</w:t>
       </w:r>
     </w:p>
     <w:p>
       <w:pPr>
-        <w:pStyle w:val="ListBullet"/>
-        <w:spacing w:after="40"/>
-      </w:pPr>
+        <w:pStyle w:val="Nidung"/>
+        <w:spacing w:before="0" w:after="100" w:line="269" w:lineRule="auto"/>
+        <w:ind w:firstLine="0"/>
+        <w:jc w:val="left"/>
+      </w:pPr>
+    </w:p>
+    <w:p>
+      <w:pPr>
+        <w:pStyle w:val="Heading2"/>
+      </w:pPr>
+      <w:bookmarkStart w:id="28" w:name="_Toc243433178"/>
       <w:r>
-        <w:t>Báo cáo: 39 trang, 5 chương, 9 hình, 31 bảng; đã cập nhật mục lục/danh mục.</w:t>
+        <w:t>5.3. Hướng phát triển phù hợp</w:t>
+      </w:r>
+      <w:bookmarkEnd w:id="28"/>
+    </w:p>
+    <w:p>
+      <w:pPr>
+        <w:pStyle w:val="Nidung"/>
+      </w:pPr>
+      <w:r>
+        <w:t>Hướng phát triển: (1) phần tùy chọn của phiếu là đếm phần tử trong đoạn [L, U]; đã cài trong dem_trong_doan và không bắt buộc. (2) tìm biên trên mảng giảm hoặc mảng xoay vòng với biến thể nhị phân; (3) dùng tìm kiếm nội suy khi dữ liệu phân bố đều. Các ý (2), (3) là đề xuất, chưa cài.</w:t>
       </w:r>
     </w:p>
     <w:p>
       <w:pPr>
-        <w:pStyle w:val="ListBullet"/>
-        <w:spacing w:after="40"/>
-      </w:pPr>
+        <w:pStyle w:val="Nidung"/>
+        <w:spacing w:before="0" w:after="100" w:line="269" w:lineRule="auto"/>
+        <w:ind w:firstLine="0"/>
+        <w:jc w:val="left"/>
+      </w:pPr>
+    </w:p>
+    <w:p>
+      <w:pPr>
+        <w:pStyle w:val="Chthchbng"/>
+        <w:spacing w:before="80" w:after="100" w:line="269" w:lineRule="auto"/>
+      </w:pPr>
+      <w:bookmarkStart w:id="29" w:name="_Toc243433198"/>
       <w:r>
-        <w:t>Ảnh: A01–A09 chụp từ VS Code, không còn banner task runner.</w:t>
+        <w:t>Bảng 5.1 Mức hoàn thành và bằng chứng theo yêu cầu</w:t>
+      </w:r>
+      <w:bookmarkEnd w:id="29"/>
+    </w:p>
+    <w:tbl>
+      <w:tblPr>
+        <w:tblStyle w:val="TableGrid"/>
+        <w:tblW w:w="0" w:type="auto"/>
+        <w:tblBorders>
+          <w:top w:val="single" w:sz="4" w:space="0" w:color="D9D9D9"/>
+          <w:left w:val="single" w:sz="4" w:space="0" w:color="D9D9D9"/>
+          <w:bottom w:val="single" w:sz="4" w:space="0" w:color="D9D9D9"/>
+          <w:right w:val="single" w:sz="4" w:space="0" w:color="D9D9D9"/>
+          <w:insideH w:val="single" w:sz="4" w:space="0" w:color="D9D9D9"/>
+          <w:insideV w:val="single" w:sz="4" w:space="0" w:color="D9D9D9"/>
+        </w:tblBorders>
+        <w:tblLayout w:type="fixed"/>
+        <w:tblCellMar>
+          <w:top w:w="70" w:type="dxa"/>
+          <w:left w:w="70" w:type="dxa"/>
+          <w:bottom w:w="70" w:type="dxa"/>
+          <w:right w:w="70" w:type="dxa"/>
+        </w:tblCellMar>
+        <w:tblLook w:val="04A0" w:firstRow="1" w:lastRow="0" w:firstColumn="1" w:lastColumn="0" w:noHBand="0" w:noVBand="1"/>
+      </w:tblPr>
+      <w:tblGrid>
+        <w:gridCol w:w="1701"/>
+        <w:gridCol w:w="2268"/>
+        <w:gridCol w:w="2268"/>
+        <w:gridCol w:w="2835"/>
+      </w:tblGrid>
+      <w:tr>
+        <w:trPr>
+          <w:cantSplit/>
+          <w:tblHeader/>
+        </w:trPr>
+        <w:tc>
+          <w:tcPr>
+            <w:tcW w:w="1701" w:type="dxa"/>
+            <w:shd w:val="clear" w:color="auto" w:fill="E8EBEF"/>
+            <w:vAlign w:val="center"/>
+          </w:tcPr>
+          <w:p>
+            <w:pPr>
+              <w:spacing w:after="40" w:line="252" w:lineRule="auto"/>
+            </w:pPr>
+            <w:r>
+              <w:rPr>
+                <w:b/>
+                <w:sz w:val="23"/>
+              </w:rPr>
+              <w:t>Mục tiêu</w:t>
+            </w:r>
+          </w:p>
+        </w:tc>
+        <w:tc>
+          <w:tcPr>
+            <w:tcW w:w="2268" w:type="dxa"/>
+            <w:shd w:val="clear" w:color="auto" w:fill="E8EBEF"/>
+            <w:vAlign w:val="center"/>
+          </w:tcPr>
+          <w:p>
+            <w:pPr>
+              <w:spacing w:after="40" w:line="252" w:lineRule="auto"/>
+            </w:pPr>
+            <w:r>
+              <w:rPr>
+                <w:b/>
+                <w:sz w:val="23"/>
+              </w:rPr>
+              <w:t>Mức hoàn thành</w:t>
+            </w:r>
+          </w:p>
+        </w:tc>
+        <w:tc>
+          <w:tcPr>
+            <w:tcW w:w="2268" w:type="dxa"/>
+            <w:shd w:val="clear" w:color="auto" w:fill="E8EBEF"/>
+            <w:vAlign w:val="center"/>
+          </w:tcPr>
+          <w:p>
+            <w:pPr>
+              <w:spacing w:after="40" w:line="252" w:lineRule="auto"/>
+            </w:pPr>
+            <w:r>
+              <w:rPr>
+                <w:b/>
+                <w:sz w:val="23"/>
+              </w:rPr>
+              <w:t>Bằng chứng</w:t>
+            </w:r>
+          </w:p>
+        </w:tc>
+        <w:tc>
+          <w:tcPr>
+            <w:tcW w:w="2835" w:type="dxa"/>
+            <w:shd w:val="clear" w:color="auto" w:fill="E8EBEF"/>
+            <w:vAlign w:val="center"/>
+          </w:tcPr>
+          <w:p>
+            <w:pPr>
+              <w:spacing w:after="40" w:line="252" w:lineRule="auto"/>
+            </w:pPr>
+            <w:r>
+              <w:rPr>
+                <w:b/>
+                <w:sz w:val="23"/>
+              </w:rPr>
+              <w:t>Giới hạn</w:t>
+            </w:r>
+          </w:p>
+        </w:tc>
+      </w:tr>
+      <w:tr>
+        <w:trPr>
+          <w:cantSplit/>
+        </w:trPr>
+        <w:tc>
+          <w:tcPr>
+            <w:tcW w:w="1701" w:type="dxa"/>
+            <w:vAlign w:val="center"/>
+          </w:tcPr>
+          <w:p>
+            <w:pPr>
+              <w:spacing w:after="40" w:line="252" w:lineRule="auto"/>
+            </w:pPr>
+            <w:r>
+              <w:t>Hai tìm kiếm biên và tần suất</w:t>
+            </w:r>
+          </w:p>
+        </w:tc>
+        <w:tc>
+          <w:tcPr>
+            <w:tcW w:w="2268" w:type="dxa"/>
+            <w:vAlign w:val="center"/>
+          </w:tcPr>
+          <w:p>
+            <w:pPr>
+              <w:spacing w:after="40" w:line="252" w:lineRule="auto"/>
+            </w:pPr>
+            <w:r>
+              <w:t>Hoàn thành</w:t>
+            </w:r>
+          </w:p>
+        </w:tc>
+        <w:tc>
+          <w:tcPr>
+            <w:tcW w:w="2268" w:type="dxa"/>
+            <w:vAlign w:val="center"/>
+          </w:tcPr>
+          <w:p>
+            <w:pPr>
+              <w:spacing w:after="40" w:line="252" w:lineRule="auto"/>
+            </w:pPr>
+            <w:r>
+              <w:t>Chương 3, Hình 4.1–4.7</w:t>
+            </w:r>
+          </w:p>
+        </w:tc>
+        <w:tc>
+          <w:tcPr>
+            <w:tcW w:w="2835" w:type="dxa"/>
+            <w:vAlign w:val="center"/>
+          </w:tcPr>
+          <w:p>
+            <w:pPr>
+              <w:spacing w:after="40" w:line="252" w:lineRule="auto"/>
+            </w:pPr>
+            <w:r>
+              <w:t>Yêu cầu mảng đã sắp</w:t>
+            </w:r>
+          </w:p>
+        </w:tc>
+      </w:tr>
+      <w:tr>
+        <w:trPr>
+          <w:cantSplit/>
+        </w:trPr>
+        <w:tc>
+          <w:tcPr>
+            <w:tcW w:w="1701" w:type="dxa"/>
+            <w:vAlign w:val="center"/>
+          </w:tcPr>
+          <w:p>
+            <w:pPr>
+              <w:spacing w:after="40" w:line="252" w:lineRule="auto"/>
+            </w:pPr>
+            <w:r>
+              <w:t>Đối chứng, đếm phép toán, 4 quy mô</w:t>
+            </w:r>
+          </w:p>
+        </w:tc>
+        <w:tc>
+          <w:tcPr>
+            <w:tcW w:w="2268" w:type="dxa"/>
+            <w:vAlign w:val="center"/>
+          </w:tcPr>
+          <w:p>
+            <w:pPr>
+              <w:spacing w:after="40" w:line="252" w:lineRule="auto"/>
+            </w:pPr>
+            <w:r>
+              <w:t>Hoàn thành</w:t>
+            </w:r>
+          </w:p>
+        </w:tc>
+        <w:tc>
+          <w:tcPr>
+            <w:tcW w:w="2268" w:type="dxa"/>
+            <w:vAlign w:val="center"/>
+          </w:tcPr>
+          <w:p>
+            <w:pPr>
+              <w:spacing w:after="40" w:line="252" w:lineRule="auto"/>
+            </w:pPr>
+            <w:r>
+              <w:t>Bảng 4.4, log trace</w:t>
+            </w:r>
+          </w:p>
+        </w:tc>
+        <w:tc>
+          <w:tcPr>
+            <w:tcW w:w="2835" w:type="dxa"/>
+            <w:vAlign w:val="center"/>
+          </w:tcPr>
+          <w:p>
+            <w:pPr>
+              <w:spacing w:after="40" w:line="252" w:lineRule="auto"/>
+            </w:pPr>
+            <w:r>
+              <w:t>—</w:t>
+            </w:r>
+          </w:p>
+        </w:tc>
+      </w:tr>
+      <w:tr>
+        <w:tc>
+          <w:tcPr>
+            <w:tcW w:w="1701" w:type="dxa"/>
+          </w:tcPr>
+          <w:p>
+            <w:r>
+              <w:t>Bộ test ≥12 ca, ảnh, mô phỏng HTML</w:t>
+            </w:r>
+          </w:p>
+        </w:tc>
+        <w:tc>
+          <w:tcPr>
+            <w:tcW w:w="2268" w:type="dxa"/>
+          </w:tcPr>
+          <w:p>
+            <w:r>
+              <w:t>Hoàn thành</w:t>
+            </w:r>
+          </w:p>
+        </w:tc>
+        <w:tc>
+          <w:tcPr>
+            <w:tcW w:w="2268" w:type="dxa"/>
+          </w:tcPr>
+          <w:p>
+            <w:r>
+              <w:t>Bảng 4.2–4.3; A01–A09</w:t>
+            </w:r>
+          </w:p>
+        </w:tc>
+        <w:tc>
+          <w:tcPr>
+            <w:tcW w:w="2835" w:type="dxa"/>
+          </w:tcPr>
+          <w:p>
+            <w:r>
+              <w:t>A10–A11 do SV bổ sung</w:t>
+            </w:r>
+          </w:p>
+        </w:tc>
+      </w:tr>
+    </w:tbl>
+    <w:p>
+      <w:pPr>
+        <w:pStyle w:val="Nidung"/>
+        <w:spacing w:before="0" w:line="240" w:lineRule="auto"/>
+        <w:ind w:firstLine="0"/>
+        <w:jc w:val="left"/>
+      </w:pPr>
+    </w:p>
+    <w:p>
+      <w:pPr>
+        <w:pStyle w:val="Heading1"/>
+        <w:keepNext w:val="0"/>
+        <w:spacing w:before="0" w:after="320"/>
+      </w:pPr>
+      <w:bookmarkStart w:id="30" w:name="_Toc243433179"/>
+      <w:r>
+        <w:lastRenderedPageBreak/>
+        <w:t>TÀI LIỆU THAM KHẢO</w:t>
+      </w:r>
+      <w:bookmarkEnd w:id="30"/>
+    </w:p>
+    <w:p>
+      <w:pPr>
+        <w:pStyle w:val="Tiliuthamkho"/>
+        <w:spacing w:before="0" w:after="100" w:line="269" w:lineRule="auto"/>
+        <w:ind w:firstLine="0"/>
+        <w:jc w:val="left"/>
+      </w:pPr>
+      <w:r>
+        <w:t>[1] Giáo trình Cấu trúc dữ liệu và Giải thuật INT1306, tệp Giao-trinh-Cau-truc-du-lieu-va-Giai-thuat-INT1306.pdf; Chương 2, Mục 2.6.2; trang in 50–52; trang PDF 62–64.</w:t>
       </w:r>
     </w:p>
     <w:p>
       <w:pPr>
-        <w:spacing w:before="200"/>
+        <w:pStyle w:val="Tiliuthamkho"/>
+        <w:spacing w:before="0" w:after="100" w:line="269" w:lineRule="auto"/>
+        <w:ind w:firstLine="0"/>
+        <w:jc w:val="left"/>
       </w:pPr>
       <w:r>
-        <w:rPr>
-          <w:b/>
-          <w:sz w:val="28"/>
-        </w:rPr>
-        <w:t>3. KẾT QUẢ KIỂM THỬ ĐẦY ĐỦ</w:t>
+        <w:t>[2] Mã mẫu BFS của giảng viên (Ma_BFS_mau.zip) — chỉ tham khảo cách tổ chức module, demo, test và chụp ảnh; thuật toán và kiểm thử là tự cài cho đề DT028.</w:t>
+      </w:r>
+    </w:p>
+    <w:p>
+      <w:pPr>
+        <w:pStyle w:val="Tiliuthamkho"/>
+        <w:spacing w:before="0" w:after="100" w:line="269" w:lineRule="auto"/>
+        <w:ind w:firstLine="0"/>
+        <w:jc w:val="left"/>
+      </w:pPr>
+      <w:r>
+        <w:t>Mỗi nguồn phải được dùng và dẫn trong nội dung; nguồn mã tham khảo ghi rõ phần tiếp nhận và phần tự làm. Không giữ nguồn không sử dụng.</w:t>
+      </w:r>
+    </w:p>
+    <w:p>
+      <w:pPr>
+        <w:sectPr>
+          <w:footerReference w:type="default" r:id="rId21"/>
+          <w:pgSz w:w="11906" w:h="16838"/>
+          <w:pgMar w:top="1134" w:right="1134" w:bottom="1134" w:left="1701" w:header="567" w:footer="567" w:gutter="0"/>
+          <w:pgNumType w:start="1"/>
+          <w:cols w:space="720"/>
+          <w:docGrid w:linePitch="360"/>
+        </w:sectPr>
+      </w:pPr>
+    </w:p>
+    <w:p>
+      <w:pPr>
+        <w:pStyle w:val="Heading1"/>
+        <w:keepNext w:val="0"/>
+        <w:spacing w:before="0" w:after="320"/>
+      </w:pPr>
+      <w:bookmarkStart w:id="31" w:name="_Toc243433180"/>
+      <w:r>
+        <w:lastRenderedPageBreak/>
+        <w:t>PHỤ LỤC</w:t>
+      </w:r>
+      <w:bookmarkEnd w:id="31"/>
+    </w:p>
+    <w:p>
+      <w:pPr>
+        <w:pStyle w:val="Heading2"/>
+      </w:pPr>
+      <w:bookmarkStart w:id="32" w:name="_Toc243433181"/>
+      <w:r>
+        <w:t>PHỤ LỤC A. Tổ chức mã và hướng dẫn chạy</w:t>
+      </w:r>
+      <w:bookmarkEnd w:id="32"/>
+    </w:p>
+    <w:p>
+      <w:pPr>
+        <w:pStyle w:val="Nidung"/>
+      </w:pPr>
+      <w:r>
+        <w:t>Cây tệp kho mã:</w:t>
+      </w:r>
+      <w:r>
+        <w:br/>
+        <w:t xml:space="preserve">  src/DeTai.jl      — các hàm tìm biên, tần suất, validator, đối chứng</w:t>
+      </w:r>
+      <w:r>
+        <w:br/>
+        <w:t xml:space="preserve">  demo.jl           — 8 ca demo + so sánh + nhập bàn phím</w:t>
+      </w:r>
+      <w:r>
+        <w:br/>
+        <w:t xml:space="preserve">  test/runtests.jl  — 12 ca + 18.594 bất biến + kiểm tra input</w:t>
+      </w:r>
+      <w:r>
+        <w:br/>
+        <w:t xml:space="preserve">  scripts/test_catalog.jl, scripts/trace_and_scales.jl</w:t>
+      </w:r>
+      <w:r>
+        <w:br/>
+        <w:t xml:space="preserve">  docs/MoPhong_TimBien_DT028.html — trang mô phỏng tương tác</w:t>
+      </w:r>
+      <w:r>
+        <w:br/>
+        <w:t xml:space="preserve">  Run_all.ps1       — chạy toàn bộ một lệnh</w:t>
+      </w:r>
+      <w:r>
+        <w:br/>
+        <w:t xml:space="preserve">  docs/anh_ket_qua, docs/logs — ảnh và log bằng chứng</w:t>
+      </w:r>
+      <w:r>
+        <w:br/>
+        <w:t>Yêu cầu: Julia 1.13.1. Lệnh chạy: julia --startup-file=no demo.jl và test/runtests.jl.</w:t>
+      </w:r>
+    </w:p>
+    <w:p>
+      <w:pPr>
+        <w:pStyle w:val="Mngun"/>
+        <w:spacing w:line="252" w:lineRule="auto"/>
+      </w:pPr>
+    </w:p>
+    <w:p>
+      <w:pPr>
+        <w:pStyle w:val="Mngun"/>
+        <w:spacing w:line="252" w:lineRule="auto"/>
+      </w:pPr>
+    </w:p>
+    <w:p>
+      <w:pPr>
+        <w:pStyle w:val="Mngun"/>
+        <w:spacing w:line="252" w:lineRule="auto"/>
+      </w:pPr>
+    </w:p>
+    <w:p>
+      <w:pPr>
+        <w:pStyle w:val="Mngun"/>
+        <w:spacing w:line="252" w:lineRule="auto"/>
+      </w:pPr>
+    </w:p>
+    <w:p>
+      <w:pPr>
+        <w:pStyle w:val="Mngun"/>
+        <w:spacing w:line="252" w:lineRule="auto"/>
+      </w:pPr>
+    </w:p>
+    <w:p>
+      <w:pPr>
+        <w:pStyle w:val="Heading2"/>
+        <w:pageBreakBefore/>
+      </w:pPr>
+      <w:bookmarkStart w:id="33" w:name="_Toc243433182"/>
+      <w:r>
+        <w:lastRenderedPageBreak/>
+        <w:t>PHỤ LỤC B. Danh mục bằng chứng</w:t>
+      </w:r>
+      <w:bookmarkEnd w:id="33"/>
+    </w:p>
+    <w:p>
+      <w:pPr>
+        <w:pStyle w:val="Nidung"/>
+      </w:pPr>
+      <w:r>
+        <w:t>Danh mục A01–A09 gồm mã ca, tệp ảnh và log tương ứng; A10–A11 trình bày tại Phụ lục E (Hình 4.10, 4.11). Ảnh trong thân báo cáo phải đọc được.</w:t>
       </w:r>
     </w:p>
     <w:tbl>
       <w:tblPr>
         <w:tblStyle w:val="TableGrid"/>
         <w:tblW w:w="0" w:type="auto"/>
-        <w:jc w:val="center"/>
+        <w:tblBorders>
+          <w:top w:val="single" w:sz="4" w:space="0" w:color="D9D9D9"/>
+          <w:left w:val="single" w:sz="4" w:space="0" w:color="D9D9D9"/>
+          <w:bottom w:val="single" w:sz="4" w:space="0" w:color="D9D9D9"/>
+          <w:right w:val="single" w:sz="4" w:space="0" w:color="D9D9D9"/>
+          <w:insideH w:val="single" w:sz="4" w:space="0" w:color="D9D9D9"/>
+          <w:insideV w:val="single" w:sz="4" w:space="0" w:color="D9D9D9"/>
+        </w:tblBorders>
+        <w:tblLayout w:type="fixed"/>
+        <w:tblCellMar>
+          <w:top w:w="70" w:type="dxa"/>
+          <w:left w:w="70" w:type="dxa"/>
+          <w:bottom w:w="70" w:type="dxa"/>
+          <w:right w:w="70" w:type="dxa"/>
+        </w:tblCellMar>
         <w:tblLook w:val="04A0" w:firstRow="1" w:lastRow="0" w:firstColumn="1" w:lastColumn="0" w:noHBand="0" w:noVBand="1"/>
       </w:tblPr>
       <w:tblGrid>
-        <w:gridCol w:w="1125"/>
-        <w:gridCol w:w="3446"/>
-        <w:gridCol w:w="1799"/>
-        <w:gridCol w:w="1799"/>
-        <w:gridCol w:w="1118"/>
+        <w:gridCol w:w="1134"/>
+        <w:gridCol w:w="2268"/>
+        <w:gridCol w:w="5669"/>
       </w:tblGrid>
       <w:tr>
         <w:trPr>
-          <w:jc w:val="center"/>
+          <w:cantSplit/>
+          <w:tblHeader/>
         </w:trPr>
         <w:tc>
           <w:tcPr>
             <w:tcW w:w="1134" w:type="dxa"/>
-          </w:tcPr>
-          <w:p>
-            <w:pPr>
+            <w:shd w:val="clear" w:color="auto" w:fill="E8EBEF"/>
+            <w:vAlign w:val="center"/>
+          </w:tcPr>
+          <w:p>
+            <w:pPr>
+              <w:spacing w:after="40" w:line="252" w:lineRule="auto"/>
               <w:jc w:val="center"/>
             </w:pPr>
             <w:r>
               <w:rPr>
                 <w:b/>
-                <w:sz w:val="19"/>
+                <w:sz w:val="23"/>
               </w:rPr>
-              <w:t>Ca</w:t>
-            </w:r>
-          </w:p>
-        </w:tc>
-        <w:tc>
-          <w:tcPr>
-            <w:tcW w:w="3515" w:type="dxa"/>
-          </w:tcPr>
-          <w:p>
-            <w:pPr>
-              <w:jc w:val="center"/>
+              <w:t>Mã ảnh</w:t>
+            </w:r>
+          </w:p>
+        </w:tc>
+        <w:tc>
+          <w:tcPr>
+            <w:tcW w:w="2268" w:type="dxa"/>
+            <w:shd w:val="clear" w:color="auto" w:fill="E8EBEF"/>
+            <w:vAlign w:val="center"/>
+          </w:tcPr>
+          <w:p>
+            <w:pPr>
+              <w:spacing w:after="40" w:line="252" w:lineRule="auto"/>
             </w:pPr>
             <w:r>
               <w:rPr>
                 <w:b/>
-                <w:sz w:val="19"/>
+                <w:sz w:val="23"/>
               </w:rPr>
-              <w:t>Input</w:t>
-            </w:r>
-          </w:p>
-        </w:tc>
-        <w:tc>
-          <w:tcPr>
-            <w:tcW w:w="1814" w:type="dxa"/>
-          </w:tcPr>
-          <w:p>
-            <w:pPr>
-              <w:jc w:val="center"/>
+              <w:t>Ca hoặc đối tượng</w:t>
+            </w:r>
+          </w:p>
+        </w:tc>
+        <w:tc>
+          <w:tcPr>
+            <w:tcW w:w="5669" w:type="dxa"/>
+            <w:shd w:val="clear" w:color="auto" w:fill="E8EBEF"/>
+            <w:vAlign w:val="center"/>
+          </w:tcPr>
+          <w:p>
+            <w:pPr>
+              <w:spacing w:after="40" w:line="252" w:lineRule="auto"/>
             </w:pPr>
             <w:r>
               <w:rPr>
                 <w:b/>
-                <w:sz w:val="19"/>
+                <w:sz w:val="23"/>
               </w:rPr>
-              <w:t>Kỳ vọng</w:t>
-            </w:r>
-          </w:p>
-        </w:tc>
-        <w:tc>
-          <w:tcPr>
-            <w:tcW w:w="1814" w:type="dxa"/>
-          </w:tcPr>
-          <w:p>
-            <w:pPr>
-              <w:jc w:val="center"/>
-            </w:pPr>
-            <w:r>
-              <w:rPr>
-                <w:b/>
-                <w:sz w:val="19"/>
-              </w:rPr>
-              <w:t>Thực tế</w:t>
-            </w:r>
-          </w:p>
-        </w:tc>
-        <w:tc>
-          <w:tcPr>
-            <w:tcW w:w="1134" w:type="dxa"/>
-          </w:tcPr>
-          <w:p>
-            <w:pPr>
-              <w:jc w:val="center"/>
-            </w:pPr>
-            <w:r>
-              <w:rPr>
-                <w:b/>
-                <w:sz w:val="19"/>
-              </w:rPr>
-              <w:t>Kết luận</w:t>
+              <w:t>Tệp ảnh log và SHA</w:t>
             </w:r>
           </w:p>
         </w:tc>
       </w:tr>
       <w:tr>
         <w:trPr>
-          <w:jc w:val="center"/>
+          <w:cantSplit/>
         </w:trPr>
         <w:tc>
           <w:tcPr>
             <w:tcW w:w="1134" w:type="dxa"/>
-          </w:tcPr>
-          <w:p>
-            <w:r>
-              <w:rPr>
-                <w:sz w:val="19"/>
-              </w:rPr>
+            <w:vAlign w:val="center"/>
+          </w:tcPr>
+          <w:p>
+            <w:pPr>
+              <w:spacing w:after="40" w:line="252" w:lineRule="auto"/>
+              <w:jc w:val="center"/>
+            </w:pPr>
+            <w:r>
+              <w:t>A01</w:t>
+            </w:r>
+          </w:p>
+        </w:tc>
+        <w:tc>
+          <w:tcPr>
+            <w:tcW w:w="2268" w:type="dxa"/>
+            <w:vAlign w:val="center"/>
+          </w:tcPr>
+          <w:p>
+            <w:pPr>
+              <w:spacing w:after="40" w:line="252" w:lineRule="auto"/>
+            </w:pPr>
+            <w:r>
               <w:t>VD01</w:t>
             </w:r>
           </w:p>
         </w:tc>
         <w:tc>
           <w:tcPr>
-            <w:tcW w:w="3515" w:type="dxa"/>
-          </w:tcPr>
-          <w:p>
-            <w:r>
-              <w:rPr>
-                <w:sz w:val="19"/>
-              </w:rPr>
-              <w:t>[1,2,2,2,4], x=2</w:t>
-            </w:r>
-          </w:p>
-        </w:tc>
-        <w:tc>
-          <w:tcPr>
-            <w:tcW w:w="1814" w:type="dxa"/>
-          </w:tcPr>
-          <w:p>
-            <w:r>
-              <w:rPr>
-                <w:sz w:val="19"/>
-              </w:rPr>
-              <w:t>2,4,3</w:t>
-            </w:r>
-          </w:p>
-        </w:tc>
-        <w:tc>
-          <w:tcPr>
-            <w:tcW w:w="1814" w:type="dxa"/>
-          </w:tcPr>
-          <w:p>
-            <w:r>
-              <w:rPr>
-                <w:sz w:val="19"/>
-              </w:rPr>
-              <w:t>2,4,3</w:t>
-            </w:r>
-          </w:p>
-        </w:tc>
-        <w:tc>
-          <w:tcPr>
-            <w:tcW w:w="1134" w:type="dxa"/>
-          </w:tcPr>
-          <w:p>
-            <w:r>
-              <w:rPr>
-                <w:sz w:val="19"/>
-              </w:rPr>
-              <w:t>PASS</w:t>
+            <w:tcW w:w="5669" w:type="dxa"/>
+            <w:vAlign w:val="center"/>
+          </w:tcPr>
+          <w:p>
+            <w:pPr>
+              <w:spacing w:after="40" w:line="252" w:lineRule="auto"/>
+            </w:pPr>
+            <w:r>
+              <w:t>01_vi_du_1.png</w:t>
             </w:r>
           </w:p>
         </w:tc>
       </w:tr>
       <w:tr>
         <w:trPr>
-          <w:jc w:val="center"/>
+          <w:cantSplit/>
         </w:trPr>
         <w:tc>
           <w:tcPr>
             <w:tcW w:w="1134" w:type="dxa"/>
-          </w:tcPr>
-          <w:p>
-            <w:r>
-              <w:rPr>
-                <w:sz w:val="19"/>
-              </w:rPr>
+            <w:vAlign w:val="center"/>
+          </w:tcPr>
+          <w:p>
+            <w:pPr>
+              <w:spacing w:after="40" w:line="252" w:lineRule="auto"/>
+              <w:jc w:val="center"/>
+            </w:pPr>
+            <w:r>
+              <w:t>A02</w:t>
+            </w:r>
+          </w:p>
+        </w:tc>
+        <w:tc>
+          <w:tcPr>
+            <w:tcW w:w="2268" w:type="dxa"/>
+            <w:vAlign w:val="center"/>
+          </w:tcPr>
+          <w:p>
+            <w:pPr>
+              <w:spacing w:after="40" w:line="252" w:lineRule="auto"/>
+            </w:pPr>
+            <w:r>
               <w:t>VD02</w:t>
             </w:r>
           </w:p>
         </w:tc>
         <w:tc>
           <w:tcPr>
-            <w:tcW w:w="3515" w:type="dxa"/>
-          </w:tcPr>
-          <w:p>
-            <w:r>
-              <w:rPr>
-                <w:sz w:val="19"/>
-              </w:rPr>
-              <w:t>Cùng mảng, x=3</w:t>
-            </w:r>
-          </w:p>
-        </w:tc>
-        <w:tc>
-          <w:tcPr>
-            <w:tcW w:w="1814" w:type="dxa"/>
-          </w:tcPr>
-          <w:p>
-            <w:r>
-              <w:rPr>
-                <w:sz w:val="19"/>
-              </w:rPr>
-              <w:t>0,0,0</w:t>
-            </w:r>
-          </w:p>
-        </w:tc>
-        <w:tc>
-          <w:tcPr>
-            <w:tcW w:w="1814" w:type="dxa"/>
-          </w:tcPr>
-          <w:p>
-            <w:r>
-              <w:rPr>
-                <w:sz w:val="19"/>
-              </w:rPr>
-              <w:t>0,0,0</w:t>
-            </w:r>
-          </w:p>
-        </w:tc>
-        <w:tc>
-          <w:tcPr>
-            <w:tcW w:w="1134" w:type="dxa"/>
-          </w:tcPr>
-          <w:p>
-            <w:r>
-              <w:rPr>
-                <w:sz w:val="19"/>
-              </w:rPr>
-              <w:t>PASS</w:t>
+            <w:tcW w:w="5669" w:type="dxa"/>
+            <w:vAlign w:val="center"/>
+          </w:tcPr>
+          <w:p>
+            <w:pPr>
+              <w:spacing w:after="40" w:line="252" w:lineRule="auto"/>
+            </w:pPr>
+            <w:r>
+              <w:t>02_vi_du_2.png</w:t>
             </w:r>
           </w:p>
         </w:tc>
       </w:tr>
       <w:tr>
         <w:trPr>
-          <w:jc w:val="center"/>
+          <w:cantSplit/>
         </w:trPr>
         <w:tc>
           <w:tcPr>
             <w:tcW w:w="1134" w:type="dxa"/>
-          </w:tcPr>
-          <w:p>
-            <w:r>
-              <w:rPr>
-                <w:sz w:val="19"/>
-              </w:rPr>
+            <w:vAlign w:val="center"/>
+          </w:tcPr>
+          <w:p>
+            <w:pPr>
+              <w:spacing w:after="40" w:line="252" w:lineRule="auto"/>
+              <w:jc w:val="center"/>
+            </w:pPr>
+            <w:r>
+              <w:t>A03</w:t>
+            </w:r>
+          </w:p>
+        </w:tc>
+        <w:tc>
+          <w:tcPr>
+            <w:tcW w:w="2268" w:type="dxa"/>
+            <w:vAlign w:val="center"/>
+          </w:tcPr>
+          <w:p>
+            <w:pPr>
+              <w:spacing w:after="40" w:line="252" w:lineRule="auto"/>
+            </w:pPr>
+            <w:r>
               <w:t>TK01</w:t>
             </w:r>
           </w:p>
         </w:tc>
         <w:tc>
           <w:tcPr>
-            <w:tcW w:w="3515" w:type="dxa"/>
-          </w:tcPr>
-          <w:p>
-            <w:r>
-              <w:rPr>
-                <w:sz w:val="19"/>
-              </w:rPr>
-              <w:t>[1,1,1,5,9], x=1</w:t>
-            </w:r>
-          </w:p>
-        </w:tc>
-        <w:tc>
-          <w:tcPr>
-            <w:tcW w:w="1814" w:type="dxa"/>
-          </w:tcPr>
-          <w:p>
-            <w:r>
-              <w:rPr>
-                <w:sz w:val="19"/>
-              </w:rPr>
-              <w:t>1,3,3</w:t>
-            </w:r>
-          </w:p>
-        </w:tc>
-        <w:tc>
-          <w:tcPr>
-            <w:tcW w:w="1814" w:type="dxa"/>
-          </w:tcPr>
-          <w:p>
-            <w:r>
-              <w:rPr>
-                <w:sz w:val="19"/>
-              </w:rPr>
-              <w:t>1,3,3</w:t>
-            </w:r>
-          </w:p>
-        </w:tc>
-        <w:tc>
-          <w:tcPr>
-            <w:tcW w:w="1134" w:type="dxa"/>
-          </w:tcPr>
-          <w:p>
-            <w:r>
-              <w:rPr>
-                <w:sz w:val="19"/>
-              </w:rPr>
-              <w:t>PASS</w:t>
+            <w:tcW w:w="5669" w:type="dxa"/>
+            <w:vAlign w:val="center"/>
+          </w:tcPr>
+          <w:p>
+            <w:pPr>
+              <w:spacing w:after="40" w:line="252" w:lineRule="auto"/>
+            </w:pPr>
+            <w:r>
+              <w:t>03_tu_thiet_ke_1.png</w:t>
             </w:r>
           </w:p>
         </w:tc>
       </w:tr>
       <w:tr>
         <w:trPr>
-          <w:jc w:val="center"/>
+          <w:cantSplit/>
         </w:trPr>
         <w:tc>
           <w:tcPr>
             <w:tcW w:w="1134" w:type="dxa"/>
-          </w:tcPr>
-          <w:p>
-            <w:r>
-              <w:rPr>
-                <w:sz w:val="19"/>
-              </w:rPr>
+            <w:vAlign w:val="center"/>
+          </w:tcPr>
+          <w:p>
+            <w:pPr>
+              <w:spacing w:after="40" w:line="252" w:lineRule="auto"/>
+              <w:jc w:val="center"/>
+            </w:pPr>
+            <w:r>
+              <w:t>A04</w:t>
+            </w:r>
+          </w:p>
+        </w:tc>
+        <w:tc>
+          <w:tcPr>
+            <w:tcW w:w="2268" w:type="dxa"/>
+            <w:vAlign w:val="center"/>
+          </w:tcPr>
+          <w:p>
+            <w:pPr>
+              <w:spacing w:after="40" w:line="252" w:lineRule="auto"/>
+            </w:pPr>
+            <w:r>
               <w:t>TK02</w:t>
             </w:r>
           </w:p>
         </w:tc>
         <w:tc>
           <w:tcPr>
-            <w:tcW w:w="3515" w:type="dxa"/>
-          </w:tcPr>
-          <w:p>
-            <w:r>
-              <w:rPr>
-                <w:sz w:val="19"/>
-              </w:rPr>
-              <w:t>[0,3,7,7], x=7</w:t>
-            </w:r>
-          </w:p>
-        </w:tc>
-        <w:tc>
-          <w:tcPr>
-            <w:tcW w:w="1814" w:type="dxa"/>
-          </w:tcPr>
-          <w:p>
-            <w:r>
-              <w:rPr>
-                <w:sz w:val="19"/>
-              </w:rPr>
-              <w:t>3,4,2</w:t>
-            </w:r>
-          </w:p>
-        </w:tc>
-        <w:tc>
-          <w:tcPr>
-            <w:tcW w:w="1814" w:type="dxa"/>
-          </w:tcPr>
-          <w:p>
-            <w:r>
-              <w:rPr>
-                <w:sz w:val="19"/>
-              </w:rPr>
-              <w:t>3,4,2</w:t>
-            </w:r>
-          </w:p>
-        </w:tc>
-        <w:tc>
-          <w:tcPr>
-            <w:tcW w:w="1134" w:type="dxa"/>
-          </w:tcPr>
-          <w:p>
-            <w:r>
-              <w:rPr>
-                <w:sz w:val="19"/>
-              </w:rPr>
-              <w:t>PASS</w:t>
+            <w:tcW w:w="5669" w:type="dxa"/>
+            <w:vAlign w:val="center"/>
+          </w:tcPr>
+          <w:p>
+            <w:pPr>
+              <w:spacing w:after="40" w:line="252" w:lineRule="auto"/>
+            </w:pPr>
+            <w:r>
+              <w:t>04_tu_thiet_ke_2.png</w:t>
             </w:r>
           </w:p>
         </w:tc>
       </w:tr>
       <w:tr>
         <w:trPr>
-          <w:jc w:val="center"/>
+          <w:cantSplit/>
         </w:trPr>
         <w:tc>
           <w:tcPr>
             <w:tcW w:w="1134" w:type="dxa"/>
-          </w:tcPr>
-          <w:p>
-            <w:r>
-              <w:rPr>
-                <w:sz w:val="19"/>
-              </w:rPr>
+            <w:vAlign w:val="center"/>
+          </w:tcPr>
+          <w:p>
+            <w:pPr>
+              <w:spacing w:after="40" w:line="252" w:lineRule="auto"/>
+              <w:jc w:val="center"/>
+            </w:pPr>
+            <w:r>
+              <w:t>A05</w:t>
+            </w:r>
+          </w:p>
+        </w:tc>
+        <w:tc>
+          <w:tcPr>
+            <w:tcW w:w="2268" w:type="dxa"/>
+            <w:vAlign w:val="center"/>
+          </w:tcPr>
+          <w:p>
+            <w:pPr>
+              <w:spacing w:after="40" w:line="252" w:lineRule="auto"/>
+            </w:pPr>
+            <w:r>
               <w:t>BIEN01</w:t>
             </w:r>
           </w:p>
         </w:tc>
         <w:tc>
           <w:tcPr>
-            <w:tcW w:w="3515" w:type="dxa"/>
-          </w:tcPr>
-          <w:p>
-            <w:r>
-              <w:rPr>
-                <w:sz w:val="19"/>
-              </w:rPr>
-              <w:t>[1,2], x=1</w:t>
-            </w:r>
-          </w:p>
-        </w:tc>
-        <w:tc>
-          <w:tcPr>
-            <w:tcW w:w="1814" w:type="dxa"/>
-          </w:tcPr>
-          <w:p>
-            <w:r>
-              <w:rPr>
-                <w:sz w:val="19"/>
-              </w:rPr>
-              <w:t>1,1,1</w:t>
-            </w:r>
-          </w:p>
-        </w:tc>
-        <w:tc>
-          <w:tcPr>
-            <w:tcW w:w="1814" w:type="dxa"/>
-          </w:tcPr>
-          <w:p>
-            <w:r>
-              <w:rPr>
-                <w:sz w:val="19"/>
-              </w:rPr>
-              <w:t>1,1,1</w:t>
-            </w:r>
-          </w:p>
-        </w:tc>
-        <w:tc>
-          <w:tcPr>
-            <w:tcW w:w="1134" w:type="dxa"/>
-          </w:tcPr>
-          <w:p>
-            <w:r>
-              <w:rPr>
-                <w:sz w:val="19"/>
-              </w:rPr>
-              <w:t>PASS</w:t>
+            <w:tcW w:w="5669" w:type="dxa"/>
+            <w:vAlign w:val="center"/>
+          </w:tcPr>
+          <w:p>
+            <w:pPr>
+              <w:spacing w:after="40" w:line="252" w:lineRule="auto"/>
+            </w:pPr>
+            <w:r>
+              <w:t>05_bien_1.png</w:t>
             </w:r>
           </w:p>
         </w:tc>
       </w:tr>
       <w:tr>
         <w:trPr>
-          <w:jc w:val="center"/>
+          <w:cantSplit/>
         </w:trPr>
         <w:tc>
           <w:tcPr>
             <w:tcW w:w="1134" w:type="dxa"/>
-          </w:tcPr>
-          <w:p>
-            <w:r>
-              <w:rPr>
-                <w:sz w:val="19"/>
-              </w:rPr>
+            <w:vAlign w:val="center"/>
+          </w:tcPr>
+          <w:p>
+            <w:pPr>
+              <w:spacing w:after="40" w:line="252" w:lineRule="auto"/>
+              <w:jc w:val="center"/>
+            </w:pPr>
+            <w:r>
+              <w:t>A06</w:t>
+            </w:r>
+          </w:p>
+        </w:tc>
+        <w:tc>
+          <w:tcPr>
+            <w:tcW w:w="2268" w:type="dxa"/>
+            <w:vAlign w:val="center"/>
+          </w:tcPr>
+          <w:p>
+            <w:pPr>
+              <w:spacing w:after="40" w:line="252" w:lineRule="auto"/>
+            </w:pPr>
+            <w:r>
               <w:t>BIEN02</w:t>
             </w:r>
           </w:p>
         </w:tc>
         <w:tc>
           <w:tcPr>
-            <w:tcW w:w="3515" w:type="dxa"/>
-          </w:tcPr>
-          <w:p>
-            <w:r>
-              <w:rPr>
-                <w:sz w:val="19"/>
-              </w:rPr>
-              <w:t>Mảng rỗng, x=5</w:t>
-            </w:r>
-          </w:p>
-        </w:tc>
-        <w:tc>
-          <w:tcPr>
-            <w:tcW w:w="1814" w:type="dxa"/>
-          </w:tcPr>
-          <w:p>
-            <w:r>
-              <w:rPr>
-                <w:sz w:val="19"/>
-              </w:rPr>
-              <w:t>0,0,0</w:t>
-            </w:r>
-          </w:p>
-        </w:tc>
-        <w:tc>
-          <w:tcPr>
-            <w:tcW w:w="1814" w:type="dxa"/>
-          </w:tcPr>
-          <w:p>
-            <w:r>
-              <w:rPr>
-                <w:sz w:val="19"/>
-              </w:rPr>
-              <w:t>0,0,0</w:t>
-            </w:r>
-          </w:p>
-        </w:tc>
-        <w:tc>
-          <w:tcPr>
-            <w:tcW w:w="1134" w:type="dxa"/>
-          </w:tcPr>
-          <w:p>
-            <w:r>
-              <w:rPr>
-                <w:sz w:val="19"/>
-              </w:rPr>
-              <w:t>PASS</w:t>
+            <w:tcW w:w="5669" w:type="dxa"/>
+            <w:vAlign w:val="center"/>
+          </w:tcPr>
+          <w:p>
+            <w:pPr>
+              <w:spacing w:after="40" w:line="252" w:lineRule="auto"/>
+            </w:pPr>
+            <w:r>
+              <w:t>06_bien_2.png</w:t>
             </w:r>
           </w:p>
         </w:tc>
       </w:tr>
       <w:tr>
         <w:trPr>
-          <w:jc w:val="center"/>
+          <w:cantSplit/>
         </w:trPr>
         <w:tc>
           <w:tcPr>
             <w:tcW w:w="1134" w:type="dxa"/>
-          </w:tcPr>
-          <w:p>
-            <w:r>
-              <w:rPr>
-                <w:sz w:val="19"/>
-              </w:rPr>
+            <w:vAlign w:val="center"/>
+          </w:tcPr>
+          <w:p>
+            <w:pPr>
+              <w:spacing w:after="40" w:line="252" w:lineRule="auto"/>
+              <w:jc w:val="center"/>
+            </w:pPr>
+            <w:r>
+              <w:t>A07</w:t>
+            </w:r>
+          </w:p>
+        </w:tc>
+        <w:tc>
+          <w:tcPr>
+            <w:tcW w:w="2268" w:type="dxa"/>
+            <w:vAlign w:val="center"/>
+          </w:tcPr>
+          <w:p>
+            <w:pPr>
+              <w:spacing w:after="40" w:line="252" w:lineRule="auto"/>
+            </w:pPr>
+            <w:r>
               <w:t>BIEN03</w:t>
             </w:r>
           </w:p>
         </w:tc>
         <w:tc>
           <w:tcPr>
-            <w:tcW w:w="3515" w:type="dxa"/>
-          </w:tcPr>
-          <w:p>
-            <w:r>
-              <w:rPr>
-                <w:sz w:val="19"/>
-              </w:rPr>
-              <w:t>[5,5,5], x=5</w:t>
-            </w:r>
-          </w:p>
-        </w:tc>
-        <w:tc>
-          <w:tcPr>
-            <w:tcW w:w="1814" w:type="dxa"/>
-          </w:tcPr>
-          <w:p>
-            <w:r>
-              <w:rPr>
-                <w:sz w:val="19"/>
-              </w:rPr>
-              <w:t>1,3,3</w:t>
-            </w:r>
-          </w:p>
-        </w:tc>
-        <w:tc>
-          <w:tcPr>
-            <w:tcW w:w="1814" w:type="dxa"/>
-          </w:tcPr>
-          <w:p>
-            <w:r>
-              <w:rPr>
-                <w:sz w:val="19"/>
-              </w:rPr>
-              <w:t>1,3,3</w:t>
-            </w:r>
-          </w:p>
-        </w:tc>
-        <w:tc>
-          <w:tcPr>
-            <w:tcW w:w="1134" w:type="dxa"/>
-          </w:tcPr>
-          <w:p>
-            <w:r>
-              <w:rPr>
-                <w:sz w:val="19"/>
-              </w:rPr>
-              <w:t>PASS</w:t>
+            <w:tcW w:w="5669" w:type="dxa"/>
+            <w:vAlign w:val="center"/>
+          </w:tcPr>
+          <w:p>
+            <w:pPr>
+              <w:spacing w:after="40" w:line="252" w:lineRule="auto"/>
+            </w:pPr>
+            <w:r>
+              <w:t>07_bien_3.png</w:t>
             </w:r>
           </w:p>
         </w:tc>
       </w:tr>
       <w:tr>
         <w:trPr>
-          <w:jc w:val="center"/>
+          <w:cantSplit/>
         </w:trPr>
         <w:tc>
           <w:tcPr>
             <w:tcW w:w="1134" w:type="dxa"/>
-          </w:tcPr>
-          <w:p>
-            <w:r>
-              <w:rPr>
-                <w:sz w:val="19"/>
-              </w:rPr>
+            <w:vAlign w:val="center"/>
+          </w:tcPr>
+          <w:p>
+            <w:pPr>
+              <w:spacing w:after="40" w:line="252" w:lineRule="auto"/>
+              <w:jc w:val="center"/>
+            </w:pPr>
+            <w:r>
+              <w:t>A08</w:t>
+            </w:r>
+          </w:p>
+        </w:tc>
+        <w:tc>
+          <w:tcPr>
+            <w:tcW w:w="2268" w:type="dxa"/>
+            <w:vAlign w:val="center"/>
+          </w:tcPr>
+          <w:p>
+            <w:pPr>
+              <w:spacing w:after="40" w:line="252" w:lineRule="auto"/>
+            </w:pPr>
+            <w:r>
               <w:t>LOI01</w:t>
             </w:r>
           </w:p>
         </w:tc>
         <w:tc>
           <w:tcPr>
-            <w:tcW w:w="3515" w:type="dxa"/>
-          </w:tcPr>
-          <w:p>
-            <w:r>
-              <w:rPr>
-                <w:sz w:val="19"/>
-              </w:rPr>
-              <w:t>[3,1,2], x=1</w:t>
-            </w:r>
-          </w:p>
-        </w:tc>
-        <w:tc>
-          <w:tcPr>
-            <w:tcW w:w="1814" w:type="dxa"/>
-          </w:tcPr>
-          <w:p>
-            <w:r>
-              <w:rPr>
-                <w:sz w:val="19"/>
-              </w:rPr>
-              <w:t>ArgumentError</w:t>
-            </w:r>
-          </w:p>
-        </w:tc>
-        <w:tc>
-          <w:tcPr>
-            <w:tcW w:w="1814" w:type="dxa"/>
-          </w:tcPr>
-          <w:p>
-            <w:r>
-              <w:rPr>
-                <w:sz w:val="19"/>
-              </w:rPr>
-              <w:t>ArgumentError</w:t>
-            </w:r>
-          </w:p>
-        </w:tc>
-        <w:tc>
-          <w:tcPr>
-            <w:tcW w:w="1134" w:type="dxa"/>
-          </w:tcPr>
-          <w:p>
-            <w:r>
-              <w:rPr>
-                <w:sz w:val="19"/>
-              </w:rPr>
-              <w:t>PASS</w:t>
+            <w:tcW w:w="5669" w:type="dxa"/>
+            <w:vAlign w:val="center"/>
+          </w:tcPr>
+          <w:p>
+            <w:pPr>
+              <w:spacing w:after="40" w:line="252" w:lineRule="auto"/>
+            </w:pPr>
+            <w:r>
+              <w:t>08_input_khong_hop_le.png</w:t>
             </w:r>
           </w:p>
         </w:tc>
       </w:tr>
       <w:tr>
         <w:trPr>
-          <w:jc w:val="center"/>
+          <w:cantSplit/>
         </w:trPr>
         <w:tc>
           <w:tcPr>
             <w:tcW w:w="1134" w:type="dxa"/>
-          </w:tcPr>
-          <w:p>
-            <w:r>
-              <w:rPr>
-                <w:sz w:val="19"/>
-              </w:rPr>
-              <w:t>KT09</w:t>
-            </w:r>
-          </w:p>
-        </w:tc>
-        <w:tc>
-          <w:tcPr>
-            <w:tcW w:w="3515" w:type="dxa"/>
-          </w:tcPr>
-          <w:p>
-            <w:r>
-              <w:rPr>
-                <w:sz w:val="19"/>
-              </w:rPr>
-              <w:t>[5], x=5</w:t>
-            </w:r>
-          </w:p>
-        </w:tc>
-        <w:tc>
-          <w:tcPr>
-            <w:tcW w:w="1814" w:type="dxa"/>
-          </w:tcPr>
-          <w:p>
-            <w:r>
-              <w:rPr>
-                <w:sz w:val="19"/>
-              </w:rPr>
-              <w:t>1,1,1</w:t>
-            </w:r>
-          </w:p>
-        </w:tc>
-        <w:tc>
-          <w:tcPr>
-            <w:tcW w:w="1814" w:type="dxa"/>
-          </w:tcPr>
-          <w:p>
-            <w:r>
-              <w:rPr>
-                <w:sz w:val="19"/>
-              </w:rPr>
-              <w:t>1,1,1</w:t>
-            </w:r>
-          </w:p>
-        </w:tc>
-        <w:tc>
-          <w:tcPr>
-            <w:tcW w:w="1134" w:type="dxa"/>
-          </w:tcPr>
-          <w:p>
-            <w:r>
-              <w:rPr>
-                <w:sz w:val="19"/>
-              </w:rPr>
-              <w:t>PASS</w:t>
+            <w:vAlign w:val="center"/>
+          </w:tcPr>
+          <w:p>
+            <w:pPr>
+              <w:spacing w:after="40" w:line="252" w:lineRule="auto"/>
+              <w:jc w:val="center"/>
+            </w:pPr>
+            <w:r>
+              <w:t>A09</w:t>
+            </w:r>
+          </w:p>
+        </w:tc>
+        <w:tc>
+          <w:tcPr>
+            <w:tcW w:w="2268" w:type="dxa"/>
+            <w:vAlign w:val="center"/>
+          </w:tcPr>
+          <w:p>
+            <w:pPr>
+              <w:spacing w:after="40" w:line="252" w:lineRule="auto"/>
+            </w:pPr>
+            <w:r>
+              <w:t>TEST_ALL</w:t>
+            </w:r>
+          </w:p>
+        </w:tc>
+        <w:tc>
+          <w:tcPr>
+            <w:tcW w:w="5669" w:type="dxa"/>
+            <w:vAlign w:val="center"/>
+          </w:tcPr>
+          <w:p>
+            <w:pPr>
+              <w:spacing w:after="40" w:line="252" w:lineRule="auto"/>
+            </w:pPr>
+            <w:r>
+              <w:t>09_tong_ket_kiem_thu.png</w:t>
             </w:r>
           </w:p>
         </w:tc>
       </w:tr>
       <w:tr>
         <w:trPr>
-          <w:jc w:val="center"/>
+          <w:cantSplit/>
         </w:trPr>
         <w:tc>
           <w:tcPr>
             <w:tcW w:w="1134" w:type="dxa"/>
-          </w:tcPr>
-          <w:p>
-            <w:r>
-              <w:rPr>
-                <w:sz w:val="19"/>
-              </w:rPr>
-              <w:t>KT10</w:t>
-            </w:r>
-          </w:p>
-        </w:tc>
-        <w:tc>
-          <w:tcPr>
-            <w:tcW w:w="3515" w:type="dxa"/>
-          </w:tcPr>
-          <w:p>
-            <w:r>
-              <w:rPr>
-                <w:sz w:val="19"/>
-              </w:rPr>
-              <w:t>[2,4,6], x=1</w:t>
-            </w:r>
-          </w:p>
-        </w:tc>
-        <w:tc>
-          <w:tcPr>
-            <w:tcW w:w="1814" w:type="dxa"/>
-          </w:tcPr>
-          <w:p>
-            <w:r>
-              <w:rPr>
-                <w:sz w:val="19"/>
-              </w:rPr>
-              <w:t>0,0,0</w:t>
-            </w:r>
-          </w:p>
-        </w:tc>
-        <w:tc>
-          <w:tcPr>
-            <w:tcW w:w="1814" w:type="dxa"/>
-          </w:tcPr>
-          <w:p>
-            <w:r>
-              <w:rPr>
-                <w:sz w:val="19"/>
-              </w:rPr>
-              <w:t>0,0,0</w:t>
-            </w:r>
-          </w:p>
-        </w:tc>
-        <w:tc>
-          <w:tcPr>
-            <w:tcW w:w="1134" w:type="dxa"/>
-          </w:tcPr>
-          <w:p>
-            <w:r>
-              <w:rPr>
-                <w:sz w:val="19"/>
-              </w:rPr>
-              <w:t>PASS</w:t>
+            <w:vAlign w:val="center"/>
+          </w:tcPr>
+          <w:p>
+            <w:pPr>
+              <w:spacing w:after="40" w:line="252" w:lineRule="auto"/>
+              <w:jc w:val="center"/>
+            </w:pPr>
+            <w:r>
+              <w:t>A10</w:t>
+            </w:r>
+          </w:p>
+        </w:tc>
+        <w:tc>
+          <w:tcPr>
+            <w:tcW w:w="2268" w:type="dxa"/>
+            <w:vAlign w:val="center"/>
+          </w:tcPr>
+          <w:p>
+            <w:pPr>
+              <w:spacing w:after="40" w:line="252" w:lineRule="auto"/>
+            </w:pPr>
+            <w:r>
+              <w:t>CLONE</w:t>
+            </w:r>
+          </w:p>
+        </w:tc>
+        <w:tc>
+          <w:tcPr>
+            <w:tcW w:w="5669" w:type="dxa"/>
+            <w:vAlign w:val="center"/>
+          </w:tcPr>
+          <w:p>
+            <w:pPr>
+              <w:spacing w:after="40" w:line="252" w:lineRule="auto"/>
+            </w:pPr>
+            <w:r>
+              <w:t>Chưa có — sinh viên bổ sung sau khi đẩy GitHub</w:t>
             </w:r>
           </w:p>
         </w:tc>
       </w:tr>
       <w:tr>
         <w:trPr>
-          <w:jc w:val="center"/>
+          <w:cantSplit/>
         </w:trPr>
         <w:tc>
           <w:tcPr>
             <w:tcW w:w="1134" w:type="dxa"/>
-          </w:tcPr>
-          <w:p>
+            <w:vAlign w:val="center"/>
+          </w:tcPr>
+          <w:p>
+            <w:pPr>
+              <w:spacing w:after="40" w:line="252" w:lineRule="auto"/>
+              <w:jc w:val="center"/>
+            </w:pPr>
+            <w:r>
+              <w:t>A11</w:t>
+            </w:r>
+          </w:p>
+        </w:tc>
+        <w:tc>
+          <w:tcPr>
+            <w:tcW w:w="2268" w:type="dxa"/>
+            <w:vAlign w:val="center"/>
+          </w:tcPr>
+          <w:p>
+            <w:pPr>
+              <w:spacing w:after="40" w:line="252" w:lineRule="auto"/>
+            </w:pPr>
+            <w:r>
+              <w:t>GITHUB</w:t>
+            </w:r>
+          </w:p>
+        </w:tc>
+        <w:tc>
+          <w:tcPr>
+            <w:tcW w:w="5669" w:type="dxa"/>
+            <w:vAlign w:val="center"/>
+          </w:tcPr>
+          <w:p>
+            <w:pPr>
+              <w:spacing w:after="40" w:line="252" w:lineRule="auto"/>
+            </w:pPr>
+            <w:r>
+              <w:t>Chưa có — sinh viên bổ sung sau khi đẩy GitHub</w:t>
+            </w:r>
+          </w:p>
+        </w:tc>
+      </w:tr>
+    </w:tbl>
+    <w:p>
+      <w:pPr>
+        <w:pStyle w:val="Nidung"/>
+        <w:spacing w:before="0" w:line="240" w:lineRule="auto"/>
+        <w:ind w:firstLine="0"/>
+        <w:jc w:val="left"/>
+      </w:pPr>
+    </w:p>
+    <w:p>
+      <w:pPr>
+        <w:pStyle w:val="Heading2"/>
+        <w:pageBreakBefore/>
+      </w:pPr>
+      <w:bookmarkStart w:id="34" w:name="_Toc243433183"/>
+      <w:r>
+        <w:lastRenderedPageBreak/>
+        <w:t>PHỤ LỤC C. Tự kiểm trước khi nộp</w:t>
+      </w:r>
+      <w:bookmarkEnd w:id="34"/>
+    </w:p>
+    <w:p>
+      <w:pPr>
+        <w:pStyle w:val="Nidung"/>
+      </w:pPr>
+      <w:r>
+        <w:t>Đối chiếu checklist 8 của hướng dẫn; xác nhận thông tin cá nhân/đề, &gt;=12 ca, 11 ảnh, ba quy mô hoặc cấu hình hợp lệ, URL/SHA/permalink, clone sạch và DOCX/PDF cùng phiên bản. Đây là xác nhận sản phẩm đã chuẩn bị, không phải điểm chấm.</w:t>
+      </w:r>
+    </w:p>
+    <w:p>
+      <w:pPr>
+        <w:pStyle w:val="Nidung"/>
+        <w:spacing w:before="0" w:after="100" w:line="269" w:lineRule="auto"/>
+        <w:ind w:firstLine="0"/>
+        <w:jc w:val="left"/>
+      </w:pPr>
+      <w:r>
+        <w:t>□ MSSV và đề tài đúng bảng phân công (N24DCDT034 / DT028).</w:t>
+      </w:r>
+    </w:p>
+    <w:p>
+      <w:pPr>
+        <w:pStyle w:val="Nidung"/>
+        <w:spacing w:before="0" w:after="100" w:line="269" w:lineRule="auto"/>
+        <w:ind w:firstLine="0"/>
+        <w:jc w:val="left"/>
+      </w:pPr>
+      <w:r>
+        <w:t>□ Phần tự cài, tham khảo và công cụ hỗ trợ đã khai báo.</w:t>
+      </w:r>
+    </w:p>
+    <w:p>
+      <w:pPr>
+        <w:pStyle w:val="Nidung"/>
+        <w:spacing w:before="0" w:after="100" w:line="269" w:lineRule="auto"/>
+        <w:ind w:firstLine="0"/>
+        <w:jc w:val="left"/>
+      </w:pPr>
+      <w:r>
+        <w:t>□ ≥12 ca độc lập; đủ ví dụ và ca phiếu; ảnh A01–A09 là ảnh chạy thật trong VS Code.</w:t>
+      </w:r>
+    </w:p>
+    <w:p>
+      <w:pPr>
+        <w:pStyle w:val="Nidung"/>
+        <w:spacing w:before="0" w:after="100" w:line="269" w:lineRule="auto"/>
+        <w:ind w:firstLine="0"/>
+        <w:jc w:val="left"/>
+      </w:pPr>
+      <w:r>
+        <w:t>□ Có truy vết, tính đúng, phân tích thời gian/bộ nhớ và bốn quy mô khảo sát.</w:t>
+      </w:r>
+    </w:p>
+    <w:p>
+      <w:pPr>
+        <w:pStyle w:val="Nidung"/>
+        <w:spacing w:before="0" w:after="100" w:line="269" w:lineRule="auto"/>
+        <w:ind w:firstLine="0"/>
+        <w:jc w:val="left"/>
+      </w:pPr>
+      <w:r>
+        <w:t>Đã có A10/A11, URL, SHA C và permalink; SHA S ghi trong ThongTinNop.txt.</w:t>
+      </w:r>
+    </w:p>
+    <w:p>
+      <w:pPr>
+        <w:pStyle w:val="Nidung"/>
+        <w:spacing w:before="0" w:after="100" w:line="269" w:lineRule="auto"/>
+        <w:ind w:firstLine="0"/>
+        <w:jc w:val="left"/>
+      </w:pPr>
+      <w:r>
+        <w:t>□ Đã thay toàn bộ hướng dẫn/ngoặc vuông; cập nhật trường Word và xuất PDF.</w:t>
+      </w:r>
+    </w:p>
+    <w:p>
+      <w:pPr>
+        <w:pStyle w:val="Heading2"/>
+        <w:pageBreakBefore/>
+      </w:pPr>
+      <w:bookmarkStart w:id="35" w:name="_Toc243433184"/>
+      <w:r>
+        <w:lastRenderedPageBreak/>
+        <w:t>PHỤ LỤC D HƯỚNG DẪN NỘP CLASSROOM</w:t>
+      </w:r>
+      <w:bookmarkEnd w:id="35"/>
+    </w:p>
+    <w:p>
+      <w:pPr>
+        <w:pStyle w:val="Nidung"/>
+        <w:spacing w:before="0" w:after="100" w:line="269" w:lineRule="auto"/>
+        <w:ind w:firstLine="0"/>
+        <w:jc w:val="left"/>
+      </w:pPr>
+      <w:r>
+        <w:t>Tiền tố bài cá nhân: N24DCDT034_DT028_PhanDucHuy.</w:t>
+      </w:r>
+    </w:p>
+    <w:p>
+      <w:pPr>
+        <w:pStyle w:val="Chthchbng"/>
+        <w:spacing w:before="0" w:after="100" w:line="269" w:lineRule="auto"/>
+        <w:jc w:val="left"/>
+      </w:pPr>
+      <w:bookmarkStart w:id="36" w:name="_Toc243433199"/>
+      <w:r>
+        <w:t>Bảng PL.1 Bốn tệp cần nộp</w:t>
+      </w:r>
+      <w:bookmarkEnd w:id="36"/>
+    </w:p>
+    <w:tbl>
+      <w:tblPr>
+        <w:tblStyle w:val="TableGrid"/>
+        <w:tblW w:w="0" w:type="auto"/>
+        <w:tblBorders>
+          <w:top w:val="single" w:sz="4" w:space="0" w:color="D9D9D9"/>
+          <w:left w:val="single" w:sz="4" w:space="0" w:color="D9D9D9"/>
+          <w:bottom w:val="single" w:sz="4" w:space="0" w:color="D9D9D9"/>
+          <w:right w:val="single" w:sz="4" w:space="0" w:color="D9D9D9"/>
+          <w:insideH w:val="single" w:sz="4" w:space="0" w:color="D9D9D9"/>
+          <w:insideV w:val="single" w:sz="4" w:space="0" w:color="D9D9D9"/>
+        </w:tblBorders>
+        <w:tblLayout w:type="fixed"/>
+        <w:tblCellMar>
+          <w:top w:w="80" w:type="dxa"/>
+          <w:left w:w="80" w:type="dxa"/>
+          <w:bottom w:w="80" w:type="dxa"/>
+          <w:right w:w="80" w:type="dxa"/>
+        </w:tblCellMar>
+        <w:tblLook w:val="04A0" w:firstRow="1" w:lastRow="0" w:firstColumn="1" w:lastColumn="0" w:noHBand="0" w:noVBand="1"/>
+      </w:tblPr>
+      <w:tblGrid>
+        <w:gridCol w:w="1247"/>
+        <w:gridCol w:w="4082"/>
+        <w:gridCol w:w="3742"/>
+      </w:tblGrid>
+      <w:tr>
+        <w:trPr>
+          <w:cantSplit/>
+          <w:tblHeader/>
+        </w:trPr>
+        <w:tc>
+          <w:tcPr>
+            <w:tcW w:w="1247" w:type="dxa"/>
+            <w:shd w:val="clear" w:color="auto" w:fill="E8EBEF"/>
+            <w:vAlign w:val="center"/>
+          </w:tcPr>
+          <w:p>
+            <w:pPr>
+              <w:spacing w:after="60" w:line="259" w:lineRule="auto"/>
+              <w:jc w:val="center"/>
+            </w:pPr>
             <w:r>
               <w:rPr>
-                <w:sz w:val="19"/>
+                <w:b/>
+                <w:sz w:val="22"/>
               </w:rPr>
-              <w:t>KT11</w:t>
-            </w:r>
-          </w:p>
-        </w:tc>
-        <w:tc>
-          <w:tcPr>
-            <w:tcW w:w="3515" w:type="dxa"/>
-          </w:tcPr>
-          <w:p>
+              <w:t>Tệp</w:t>
+            </w:r>
+          </w:p>
+        </w:tc>
+        <w:tc>
+          <w:tcPr>
+            <w:tcW w:w="4082" w:type="dxa"/>
+            <w:shd w:val="clear" w:color="auto" w:fill="E8EBEF"/>
+            <w:vAlign w:val="center"/>
+          </w:tcPr>
+          <w:p>
+            <w:pPr>
+              <w:spacing w:after="60" w:line="259" w:lineRule="auto"/>
+            </w:pPr>
             <w:r>
               <w:rPr>
-                <w:sz w:val="19"/>
+                <w:b/>
+                <w:sz w:val="22"/>
               </w:rPr>
-              <w:t>[2,4,6], x=9</w:t>
-            </w:r>
-          </w:p>
-        </w:tc>
-        <w:tc>
-          <w:tcPr>
-            <w:tcW w:w="1814" w:type="dxa"/>
-          </w:tcPr>
-          <w:p>
+              <w:t>Tên theo mẫu</w:t>
+            </w:r>
+          </w:p>
+        </w:tc>
+        <w:tc>
+          <w:tcPr>
+            <w:tcW w:w="3742" w:type="dxa"/>
+            <w:shd w:val="clear" w:color="auto" w:fill="E8EBEF"/>
+            <w:vAlign w:val="center"/>
+          </w:tcPr>
+          <w:p>
+            <w:pPr>
+              <w:spacing w:after="60" w:line="259" w:lineRule="auto"/>
+            </w:pPr>
             <w:r>
               <w:rPr>
-                <w:sz w:val="19"/>
+                <w:b/>
+                <w:sz w:val="22"/>
               </w:rPr>
-              <w:t>0,0,0</w:t>
-            </w:r>
-          </w:p>
-        </w:tc>
-        <w:tc>
-          <w:tcPr>
-            <w:tcW w:w="1814" w:type="dxa"/>
-          </w:tcPr>
-          <w:p>
-            <w:r>
-              <w:rPr>
-                <w:sz w:val="19"/>
-              </w:rPr>
-              <w:t>0,0,0</w:t>
-            </w:r>
-          </w:p>
-        </w:tc>
-        <w:tc>
-          <w:tcPr>
-            <w:tcW w:w="1134" w:type="dxa"/>
-          </w:tcPr>
-          <w:p>
-            <w:r>
-              <w:rPr>
-                <w:sz w:val="19"/>
-              </w:rPr>
-              <w:t>PASS</w:t>
+              <w:t>Nội dung cần có</w:t>
             </w:r>
           </w:p>
         </w:tc>
       </w:tr>
       <w:tr>
         <w:trPr>
-          <w:jc w:val="center"/>
+          <w:cantSplit/>
         </w:trPr>
         <w:tc>
           <w:tcPr>
-            <w:tcW w:w="1134" w:type="dxa"/>
-          </w:tcPr>
-          <w:p>
-            <w:r>
-              <w:rPr>
-                <w:sz w:val="19"/>
-              </w:rPr>
-              <w:t>KT12</w:t>
-            </w:r>
-          </w:p>
-        </w:tc>
-        <w:tc>
-          <w:tcPr>
-            <w:tcW w:w="3515" w:type="dxa"/>
-          </w:tcPr>
-          <w:p>
-            <w:r>
-              <w:rPr>
-                <w:sz w:val="19"/>
-              </w:rPr>
-              <w:t>[1,3,3,3,3,5,7,7], x=3</w:t>
-            </w:r>
-          </w:p>
-        </w:tc>
-        <w:tc>
-          <w:tcPr>
-            <w:tcW w:w="1814" w:type="dxa"/>
-          </w:tcPr>
-          <w:p>
-            <w:r>
-              <w:rPr>
-                <w:sz w:val="19"/>
-              </w:rPr>
-              <w:t>2,5,4</w:t>
-            </w:r>
-          </w:p>
-        </w:tc>
-        <w:tc>
-          <w:tcPr>
-            <w:tcW w:w="1814" w:type="dxa"/>
-          </w:tcPr>
-          <w:p>
-            <w:r>
-              <w:rPr>
-                <w:sz w:val="19"/>
-              </w:rPr>
-              <w:t>2,5,4</w:t>
-            </w:r>
-          </w:p>
-        </w:tc>
-        <w:tc>
-          <w:tcPr>
-            <w:tcW w:w="1134" w:type="dxa"/>
-          </w:tcPr>
-          <w:p>
-            <w:r>
-              <w:rPr>
-                <w:sz w:val="19"/>
-              </w:rPr>
-              <w:t>PASS</w:t>
+            <w:tcW w:w="1247" w:type="dxa"/>
+            <w:vAlign w:val="center"/>
+          </w:tcPr>
+          <w:p>
+            <w:pPr>
+              <w:spacing w:after="60" w:line="259" w:lineRule="auto"/>
+              <w:jc w:val="center"/>
+            </w:pPr>
+            <w:r>
+              <w:t>Word</w:t>
+            </w:r>
+          </w:p>
+        </w:tc>
+        <w:tc>
+          <w:tcPr>
+            <w:tcW w:w="4082" w:type="dxa"/>
+            <w:vAlign w:val="center"/>
+          </w:tcPr>
+          <w:p>
+            <w:pPr>
+              <w:spacing w:after="60" w:line="259" w:lineRule="auto"/>
+            </w:pPr>
+            <w:r>
+              <w:t>N24DCDT034_DT028_PhanDucHuy_BaoCao.docx</w:t>
+            </w:r>
+          </w:p>
+        </w:tc>
+        <w:tc>
+          <w:tcPr>
+            <w:tcW w:w="3742" w:type="dxa"/>
+            <w:vAlign w:val="center"/>
+          </w:tcPr>
+          <w:p>
+            <w:pPr>
+              <w:spacing w:after="60" w:line="259" w:lineRule="auto"/>
+            </w:pPr>
+            <w:r>
+              <w:t>Bản đã điền; cập nhật mục lục; rubric để GV chấm.</w:t>
             </w:r>
           </w:p>
         </w:tc>
       </w:tr>
       <w:tr>
         <w:trPr>
-          <w:jc w:val="center"/>
+          <w:cantSplit/>
         </w:trPr>
         <w:tc>
           <w:tcPr>
-            <w:tcW w:w="1134" w:type="dxa"/>
-          </w:tcPr>
-          <w:p>
-            <w:r>
-              <w:rPr>
-                <w:sz w:val="19"/>
-              </w:rPr>
-              <w:t>KT13</w:t>
-            </w:r>
-          </w:p>
-        </w:tc>
-        <w:tc>
-          <w:tcPr>
-            <w:tcW w:w="3515" w:type="dxa"/>
-          </w:tcPr>
-          <w:p>
-            <w:r>
-              <w:rPr>
-                <w:sz w:val="19"/>
-              </w:rPr>
-              <w:t>[-5,-5,-2,0], x=-5</w:t>
-            </w:r>
-          </w:p>
-        </w:tc>
-        <w:tc>
-          <w:tcPr>
-            <w:tcW w:w="1814" w:type="dxa"/>
-          </w:tcPr>
-          <w:p>
-            <w:r>
-              <w:rPr>
-                <w:sz w:val="19"/>
-              </w:rPr>
-              <w:t>1,2,2</w:t>
-            </w:r>
-          </w:p>
-        </w:tc>
-        <w:tc>
-          <w:tcPr>
-            <w:tcW w:w="1814" w:type="dxa"/>
-          </w:tcPr>
-          <w:p>
-            <w:r>
-              <w:rPr>
-                <w:sz w:val="19"/>
-              </w:rPr>
-              <w:t>1,2,2</w:t>
-            </w:r>
-          </w:p>
-        </w:tc>
-        <w:tc>
-          <w:tcPr>
-            <w:tcW w:w="1134" w:type="dxa"/>
-          </w:tcPr>
-          <w:p>
-            <w:r>
-              <w:rPr>
-                <w:sz w:val="19"/>
-              </w:rPr>
-              <w:t>PASS</w:t>
+            <w:tcW w:w="1247" w:type="dxa"/>
+            <w:vAlign w:val="center"/>
+          </w:tcPr>
+          <w:p>
+            <w:pPr>
+              <w:spacing w:after="60" w:line="259" w:lineRule="auto"/>
+              <w:jc w:val="center"/>
+            </w:pPr>
+            <w:r>
+              <w:t>PDF</w:t>
+            </w:r>
+          </w:p>
+        </w:tc>
+        <w:tc>
+          <w:tcPr>
+            <w:tcW w:w="4082" w:type="dxa"/>
+            <w:vAlign w:val="center"/>
+          </w:tcPr>
+          <w:p>
+            <w:pPr>
+              <w:spacing w:after="60" w:line="259" w:lineRule="auto"/>
+            </w:pPr>
+            <w:r>
+              <w:t>N24DCDT034_DT028_PhanDucHuy_BaoCao.pdf</w:t>
+            </w:r>
+          </w:p>
+        </w:tc>
+        <w:tc>
+          <w:tcPr>
+            <w:tcW w:w="3742" w:type="dxa"/>
+            <w:vAlign w:val="center"/>
+          </w:tcPr>
+          <w:p>
+            <w:pPr>
+              <w:spacing w:after="60" w:line="259" w:lineRule="auto"/>
+            </w:pPr>
+            <w:r>
+              <w:t>Xuất từ chính bản Word nộp.</w:t>
+            </w:r>
+          </w:p>
+        </w:tc>
+      </w:tr>
+      <w:tr>
+        <w:trPr>
+          <w:cantSplit/>
+        </w:trPr>
+        <w:tc>
+          <w:tcPr>
+            <w:tcW w:w="1247" w:type="dxa"/>
+            <w:vAlign w:val="center"/>
+          </w:tcPr>
+          <w:p>
+            <w:pPr>
+              <w:spacing w:after="60" w:line="259" w:lineRule="auto"/>
+              <w:jc w:val="center"/>
+            </w:pPr>
+            <w:r>
+              <w:t>Mã nguồn</w:t>
+            </w:r>
+          </w:p>
+        </w:tc>
+        <w:tc>
+          <w:tcPr>
+            <w:tcW w:w="4082" w:type="dxa"/>
+            <w:vAlign w:val="center"/>
+          </w:tcPr>
+          <w:p>
+            <w:pPr>
+              <w:spacing w:after="60" w:line="259" w:lineRule="auto"/>
+            </w:pPr>
+            <w:r>
+              <w:t>N24DCDT034_DT028_PhanDucHuy_MaNguon.zip</w:t>
+            </w:r>
+          </w:p>
+        </w:tc>
+        <w:tc>
+          <w:tcPr>
+            <w:tcW w:w="3742" w:type="dxa"/>
+            <w:vAlign w:val="center"/>
+          </w:tcPr>
+          <w:p>
+            <w:pPr>
+              <w:spacing w:after="60" w:line="259" w:lineRule="auto"/>
+            </w:pPr>
+            <w:r>
+              <w:t>Source, demo, test, README, ảnh/log, mô phỏng HTML.</w:t>
+            </w:r>
+          </w:p>
+        </w:tc>
+      </w:tr>
+      <w:tr>
+        <w:trPr>
+          <w:cantSplit/>
+        </w:trPr>
+        <w:tc>
+          <w:tcPr>
+            <w:tcW w:w="1247" w:type="dxa"/>
+            <w:vAlign w:val="center"/>
+          </w:tcPr>
+          <w:p>
+            <w:pPr>
+              <w:spacing w:after="60" w:line="259" w:lineRule="auto"/>
+              <w:jc w:val="center"/>
+            </w:pPr>
+            <w:r>
+              <w:t>Thông tin</w:t>
+            </w:r>
+          </w:p>
+        </w:tc>
+        <w:tc>
+          <w:tcPr>
+            <w:tcW w:w="4082" w:type="dxa"/>
+            <w:vAlign w:val="center"/>
+          </w:tcPr>
+          <w:p>
+            <w:pPr>
+              <w:spacing w:after="60" w:line="259" w:lineRule="auto"/>
+            </w:pPr>
+            <w:r>
+              <w:t>N24DCDT034_DT028_PhanDucHuy_ThongTinNop.txt</w:t>
+            </w:r>
+          </w:p>
+        </w:tc>
+        <w:tc>
+          <w:tcPr>
+            <w:tcW w:w="3742" w:type="dxa"/>
+            <w:vAlign w:val="center"/>
+          </w:tcPr>
+          <w:p>
+            <w:pPr>
+              <w:spacing w:after="60" w:line="259" w:lineRule="auto"/>
+            </w:pPr>
+            <w:r>
+              <w:t>URL GitHub, SHA C/S, permalink, lệnh.</w:t>
             </w:r>
           </w:p>
         </w:tc>
@@ -1516,506 +6491,162 @@
     </w:tbl>
     <w:p>
       <w:pPr>
-        <w:spacing w:after="0"/>
-      </w:pPr>
+        <w:pStyle w:val="Nidung"/>
+        <w:spacing w:before="0" w:after="100" w:line="269" w:lineRule="auto"/>
+        <w:ind w:firstLine="0"/>
+        <w:jc w:val="left"/>
+      </w:pPr>
+      <w:r>
+        <w:rPr>
+          <w:sz w:val="24"/>
+        </w:rPr>
+        <w:t>Không nộp nguyên gói mẫu của giảng viên như ZIP cá nhân. Giải nén ZIP của mình ở thư mục mới phải chạy được theo README. Không gói .git, bộ cài, môi trường ảo hoặc cache vào ZIP bài nộp.</w:t>
+      </w:r>
+    </w:p>
+    <w:p>
+      <w:pPr>
+        <w:pStyle w:val="Nidung"/>
+        <w:spacing w:before="0" w:after="100" w:line="269" w:lineRule="auto"/>
+        <w:ind w:firstLine="0"/>
+        <w:jc w:val="left"/>
+      </w:pPr>
+      <w:r>
+        <w:rPr>
+          <w:sz w:val="24"/>
+        </w:rPr>
+        <w:t>C là commit mã/test/input đã chạy và chụp; S là commit chốt bài sau khi thêm ảnh/báo cáo. Clone S sang thư mục mới rồi chạy lại; nếu mã đổi sau C thì cập nhật test/ảnh chịu ảnh hưởng. SHA S ghi trong TXT nộp rời, không phải commit SHA của chính S vào S.</w:t>
+      </w:r>
+    </w:p>
+    <w:p>
+      <w:pPr>
+        <w:pStyle w:val="Heading3"/>
+      </w:pPr>
+      <w:r>
+        <w:t>Các thông tin để chép vào TXT</w:t>
+      </w:r>
+    </w:p>
+    <w:p>
+      <w:pPr>
+        <w:pStyle w:val="Nidung"/>
+        <w:spacing w:before="0" w:after="100" w:line="269" w:lineRule="auto"/>
+        <w:ind w:firstLine="0"/>
+        <w:jc w:val="left"/>
+      </w:pPr>
+      <w:r>
+        <w:rPr>
+          <w:b/>
+          <w:sz w:val="24"/>
+        </w:rPr>
+        <w:t xml:space="preserve">URL GitHub thật: </w:t>
+      </w:r>
+      <w:hyperlink r:id="rId22">
+        <w:r>
+          <w:rPr>
+            <w:color w:val="0563C1"/>
+            <w:sz w:val="24"/>
+            <w:u w:val="single"/>
+          </w:rPr>
+          <w:t>https://github.com/Mildsivan/ctdl-baocao</w:t>
+        </w:r>
+      </w:hyperlink>
+    </w:p>
+    <w:p>
+      <w:pPr>
+        <w:pStyle w:val="Nidung"/>
+        <w:spacing w:before="0" w:after="100" w:line="269" w:lineRule="auto"/>
+        <w:ind w:firstLine="0"/>
+        <w:jc w:val="left"/>
+      </w:pPr>
+      <w:r>
+        <w:t>SHA C đầy đủ: 4277eb8768fbb63ed709df060ecd56e0073346c1     SHA S: ghi trong ThongTinNop.txt (nộp rời)</w:t>
+      </w:r>
+    </w:p>
+    <w:p>
+      <w:pPr>
+        <w:pStyle w:val="Nidung"/>
+        <w:spacing w:before="0" w:after="100" w:line="269" w:lineRule="auto"/>
+        <w:ind w:firstLine="0"/>
+        <w:jc w:val="left"/>
+      </w:pPr>
+      <w:r>
+        <w:t>Permalink hàm chính tại C: https://github.com/Mildsivan/ctdl-baocao/blob/4277eb8768fbb63ed709df060ecd56e0073346c1/src/DeTai.jl ; test: https://github.com/Mildsivan/ctdl-baocao/blob/4277eb8768fbb63ed709df060ecd56e0073346c1/test/runtests.jl</w:t>
+      </w:r>
+    </w:p>
+    <w:p>
+      <w:pPr>
+        <w:pStyle w:val="Nidung"/>
+        <w:spacing w:before="0" w:after="100" w:line="269" w:lineRule="auto"/>
+        <w:ind w:firstLine="0"/>
+        <w:jc w:val="left"/>
+      </w:pPr>
+      <w:r>
+        <w:t>Môi trường và phiên bản: Julia 1.13.1, VS Code 1.142.0, Windows 11</w:t>
+      </w:r>
+    </w:p>
+    <w:p>
+      <w:pPr>
+        <w:pStyle w:val="Nidung"/>
+        <w:spacing w:before="0" w:after="100" w:line="269" w:lineRule="auto"/>
+        <w:ind w:firstLine="0"/>
+        <w:jc w:val="left"/>
+      </w:pPr>
+      <w:r>
+        <w:t>Lệnh chạy hai ví dụ và bộ test: julia --startup-file=no demo.jl --ca=1/--ca=2; julia --startup-file=no test/runtests.jl</w:t>
+      </w:r>
+    </w:p>
+    <w:p>
+      <w:pPr>
+        <w:pStyle w:val="Nidung"/>
+        <w:spacing w:before="0" w:after="100" w:line="269" w:lineRule="auto"/>
+        <w:ind w:firstLine="0"/>
+        <w:jc w:val="left"/>
+      </w:pPr>
+      <w:r>
+        <w:t>Kết quả clone S: ghi trong ThongTinNop.txt (sau khi chốt S)     Số ca và phép kiểm: 13 ca / 18.624 phép, 13 PASS</w:t>
+      </w:r>
+    </w:p>
+    <w:p>
+      <w:pPr>
+        <w:pStyle w:val="Nidung"/>
+        <w:spacing w:before="0" w:after="100" w:line="269" w:lineRule="auto"/>
+        <w:ind w:firstLine="0"/>
+        <w:jc w:val="left"/>
+      </w:pPr>
+      <w:r>
+        <w:rPr>
+          <w:sz w:val="24"/>
+        </w:rPr>
+        <w:t>Vào đúng bài tập trên Classroom, đính kèm đủ bốn tệp, mở kiểm tra lại rồi bấm Nộp bài. Kiểm tra trạng thái đã nộp; ảnh rời đã nằm trong báo cáo và ZIP nên không cần gắn lại 11 tệp ảnh riêng.</w:t>
+      </w:r>
     </w:p>
     <w:p>
       <w:r>
-        <w:t>Bộ kiểm thử còn sinh thêm mảng ngẫu nhiên có seed cố định: 18.594 phép kiểm bất biến, tất cả đạt. Tổng ba nhóm: 21 + 18.594 + 9 = 18.624 phép kiểm.</w:t>
+        <w:br w:type="page"/>
       </w:r>
     </w:p>
     <w:p>
       <w:pPr>
-        <w:spacing w:before="200"/>
+        <w:jc w:val="center"/>
       </w:pPr>
       <w:r>
         <w:rPr>
           <w:b/>
           <w:sz w:val="28"/>
         </w:rPr>
-        <w:t>4. KHẢO SÁT VÀ ĐỘ PHỨC TẠP</w:t>
-      </w:r>
-    </w:p>
-    <w:tbl>
-      <w:tblPr>
-        <w:tblStyle w:val="TableGrid"/>
-        <w:tblW w:w="0" w:type="auto"/>
-        <w:jc w:val="center"/>
-        <w:tblLook w:val="04A0" w:firstRow="1" w:lastRow="0" w:firstColumn="1" w:lastColumn="0" w:noHBand="0" w:noVBand="1"/>
-      </w:tblPr>
-      <w:tblGrid>
-        <w:gridCol w:w="1020"/>
-        <w:gridCol w:w="1474"/>
-        <w:gridCol w:w="1587"/>
-        <w:gridCol w:w="1587"/>
-        <w:gridCol w:w="1474"/>
-        <w:gridCol w:w="1701"/>
-      </w:tblGrid>
-      <w:tr>
-        <w:trPr>
-          <w:jc w:val="center"/>
-        </w:trPr>
-        <w:tc>
-          <w:tcPr>
-            <w:tcW w:w="1020" w:type="dxa"/>
-          </w:tcPr>
-          <w:p>
-            <w:pPr>
-              <w:jc w:val="center"/>
-            </w:pPr>
-            <w:r>
-              <w:rPr>
-                <w:b/>
-                <w:sz w:val="20"/>
-              </w:rPr>
-              <w:t>n</w:t>
-            </w:r>
-          </w:p>
-        </w:tc>
-        <w:tc>
-          <w:tcPr>
-            <w:tcW w:w="1474" w:type="dxa"/>
-          </w:tcPr>
-          <w:p>
-            <w:pPr>
-              <w:jc w:val="center"/>
-            </w:pPr>
-            <w:r>
-              <w:rPr>
-                <w:b/>
-                <w:sz w:val="20"/>
-              </w:rPr>
-              <w:t>Tần suất x</w:t>
-            </w:r>
-          </w:p>
-        </w:tc>
-        <w:tc>
-          <w:tcPr>
-            <w:tcW w:w="1587" w:type="dxa"/>
-          </w:tcPr>
-          <w:p>
-            <w:pPr>
-              <w:jc w:val="center"/>
-            </w:pPr>
-            <w:r>
-              <w:rPr>
-                <w:b/>
-                <w:sz w:val="20"/>
-              </w:rPr>
-              <w:t>Xét mid đầu</w:t>
-            </w:r>
-          </w:p>
-        </w:tc>
-        <w:tc>
-          <w:tcPr>
-            <w:tcW w:w="1587" w:type="dxa"/>
-          </w:tcPr>
-          <w:p>
-            <w:pPr>
-              <w:jc w:val="center"/>
-            </w:pPr>
-            <w:r>
-              <w:rPr>
-                <w:b/>
-                <w:sz w:val="20"/>
-              </w:rPr>
-              <w:t>Xét mid cuối</w:t>
-            </w:r>
-          </w:p>
-        </w:tc>
-        <w:tc>
-          <w:tcPr>
-            <w:tcW w:w="1474" w:type="dxa"/>
-          </w:tcPr>
-          <w:p>
-            <w:pPr>
-              <w:jc w:val="center"/>
-            </w:pPr>
-            <w:r>
-              <w:rPr>
-                <w:b/>
-                <w:sz w:val="20"/>
-              </w:rPr>
-              <w:t>Tổng nhị phân</w:t>
-            </w:r>
-          </w:p>
-        </w:tc>
-        <w:tc>
-          <w:tcPr>
-            <w:tcW w:w="1701" w:type="dxa"/>
-          </w:tcPr>
-          <w:p>
-            <w:pPr>
-              <w:jc w:val="center"/>
-            </w:pPr>
-            <w:r>
-              <w:rPr>
-                <w:b/>
-                <w:sz w:val="20"/>
-              </w:rPr>
-              <w:t>Quét tuyến tính</w:t>
-            </w:r>
-          </w:p>
-        </w:tc>
-      </w:tr>
-      <w:tr>
-        <w:trPr>
-          <w:jc w:val="center"/>
-        </w:trPr>
-        <w:tc>
-          <w:tcPr>
-            <w:tcW w:w="1020" w:type="dxa"/>
-          </w:tcPr>
-          <w:p>
-            <w:r>
-              <w:rPr>
-                <w:sz w:val="20"/>
-              </w:rPr>
-              <w:t>5</w:t>
-            </w:r>
-          </w:p>
-        </w:tc>
-        <w:tc>
-          <w:tcPr>
-            <w:tcW w:w="1474" w:type="dxa"/>
-          </w:tcPr>
-          <w:p>
-            <w:r>
-              <w:rPr>
-                <w:sz w:val="20"/>
-              </w:rPr>
-              <w:t>1</w:t>
-            </w:r>
-          </w:p>
-        </w:tc>
-        <w:tc>
-          <w:tcPr>
-            <w:tcW w:w="1587" w:type="dxa"/>
-          </w:tcPr>
-          <w:p>
-            <w:r>
-              <w:rPr>
-                <w:sz w:val="20"/>
-              </w:rPr>
-              <w:t>3</w:t>
-            </w:r>
-          </w:p>
-        </w:tc>
-        <w:tc>
-          <w:tcPr>
-            <w:tcW w:w="1587" w:type="dxa"/>
-          </w:tcPr>
-          <w:p>
-            <w:r>
-              <w:rPr>
-                <w:sz w:val="20"/>
-              </w:rPr>
-              <w:t>2</w:t>
-            </w:r>
-          </w:p>
-        </w:tc>
-        <w:tc>
-          <w:tcPr>
-            <w:tcW w:w="1474" w:type="dxa"/>
-          </w:tcPr>
-          <w:p>
-            <w:r>
-              <w:rPr>
-                <w:sz w:val="20"/>
-              </w:rPr>
-              <w:t>5</w:t>
-            </w:r>
-          </w:p>
-        </w:tc>
-        <w:tc>
-          <w:tcPr>
-            <w:tcW w:w="1701" w:type="dxa"/>
-          </w:tcPr>
-          <w:p>
-            <w:r>
-              <w:rPr>
-                <w:sz w:val="20"/>
-              </w:rPr>
-              <w:t>6</w:t>
-            </w:r>
-          </w:p>
-        </w:tc>
-      </w:tr>
-      <w:tr>
-        <w:trPr>
-          <w:jc w:val="center"/>
-        </w:trPr>
-        <w:tc>
-          <w:tcPr>
-            <w:tcW w:w="1020" w:type="dxa"/>
-          </w:tcPr>
-          <w:p>
-            <w:r>
-              <w:rPr>
-                <w:sz w:val="20"/>
-              </w:rPr>
-              <w:t>50</w:t>
-            </w:r>
-          </w:p>
-        </w:tc>
-        <w:tc>
-          <w:tcPr>
-            <w:tcW w:w="1474" w:type="dxa"/>
-          </w:tcPr>
-          <w:p>
-            <w:r>
-              <w:rPr>
-                <w:sz w:val="20"/>
-              </w:rPr>
-              <w:t>2</w:t>
-            </w:r>
-          </w:p>
-        </w:tc>
-        <w:tc>
-          <w:tcPr>
-            <w:tcW w:w="1587" w:type="dxa"/>
-          </w:tcPr>
-          <w:p>
-            <w:r>
-              <w:rPr>
-                <w:sz w:val="20"/>
-              </w:rPr>
-              <w:t>6</w:t>
-            </w:r>
-          </w:p>
-        </w:tc>
-        <w:tc>
-          <w:tcPr>
-            <w:tcW w:w="1587" w:type="dxa"/>
-          </w:tcPr>
-          <w:p>
-            <w:r>
-              <w:rPr>
-                <w:sz w:val="20"/>
-              </w:rPr>
-              <w:t>6</w:t>
-            </w:r>
-          </w:p>
-        </w:tc>
-        <w:tc>
-          <w:tcPr>
-            <w:tcW w:w="1474" w:type="dxa"/>
-          </w:tcPr>
-          <w:p>
-            <w:r>
-              <w:rPr>
-                <w:sz w:val="20"/>
-              </w:rPr>
-              <w:t>12</w:t>
-            </w:r>
-          </w:p>
-        </w:tc>
-        <w:tc>
-          <w:tcPr>
-            <w:tcW w:w="1701" w:type="dxa"/>
-          </w:tcPr>
-          <w:p>
-            <w:r>
-              <w:rPr>
-                <w:sz w:val="20"/>
-              </w:rPr>
-              <w:t>50</w:t>
-            </w:r>
-          </w:p>
-        </w:tc>
-      </w:tr>
-      <w:tr>
-        <w:trPr>
-          <w:jc w:val="center"/>
-        </w:trPr>
-        <w:tc>
-          <w:tcPr>
-            <w:tcW w:w="1020" w:type="dxa"/>
-          </w:tcPr>
-          <w:p>
-            <w:r>
-              <w:rPr>
-                <w:sz w:val="20"/>
-              </w:rPr>
-              <w:t>500</w:t>
-            </w:r>
-          </w:p>
-        </w:tc>
-        <w:tc>
-          <w:tcPr>
-            <w:tcW w:w="1474" w:type="dxa"/>
-          </w:tcPr>
-          <w:p>
-            <w:r>
-              <w:rPr>
-                <w:sz w:val="20"/>
-              </w:rPr>
-              <w:t>22</w:t>
-            </w:r>
-          </w:p>
-        </w:tc>
-        <w:tc>
-          <w:tcPr>
-            <w:tcW w:w="1587" w:type="dxa"/>
-          </w:tcPr>
-          <w:p>
-            <w:r>
-              <w:rPr>
-                <w:sz w:val="20"/>
-              </w:rPr>
-              <w:t>9</w:t>
-            </w:r>
-          </w:p>
-        </w:tc>
-        <w:tc>
-          <w:tcPr>
-            <w:tcW w:w="1587" w:type="dxa"/>
-          </w:tcPr>
-          <w:p>
-            <w:r>
-              <w:rPr>
-                <w:sz w:val="20"/>
-              </w:rPr>
-              <w:t>9</w:t>
-            </w:r>
-          </w:p>
-        </w:tc>
-        <w:tc>
-          <w:tcPr>
-            <w:tcW w:w="1474" w:type="dxa"/>
-          </w:tcPr>
-          <w:p>
-            <w:r>
-              <w:rPr>
-                <w:sz w:val="20"/>
-              </w:rPr>
-              <w:t>18</w:t>
-            </w:r>
-          </w:p>
-        </w:tc>
-        <w:tc>
-          <w:tcPr>
-            <w:tcW w:w="1701" w:type="dxa"/>
-          </w:tcPr>
-          <w:p>
-            <w:r>
-              <w:rPr>
-                <w:sz w:val="20"/>
-              </w:rPr>
-              <w:t>480</w:t>
-            </w:r>
-          </w:p>
-        </w:tc>
-      </w:tr>
-      <w:tr>
-        <w:trPr>
-          <w:jc w:val="center"/>
-        </w:trPr>
-        <w:tc>
-          <w:tcPr>
-            <w:tcW w:w="1020" w:type="dxa"/>
-          </w:tcPr>
-          <w:p>
-            <w:r>
-              <w:rPr>
-                <w:sz w:val="20"/>
-              </w:rPr>
-              <w:t>5000</w:t>
-            </w:r>
-          </w:p>
-        </w:tc>
-        <w:tc>
-          <w:tcPr>
-            <w:tcW w:w="1474" w:type="dxa"/>
-          </w:tcPr>
-          <w:p>
-            <w:r>
-              <w:rPr>
-                <w:sz w:val="20"/>
-              </w:rPr>
-              <w:t>221</w:t>
-            </w:r>
-          </w:p>
-        </w:tc>
-        <w:tc>
-          <w:tcPr>
-            <w:tcW w:w="1587" w:type="dxa"/>
-          </w:tcPr>
-          <w:p>
-            <w:r>
-              <w:rPr>
-                <w:sz w:val="20"/>
-              </w:rPr>
-              <w:t>13</w:t>
-            </w:r>
-          </w:p>
-        </w:tc>
-        <w:tc>
-          <w:tcPr>
-            <w:tcW w:w="1587" w:type="dxa"/>
-          </w:tcPr>
-          <w:p>
-            <w:r>
-              <w:rPr>
-                <w:sz w:val="20"/>
-              </w:rPr>
-              <w:t>12</w:t>
-            </w:r>
-          </w:p>
-        </w:tc>
-        <w:tc>
-          <w:tcPr>
-            <w:tcW w:w="1474" w:type="dxa"/>
-          </w:tcPr>
-          <w:p>
-            <w:r>
-              <w:rPr>
-                <w:sz w:val="20"/>
-              </w:rPr>
-              <w:t>25</w:t>
-            </w:r>
-          </w:p>
-        </w:tc>
-        <w:tc>
-          <w:tcPr>
-            <w:tcW w:w="1701" w:type="dxa"/>
-          </w:tcPr>
-          <w:p>
-            <w:r>
-              <w:rPr>
-                <w:sz w:val="20"/>
-              </w:rPr>
-              <w:t>4.781</w:t>
-            </w:r>
-          </w:p>
-        </w:tc>
-      </w:tr>
-    </w:tbl>
-    <w:p>
-      <w:pPr>
-        <w:spacing w:after="0"/>
-      </w:pPr>
-    </w:p>
-    <w:p>
-      <w:r>
-        <w:t>Mỗi lần tìm ≤ ⌈log₂(n+1)⌉ lần xét mid; tổng hai lần ≤ 2·⌈log₂(n+1)⌉. Toàn chương trình O(n) do bước kiểm tra dữ liệu vào; bộ nhớ phụ O(1).</w:t>
+        <w:lastRenderedPageBreak/>
+        <w:t>PHỤ LỤC E — ẢNH MINH CHỨNG A10 VÀ A11</w:t>
       </w:r>
     </w:p>
     <w:p>
       <w:pPr>
-        <w:spacing w:before="200"/>
+        <w:jc w:val="both"/>
       </w:pPr>
       <w:r>
-        <w:rPr>
-          <w:b/>
-          <w:sz w:val="28"/>
-        </w:rPr>
-        <w:t>5. MINH CHỨNG</w:t>
+        <w:t>Hai ảnh dưới đây được chụp từ lần chạy thật: A10 kiểm tra clone commit C và chạy lại toàn bộ quy trình; A11 xác nhận repo GitHub và commit C.</w:t>
       </w:r>
     </w:p>
     <w:p>
       <w:pPr>
-        <w:spacing w:before="120"/>
         <w:jc w:val="center"/>
       </w:pPr>
       <w:r>
@@ -2023,10 +6654,10 @@
           <w:noProof/>
         </w:rPr>
         <w:drawing>
-          <wp:inline distT="0" distB="0" distL="0" distR="0" wp14:anchorId="75286BAB" wp14:editId="2AB76BC5">
-            <wp:extent cx="5212080" cy="1792594"/>
+          <wp:inline distT="0" distB="0" distL="0" distR="0" wp14:anchorId="2C984DB0" wp14:editId="69E92FED">
+            <wp:extent cx="5394960" cy="6053953"/>
             <wp:effectExtent l="0" t="0" r="0" b="0"/>
-            <wp:docPr id="1" name="Picture 1"/>
+            <wp:docPr id="11" name="Picture 11"/>
             <wp:cNvGraphicFramePr>
               <a:graphicFrameLocks xmlns:a="http://schemas.openxmlformats.org/drawingml/2006/main" noChangeAspect="1"/>
             </wp:cNvGraphicFramePr>
@@ -2034,11 +6665,11 @@
               <a:graphicData uri="http://schemas.openxmlformats.org/drawingml/2006/picture">
                 <pic:pic xmlns:pic="http://schemas.openxmlformats.org/drawingml/2006/picture">
                   <pic:nvPicPr>
-                    <pic:cNvPr id="0" name="01_vi_du_1.png"/>
+                    <pic:cNvPr id="0" name="A10_report2.png"/>
                     <pic:cNvPicPr/>
                   </pic:nvPicPr>
                   <pic:blipFill>
-                    <a:blip r:embed="rId10"/>
+                    <a:blip r:embed="rId23"/>
                     <a:stretch>
                       <a:fillRect/>
                     </a:stretch>
@@ -2046,7 +6677,7 @@
                   <pic:spPr>
                     <a:xfrm>
                       <a:off x="0" y="0"/>
-                      <a:ext cx="5212080" cy="1792594"/>
+                      <a:ext cx="5394960" cy="6053953"/>
                     </a:xfrm>
                     <a:prstGeom prst="rect">
                       <a:avLst/>
@@ -2061,7 +6692,6 @@
     </w:p>
     <w:p>
       <w:pPr>
-        <w:spacing w:after="120"/>
         <w:jc w:val="center"/>
       </w:pPr>
       <w:r>
@@ -2069,23 +6699,28 @@
           <w:i/>
           <w:sz w:val="20"/>
         </w:rPr>
-        <w:t>Hình 1 — VD01: 2, 4, 3</w:t>
+        <w:t>Hình 4.10 — A10: clone commit C 4277eb8, chạy Run_all.ps1, kết thúc END_TO_END_OK.</w:t>
       </w:r>
     </w:p>
     <w:p>
-      <w:pPr>
-        <w:spacing w:before="120"/>
+      <w:r>
+        <w:br w:type="page"/>
+      </w:r>
+    </w:p>
+    <w:p>
+      <w:pPr>
         <w:jc w:val="center"/>
       </w:pPr>
       <w:r>
         <w:rPr>
           <w:noProof/>
         </w:rPr>
+        <w:lastRenderedPageBreak/>
         <w:drawing>
-          <wp:inline distT="0" distB="0" distL="0" distR="0" wp14:anchorId="59AE26BA" wp14:editId="09109653">
-            <wp:extent cx="5212080" cy="1792594"/>
+          <wp:inline distT="0" distB="0" distL="0" distR="0" wp14:anchorId="31E092E1" wp14:editId="0F6F9E47">
+            <wp:extent cx="5394960" cy="5318556"/>
             <wp:effectExtent l="0" t="0" r="0" b="0"/>
-            <wp:docPr id="2" name="Picture 2"/>
+            <wp:docPr id="12" name="Picture 12"/>
             <wp:cNvGraphicFramePr>
               <a:graphicFrameLocks xmlns:a="http://schemas.openxmlformats.org/drawingml/2006/main" noChangeAspect="1"/>
             </wp:cNvGraphicFramePr>
@@ -2093,11 +6728,11 @@
               <a:graphicData uri="http://schemas.openxmlformats.org/drawingml/2006/picture">
                 <pic:pic xmlns:pic="http://schemas.openxmlformats.org/drawingml/2006/picture">
                   <pic:nvPicPr>
-                    <pic:cNvPr id="0" name="02_vi_du_2.png"/>
+                    <pic:cNvPr id="0" name="11_github_repo_commit.png"/>
                     <pic:cNvPicPr/>
                   </pic:nvPicPr>
                   <pic:blipFill>
-                    <a:blip r:embed="rId11"/>
+                    <a:blip r:embed="rId24"/>
                     <a:stretch>
                       <a:fillRect/>
                     </a:stretch>
@@ -2105,7 +6740,7 @@
                   <pic:spPr>
                     <a:xfrm>
                       <a:off x="0" y="0"/>
-                      <a:ext cx="5212080" cy="1792594"/>
+                      <a:ext cx="5394960" cy="5318556"/>
                     </a:xfrm>
                     <a:prstGeom prst="rect">
                       <a:avLst/>
@@ -2120,7 +6755,6 @@
     </w:p>
     <w:p>
       <w:pPr>
-        <w:spacing w:after="120"/>
         <w:jc w:val="center"/>
       </w:pPr>
       <w:r>
@@ -2128,516 +6762,14 @@
           <w:i/>
           <w:sz w:val="20"/>
         </w:rPr>
-        <w:t>Hình 2 — VD02: 0, 0, 0</w:t>
-      </w:r>
-    </w:p>
-    <w:p>
-      <w:pPr>
-        <w:spacing w:before="120"/>
-        <w:jc w:val="center"/>
-      </w:pPr>
-      <w:r>
-        <w:rPr>
-          <w:noProof/>
-        </w:rPr>
-        <w:lastRenderedPageBreak/>
-        <w:drawing>
-          <wp:inline distT="0" distB="0" distL="0" distR="0" wp14:anchorId="5C639F14" wp14:editId="74DAB38E">
-            <wp:extent cx="5212080" cy="1792594"/>
-            <wp:effectExtent l="0" t="0" r="0" b="0"/>
-            <wp:docPr id="3" name="Picture 3"/>
-            <wp:cNvGraphicFramePr>
-              <a:graphicFrameLocks xmlns:a="http://schemas.openxmlformats.org/drawingml/2006/main" noChangeAspect="1"/>
-            </wp:cNvGraphicFramePr>
-            <a:graphic xmlns:a="http://schemas.openxmlformats.org/drawingml/2006/main">
-              <a:graphicData uri="http://schemas.openxmlformats.org/drawingml/2006/picture">
-                <pic:pic xmlns:pic="http://schemas.openxmlformats.org/drawingml/2006/picture">
-                  <pic:nvPicPr>
-                    <pic:cNvPr id="0" name="03_tu_thiet_ke_1.png"/>
-                    <pic:cNvPicPr/>
-                  </pic:nvPicPr>
-                  <pic:blipFill>
-                    <a:blip r:embed="rId12"/>
-                    <a:stretch>
-                      <a:fillRect/>
-                    </a:stretch>
-                  </pic:blipFill>
-                  <pic:spPr>
-                    <a:xfrm>
-                      <a:off x="0" y="0"/>
-                      <a:ext cx="5212080" cy="1792594"/>
-                    </a:xfrm>
-                    <a:prstGeom prst="rect">
-                      <a:avLst/>
-                    </a:prstGeom>
-                  </pic:spPr>
-                </pic:pic>
-              </a:graphicData>
-            </a:graphic>
-          </wp:inline>
-        </w:drawing>
-      </w:r>
-    </w:p>
-    <w:p>
-      <w:pPr>
-        <w:spacing w:after="120"/>
-        <w:jc w:val="center"/>
-      </w:pPr>
-      <w:r>
-        <w:rPr>
-          <w:i/>
-          <w:sz w:val="20"/>
-        </w:rPr>
-        <w:t>Hình 3 — TK01: x ở đầu mảng</w:t>
-      </w:r>
-    </w:p>
-    <w:p>
-      <w:r>
-        <w:br w:type="page"/>
-      </w:r>
-    </w:p>
-    <w:p>
-      <w:pPr>
-        <w:spacing w:before="120"/>
-        <w:jc w:val="center"/>
-      </w:pPr>
-      <w:r>
-        <w:rPr>
-          <w:noProof/>
-        </w:rPr>
-        <w:lastRenderedPageBreak/>
-        <w:drawing>
-          <wp:inline distT="0" distB="0" distL="0" distR="0" wp14:anchorId="05274101" wp14:editId="4DF584ED">
-            <wp:extent cx="5212080" cy="1792594"/>
-            <wp:effectExtent l="0" t="0" r="0" b="0"/>
-            <wp:docPr id="4" name="Picture 4"/>
-            <wp:cNvGraphicFramePr>
-              <a:graphicFrameLocks xmlns:a="http://schemas.openxmlformats.org/drawingml/2006/main" noChangeAspect="1"/>
-            </wp:cNvGraphicFramePr>
-            <a:graphic xmlns:a="http://schemas.openxmlformats.org/drawingml/2006/main">
-              <a:graphicData uri="http://schemas.openxmlformats.org/drawingml/2006/picture">
-                <pic:pic xmlns:pic="http://schemas.openxmlformats.org/drawingml/2006/picture">
-                  <pic:nvPicPr>
-                    <pic:cNvPr id="0" name="04_tu_thiet_ke_2.png"/>
-                    <pic:cNvPicPr/>
-                  </pic:nvPicPr>
-                  <pic:blipFill>
-                    <a:blip r:embed="rId13"/>
-                    <a:stretch>
-                      <a:fillRect/>
-                    </a:stretch>
-                  </pic:blipFill>
-                  <pic:spPr>
-                    <a:xfrm>
-                      <a:off x="0" y="0"/>
-                      <a:ext cx="5212080" cy="1792594"/>
-                    </a:xfrm>
-                    <a:prstGeom prst="rect">
-                      <a:avLst/>
-                    </a:prstGeom>
-                  </pic:spPr>
-                </pic:pic>
-              </a:graphicData>
-            </a:graphic>
-          </wp:inline>
-        </w:drawing>
-      </w:r>
-    </w:p>
-    <w:p>
-      <w:pPr>
-        <w:spacing w:after="120"/>
-        <w:jc w:val="center"/>
-      </w:pPr>
-      <w:r>
-        <w:rPr>
-          <w:i/>
-          <w:sz w:val="20"/>
-        </w:rPr>
-        <w:t>Hình 4 — TK02: x ở cuối mảng</w:t>
-      </w:r>
-    </w:p>
-    <w:p>
-      <w:pPr>
-        <w:spacing w:before="120"/>
-        <w:jc w:val="center"/>
-      </w:pPr>
-      <w:r>
-        <w:rPr>
-          <w:noProof/>
-        </w:rPr>
-        <w:drawing>
-          <wp:inline distT="0" distB="0" distL="0" distR="0" wp14:anchorId="5EF94F76" wp14:editId="1D6A5A21">
-            <wp:extent cx="5212080" cy="1792594"/>
-            <wp:effectExtent l="0" t="0" r="0" b="0"/>
-            <wp:docPr id="5" name="Picture 5"/>
-            <wp:cNvGraphicFramePr>
-              <a:graphicFrameLocks xmlns:a="http://schemas.openxmlformats.org/drawingml/2006/main" noChangeAspect="1"/>
-            </wp:cNvGraphicFramePr>
-            <a:graphic xmlns:a="http://schemas.openxmlformats.org/drawingml/2006/main">
-              <a:graphicData uri="http://schemas.openxmlformats.org/drawingml/2006/picture">
-                <pic:pic xmlns:pic="http://schemas.openxmlformats.org/drawingml/2006/picture">
-                  <pic:nvPicPr>
-                    <pic:cNvPr id="0" name="05_bien_1.png"/>
-                    <pic:cNvPicPr/>
-                  </pic:nvPicPr>
-                  <pic:blipFill>
-                    <a:blip r:embed="rId14"/>
-                    <a:stretch>
-                      <a:fillRect/>
-                    </a:stretch>
-                  </pic:blipFill>
-                  <pic:spPr>
-                    <a:xfrm>
-                      <a:off x="0" y="0"/>
-                      <a:ext cx="5212080" cy="1792594"/>
-                    </a:xfrm>
-                    <a:prstGeom prst="rect">
-                      <a:avLst/>
-                    </a:prstGeom>
-                  </pic:spPr>
-                </pic:pic>
-              </a:graphicData>
-            </a:graphic>
-          </wp:inline>
-        </w:drawing>
-      </w:r>
-    </w:p>
-    <w:p>
-      <w:pPr>
-        <w:spacing w:after="120"/>
-        <w:jc w:val="center"/>
-      </w:pPr>
-      <w:r>
-        <w:rPr>
-          <w:i/>
-          <w:sz w:val="20"/>
-        </w:rPr>
-        <w:t>Hình 5 — BIEN01: [1,2], x=1</w:t>
-      </w:r>
-    </w:p>
-    <w:p>
-      <w:pPr>
-        <w:spacing w:before="120"/>
-        <w:jc w:val="center"/>
-      </w:pPr>
-      <w:r>
-        <w:rPr>
-          <w:noProof/>
-        </w:rPr>
-        <w:drawing>
-          <wp:inline distT="0" distB="0" distL="0" distR="0" wp14:anchorId="14106BEC" wp14:editId="5508FE98">
-            <wp:extent cx="5212080" cy="1792594"/>
-            <wp:effectExtent l="0" t="0" r="0" b="0"/>
-            <wp:docPr id="6" name="Picture 6"/>
-            <wp:cNvGraphicFramePr>
-              <a:graphicFrameLocks xmlns:a="http://schemas.openxmlformats.org/drawingml/2006/main" noChangeAspect="1"/>
-            </wp:cNvGraphicFramePr>
-            <a:graphic xmlns:a="http://schemas.openxmlformats.org/drawingml/2006/main">
-              <a:graphicData uri="http://schemas.openxmlformats.org/drawingml/2006/picture">
-                <pic:pic xmlns:pic="http://schemas.openxmlformats.org/drawingml/2006/picture">
-                  <pic:nvPicPr>
-                    <pic:cNvPr id="0" name="06_bien_2.png"/>
-                    <pic:cNvPicPr/>
-                  </pic:nvPicPr>
-                  <pic:blipFill>
-                    <a:blip r:embed="rId15"/>
-                    <a:stretch>
-                      <a:fillRect/>
-                    </a:stretch>
-                  </pic:blipFill>
-                  <pic:spPr>
-                    <a:xfrm>
-                      <a:off x="0" y="0"/>
-                      <a:ext cx="5212080" cy="1792594"/>
-                    </a:xfrm>
-                    <a:prstGeom prst="rect">
-                      <a:avLst/>
-                    </a:prstGeom>
-                  </pic:spPr>
-                </pic:pic>
-              </a:graphicData>
-            </a:graphic>
-          </wp:inline>
-        </w:drawing>
-      </w:r>
-    </w:p>
-    <w:p>
-      <w:pPr>
-        <w:spacing w:after="120"/>
-        <w:jc w:val="center"/>
-      </w:pPr>
-      <w:r>
-        <w:rPr>
-          <w:i/>
-          <w:sz w:val="20"/>
-        </w:rPr>
-        <w:t>Hình 6 — BIEN02: mảng rỗng</w:t>
-      </w:r>
-    </w:p>
-    <w:p>
-      <w:r>
-        <w:br w:type="page"/>
-      </w:r>
-    </w:p>
-    <w:p>
-      <w:pPr>
-        <w:spacing w:before="120"/>
-        <w:jc w:val="center"/>
-      </w:pPr>
-      <w:r>
-        <w:rPr>
-          <w:noProof/>
-        </w:rPr>
-        <w:lastRenderedPageBreak/>
-        <w:drawing>
-          <wp:inline distT="0" distB="0" distL="0" distR="0" wp14:anchorId="551C0075" wp14:editId="2E4A7048">
-            <wp:extent cx="5212080" cy="1792594"/>
-            <wp:effectExtent l="0" t="0" r="0" b="0"/>
-            <wp:docPr id="7" name="Picture 7"/>
-            <wp:cNvGraphicFramePr>
-              <a:graphicFrameLocks xmlns:a="http://schemas.openxmlformats.org/drawingml/2006/main" noChangeAspect="1"/>
-            </wp:cNvGraphicFramePr>
-            <a:graphic xmlns:a="http://schemas.openxmlformats.org/drawingml/2006/main">
-              <a:graphicData uri="http://schemas.openxmlformats.org/drawingml/2006/picture">
-                <pic:pic xmlns:pic="http://schemas.openxmlformats.org/drawingml/2006/picture">
-                  <pic:nvPicPr>
-                    <pic:cNvPr id="0" name="07_bien_3.png"/>
-                    <pic:cNvPicPr/>
-                  </pic:nvPicPr>
-                  <pic:blipFill>
-                    <a:blip r:embed="rId16"/>
-                    <a:stretch>
-                      <a:fillRect/>
-                    </a:stretch>
-                  </pic:blipFill>
-                  <pic:spPr>
-                    <a:xfrm>
-                      <a:off x="0" y="0"/>
-                      <a:ext cx="5212080" cy="1792594"/>
-                    </a:xfrm>
-                    <a:prstGeom prst="rect">
-                      <a:avLst/>
-                    </a:prstGeom>
-                  </pic:spPr>
-                </pic:pic>
-              </a:graphicData>
-            </a:graphic>
-          </wp:inline>
-        </w:drawing>
-      </w:r>
-    </w:p>
-    <w:p>
-      <w:pPr>
-        <w:spacing w:after="120"/>
-        <w:jc w:val="center"/>
-      </w:pPr>
-      <w:r>
-        <w:rPr>
-          <w:i/>
-          <w:sz w:val="20"/>
-        </w:rPr>
-        <w:t>Hình 7 — BIEN03: [5,5,5], x=5</w:t>
-      </w:r>
-    </w:p>
-    <w:p>
-      <w:pPr>
-        <w:spacing w:before="120"/>
-        <w:jc w:val="center"/>
-      </w:pPr>
-      <w:r>
-        <w:rPr>
-          <w:noProof/>
-        </w:rPr>
-        <w:drawing>
-          <wp:inline distT="0" distB="0" distL="0" distR="0" wp14:anchorId="78C24395" wp14:editId="4FA7ABA1">
-            <wp:extent cx="5212080" cy="1792594"/>
-            <wp:effectExtent l="0" t="0" r="0" b="0"/>
-            <wp:docPr id="8" name="Picture 8"/>
-            <wp:cNvGraphicFramePr>
-              <a:graphicFrameLocks xmlns:a="http://schemas.openxmlformats.org/drawingml/2006/main" noChangeAspect="1"/>
-            </wp:cNvGraphicFramePr>
-            <a:graphic xmlns:a="http://schemas.openxmlformats.org/drawingml/2006/main">
-              <a:graphicData uri="http://schemas.openxmlformats.org/drawingml/2006/picture">
-                <pic:pic xmlns:pic="http://schemas.openxmlformats.org/drawingml/2006/picture">
-                  <pic:nvPicPr>
-                    <pic:cNvPr id="0" name="08_input_khong_hop_le.png"/>
-                    <pic:cNvPicPr/>
-                  </pic:nvPicPr>
-                  <pic:blipFill>
-                    <a:blip r:embed="rId17"/>
-                    <a:stretch>
-                      <a:fillRect/>
-                    </a:stretch>
-                  </pic:blipFill>
-                  <pic:spPr>
-                    <a:xfrm>
-                      <a:off x="0" y="0"/>
-                      <a:ext cx="5212080" cy="1792594"/>
-                    </a:xfrm>
-                    <a:prstGeom prst="rect">
-                      <a:avLst/>
-                    </a:prstGeom>
-                  </pic:spPr>
-                </pic:pic>
-              </a:graphicData>
-            </a:graphic>
-          </wp:inline>
-        </w:drawing>
-      </w:r>
-    </w:p>
-    <w:p>
-      <w:pPr>
-        <w:spacing w:after="120"/>
-        <w:jc w:val="center"/>
-      </w:pPr>
-      <w:r>
-        <w:rPr>
-          <w:i/>
-          <w:sz w:val="20"/>
-        </w:rPr>
-        <w:t>Hình 8 — LOI01: input không hợp lệ</w:t>
-      </w:r>
-    </w:p>
-    <w:p>
-      <w:pPr>
-        <w:spacing w:before="120"/>
-        <w:jc w:val="center"/>
-      </w:pPr>
-      <w:r>
-        <w:rPr>
-          <w:noProof/>
-        </w:rPr>
-        <w:drawing>
-          <wp:inline distT="0" distB="0" distL="0" distR="0" wp14:anchorId="6E702D1B" wp14:editId="607F5B0B">
-            <wp:extent cx="5212080" cy="1494938"/>
-            <wp:effectExtent l="0" t="0" r="0" b="0"/>
-            <wp:docPr id="9" name="Picture 9"/>
-            <wp:cNvGraphicFramePr>
-              <a:graphicFrameLocks xmlns:a="http://schemas.openxmlformats.org/drawingml/2006/main" noChangeAspect="1"/>
-            </wp:cNvGraphicFramePr>
-            <a:graphic xmlns:a="http://schemas.openxmlformats.org/drawingml/2006/main">
-              <a:graphicData uri="http://schemas.openxmlformats.org/drawingml/2006/picture">
-                <pic:pic xmlns:pic="http://schemas.openxmlformats.org/drawingml/2006/picture">
-                  <pic:nvPicPr>
-                    <pic:cNvPr id="0" name="09_tong_ket_kiem_thu.png"/>
-                    <pic:cNvPicPr/>
-                  </pic:nvPicPr>
-                  <pic:blipFill>
-                    <a:blip r:embed="rId18"/>
-                    <a:stretch>
-                      <a:fillRect/>
-                    </a:stretch>
-                  </pic:blipFill>
-                  <pic:spPr>
-                    <a:xfrm>
-                      <a:off x="0" y="0"/>
-                      <a:ext cx="5212080" cy="1494938"/>
-                    </a:xfrm>
-                    <a:prstGeom prst="rect">
-                      <a:avLst/>
-                    </a:prstGeom>
-                  </pic:spPr>
-                </pic:pic>
-              </a:graphicData>
-            </a:graphic>
-          </wp:inline>
-        </w:drawing>
-      </w:r>
-    </w:p>
-    <w:p>
-      <w:pPr>
-        <w:spacing w:after="120"/>
-        <w:jc w:val="center"/>
-      </w:pPr>
-      <w:r>
-        <w:rPr>
-          <w:i/>
-          <w:sz w:val="20"/>
-        </w:rPr>
-        <w:t>Hình 9 — Tổng kết 18.624 phép kiểm</w:t>
-      </w:r>
-    </w:p>
-    <w:p>
-      <w:pPr>
-        <w:spacing w:before="200"/>
-      </w:pPr>
-      <w:r>
-        <w:rPr>
-          <w:b/>
-          <w:sz w:val="28"/>
-        </w:rPr>
-        <w:t>6. HẠNG MỤC CÒN LẠI</w:t>
-      </w:r>
-    </w:p>
-    <w:p>
-      <w:pPr>
-        <w:pStyle w:val="ListNumber"/>
-        <w:spacing w:after="40"/>
-      </w:pPr>
-      <w:r>
-        <w:t>Push commit C lên GitHub và chụp A11 tại commit C.</w:t>
-      </w:r>
-    </w:p>
-    <w:p>
-      <w:pPr>
-        <w:pStyle w:val="ListNumber"/>
-        <w:spacing w:after="40"/>
-      </w:pPr>
-      <w:r>
-        <w:t>Clone C, chạy Run_all.ps1 và chụp A10.</w:t>
-      </w:r>
-    </w:p>
-    <w:p>
-      <w:pPr>
-        <w:pStyle w:val="ListNumber"/>
-        <w:spacing w:after="40"/>
-      </w:pPr>
-      <w:r>
-        <w:t>Tạo commit S, push, lấy SHA S; clone S chạy lại.</w:t>
-      </w:r>
-    </w:p>
-    <w:p>
-      <w:pPr>
-        <w:pStyle w:val="ListNumber"/>
-        <w:spacing w:after="40"/>
-      </w:pPr>
-      <w:r>
-        <w:t>Điền SHA S, xác nhận clone S và ảnh A10/A11 vào TXT/báo cáo.</w:t>
-      </w:r>
-    </w:p>
-    <w:p>
-      <w:pPr>
-        <w:pStyle w:val="ListNumber"/>
-        <w:spacing w:after="40"/>
-      </w:pPr>
-      <w:r>
-        <w:t>Xuất PDF cuối, kiểm tra mục lục/danh mục hình và nộp 4 tệp.</w:t>
-      </w:r>
-    </w:p>
-    <w:p>
-      <w:pPr>
-        <w:spacing w:before="200"/>
-      </w:pPr>
-      <w:r>
-        <w:rPr>
-          <w:b/>
-          <w:sz w:val="28"/>
-        </w:rPr>
-        <w:t>7. KẾ HOẠCH NỘP CUỐI</w:t>
-      </w:r>
-    </w:p>
-    <w:p>
-      <w:r>
-        <w:t>Dự kiến hoàn tất sau khi hoàn tất phần GitHub: push C, chụp A11, clone C/A10, commit S, clone S chạy lại. Báo cáo và mã nguồn hiện đã sẵn sàng; không thay đổi thuật toán hay kết quả kiểm thử.</w:t>
+        <w:t>Hình 4.11 — A11: repo GitHub Mildsivan/ctdl-baocao tại commit C 4277eb8.</w:t>
       </w:r>
     </w:p>
     <w:sectPr>
-      <w:headerReference w:type="default" r:id="rId19"/>
-      <w:footerReference w:type="default" r:id="rId20"/>
-      <w:headerReference w:type="first" r:id="rId21"/>
-      <w:footerReference w:type="first" r:id="rId22"/>
+      <w:footerReference w:type="default" r:id="rId25"/>
       <w:pgSz w:w="11906" w:h="16838"/>
-      <w:pgMar w:top="1134" w:right="1134" w:bottom="1134" w:left="1701" w:header="720" w:footer="720" w:gutter="0"/>
+      <w:pgMar w:top="1134" w:right="1134" w:bottom="1134" w:left="1701" w:header="567" w:footer="567" w:gutter="0"/>
+      <w:pgNumType w:start="1"/>
       <w:cols w:space="720"/>
       <w:docGrid w:linePitch="360"/>
     </w:sectPr>
@@ -2649,9 +6781,6 @@
 <w:endnotes xmlns:wpc="http://schemas.microsoft.com/office/word/2010/wordprocessingCanvas" xmlns:cx="http://schemas.microsoft.com/office/drawing/2014/chartex" xmlns:cx1="http://schemas.microsoft.com/office/drawing/2015/9/8/chartex" xmlns:cx2="http://schemas.microsoft.com/office/drawing/2015/10/21/chartex" xmlns:cx3="http://schemas.microsoft.com/office/drawing/2016/5/9/chartex" xmlns:cx4="http://schemas.microsoft.com/office/drawing/2016/5/10/chartex" xmlns:cx5="http://schemas.microsoft.com/office/drawing/2016/5/11/chartex" xmlns:cx6="http://schemas.microsoft.com/office/drawing/2016/5/12/chartex" xmlns:cx7="http://schemas.microsoft.com/office/drawing/2016/5/13/chartex" xmlns:cx8="http://schemas.microsoft.com/office/drawing/2016/5/14/chartex" xmlns:mc="http://schemas.openxmlformats.org/markup-compatibility/2006" xmlns:aink="http://schemas.microsoft.com/office/drawing/2016/ink" xmlns:am3d="http://schemas.microsoft.com/office/drawing/2017/model3d" xmlns:o="urn:schemas-microsoft-com:office:office" xmlns:oel="http://schemas.microsoft.com/office/2019/extlst" xmlns:r="http://schemas.openxmlformats.org/officeDocument/2006/relationships" xmlns:m="http://schemas.openxmlformats.org/officeDocument/2006/math" xmlns:v="urn:schemas-microsoft-com:vml" xmlns:wp14="http://schemas.microsoft.com/office/word/2010/wordprocessingDrawing" xmlns:wp="http://schemas.openxmlformats.org/drawingml/2006/wordprocessingDrawing" xmlns:w10="urn:schemas-microsoft-com:office:word" xmlns:w="http://schemas.openxmlformats.org/wordprocessingml/2006/main" xmlns:w14="http://schemas.microsoft.com/office/word/2010/wordml" xmlns:w15="http://schemas.microsoft.com/office/word/2012/wordml" xmlns:w16cex="http://schemas.microsoft.com/office/word/2018/wordml/cex" xmlns:w16cid="http://schemas.microsoft.com/office/word/2016/wordml/cid" xmlns:w16="http://schemas.microsoft.com/office/word/2018/wordml" xmlns:w16du="http://schemas.microsoft.com/office/word/2023/wordml/word16du" xmlns:w16sdtdh="http://schemas.microsoft.com/office/word/2020/wordml/sdtdatahash" xmlns:w16se="http://schemas.microsoft.com/office/word/2015/wordml/symex" xmlns:wpg="http://schemas.microsoft.com/office/word/2010/wordprocessingGroup" xmlns:wpi="http://schemas.microsoft.com/office/word/2010/wordprocessingInk" xmlns:wne="http://schemas.microsoft.com/office/word/2006/wordml" xmlns:wps="http://schemas.microsoft.com/office/word/2010/wordprocessingShape" mc:Ignorable="w14 w15 w16se w16cid w16 w16cex w16sdtdh wp14">
   <w:endnote w:type="separator" w:id="-1">
     <w:p>
-      <w:pPr>
-        <w:spacing w:after="0" w:line="240" w:lineRule="auto"/>
-      </w:pPr>
       <w:r>
         <w:separator/>
       </w:r>
@@ -2659,9 +6788,6 @@
   </w:endnote>
   <w:endnote w:type="continuationSeparator" w:id="0">
     <w:p>
-      <w:pPr>
-        <w:spacing w:after="0" w:line="240" w:lineRule="auto"/>
-      </w:pPr>
       <w:r>
         <w:continuationSeparator/>
       </w:r>
@@ -2685,6 +6811,18 @@
   <w:p>
     <w:pPr>
       <w:pStyle w:val="Footer"/>
+      <w:jc w:val="center"/>
+    </w:pPr>
+  </w:p>
+</w:ftr>
+</file>
+
+<file path=word/footer3.xml><?xml version="1.0" encoding="utf-8"?>
+<w:ftr xmlns:wpc="http://schemas.microsoft.com/office/word/2010/wordprocessingCanvas" xmlns:cx="http://schemas.microsoft.com/office/drawing/2014/chartex" xmlns:cx1="http://schemas.microsoft.com/office/drawing/2015/9/8/chartex" xmlns:cx2="http://schemas.microsoft.com/office/drawing/2015/10/21/chartex" xmlns:cx3="http://schemas.microsoft.com/office/drawing/2016/5/9/chartex" xmlns:cx4="http://schemas.microsoft.com/office/drawing/2016/5/10/chartex" xmlns:cx5="http://schemas.microsoft.com/office/drawing/2016/5/11/chartex" xmlns:cx6="http://schemas.microsoft.com/office/drawing/2016/5/12/chartex" xmlns:cx7="http://schemas.microsoft.com/office/drawing/2016/5/13/chartex" xmlns:cx8="http://schemas.microsoft.com/office/drawing/2016/5/14/chartex" xmlns:mc="http://schemas.openxmlformats.org/markup-compatibility/2006" xmlns:aink="http://schemas.microsoft.com/office/drawing/2016/ink" xmlns:am3d="http://schemas.microsoft.com/office/drawing/2017/model3d" xmlns:o="urn:schemas-microsoft-com:office:office" xmlns:oel="http://schemas.microsoft.com/office/2019/extlst" xmlns:r="http://schemas.openxmlformats.org/officeDocument/2006/relationships" xmlns:m="http://schemas.openxmlformats.org/officeDocument/2006/math" xmlns:v="urn:schemas-microsoft-com:vml" xmlns:wp14="http://schemas.microsoft.com/office/word/2010/wordprocessingDrawing" xmlns:wp="http://schemas.openxmlformats.org/drawingml/2006/wordprocessingDrawing" xmlns:w10="urn:schemas-microsoft-com:office:word" xmlns:w="http://schemas.openxmlformats.org/wordprocessingml/2006/main" xmlns:w14="http://schemas.microsoft.com/office/word/2010/wordml" xmlns:w15="http://schemas.microsoft.com/office/word/2012/wordml" xmlns:w16cex="http://schemas.microsoft.com/office/word/2018/wordml/cex" xmlns:w16cid="http://schemas.microsoft.com/office/word/2016/wordml/cid" xmlns:w16="http://schemas.microsoft.com/office/word/2018/wordml" xmlns:w16du="http://schemas.microsoft.com/office/word/2023/wordml/word16du" xmlns:w16sdtdh="http://schemas.microsoft.com/office/word/2020/wordml/sdtdatahash" xmlns:w16se="http://schemas.microsoft.com/office/word/2015/wordml/symex" xmlns:wpg="http://schemas.microsoft.com/office/word/2010/wordprocessingGroup" xmlns:wpi="http://schemas.microsoft.com/office/word/2010/wordprocessingInk" xmlns:wne="http://schemas.microsoft.com/office/word/2006/wordml" xmlns:wps="http://schemas.microsoft.com/office/word/2010/wordprocessingShape" mc:Ignorable="w14 w15 w16se w16cid w16 w16cex w16sdtdh wp14">
+  <w:p>
+    <w:pPr>
+      <w:pStyle w:val="Footer"/>
+      <w:jc w:val="center"/>
     </w:pPr>
   </w:p>
 </w:ftr>
@@ -2694,9 +6832,6 @@
 <w:footnotes xmlns:wpc="http://schemas.microsoft.com/office/word/2010/wordprocessingCanvas" xmlns:cx="http://schemas.microsoft.com/office/drawing/2014/chartex" xmlns:cx1="http://schemas.microsoft.com/office/drawing/2015/9/8/chartex" xmlns:cx2="http://schemas.microsoft.com/office/drawing/2015/10/21/chartex" xmlns:cx3="http://schemas.microsoft.com/office/drawing/2016/5/9/chartex" xmlns:cx4="http://schemas.microsoft.com/office/drawing/2016/5/10/chartex" xmlns:cx5="http://schemas.microsoft.com/office/drawing/2016/5/11/chartex" xmlns:cx6="http://schemas.microsoft.com/office/drawing/2016/5/12/chartex" xmlns:cx7="http://schemas.microsoft.com/office/drawing/2016/5/13/chartex" xmlns:cx8="http://schemas.microsoft.com/office/drawing/2016/5/14/chartex" xmlns:mc="http://schemas.openxmlformats.org/markup-compatibility/2006" xmlns:aink="http://schemas.microsoft.com/office/drawing/2016/ink" xmlns:am3d="http://schemas.microsoft.com/office/drawing/2017/model3d" xmlns:o="urn:schemas-microsoft-com:office:office" xmlns:oel="http://schemas.microsoft.com/office/2019/extlst" xmlns:r="http://schemas.openxmlformats.org/officeDocument/2006/relationships" xmlns:m="http://schemas.openxmlformats.org/officeDocument/2006/math" xmlns:v="urn:schemas-microsoft-com:vml" xmlns:wp14="http://schemas.microsoft.com/office/word/2010/wordprocessingDrawing" xmlns:wp="http://schemas.openxmlformats.org/drawingml/2006/wordprocessingDrawing" xmlns:w10="urn:schemas-microsoft-com:office:word" xmlns:w="http://schemas.openxmlformats.org/wordprocessingml/2006/main" xmlns:w14="http://schemas.microsoft.com/office/word/2010/wordml" xmlns:w15="http://schemas.microsoft.com/office/word/2012/wordml" xmlns:w16cex="http://schemas.microsoft.com/office/word/2018/wordml/cex" xmlns:w16cid="http://schemas.microsoft.com/office/word/2016/wordml/cid" xmlns:w16="http://schemas.microsoft.com/office/word/2018/wordml" xmlns:w16du="http://schemas.microsoft.com/office/word/2023/wordml/word16du" xmlns:w16sdtdh="http://schemas.microsoft.com/office/word/2020/wordml/sdtdatahash" xmlns:w16se="http://schemas.microsoft.com/office/word/2015/wordml/symex" xmlns:wpg="http://schemas.microsoft.com/office/word/2010/wordprocessingGroup" xmlns:wpi="http://schemas.microsoft.com/office/word/2010/wordprocessingInk" xmlns:wne="http://schemas.microsoft.com/office/word/2006/wordml" xmlns:wps="http://schemas.microsoft.com/office/word/2010/wordprocessingShape" mc:Ignorable="w14 w15 w16se w16cid w16 w16cex w16sdtdh wp14">
   <w:footnote w:type="separator" w:id="-1">
     <w:p>
-      <w:pPr>
-        <w:spacing w:after="0" w:line="240" w:lineRule="auto"/>
-      </w:pPr>
       <w:r>
         <w:separator/>
       </w:r>
@@ -2704,35 +6839,12 @@
   </w:footnote>
   <w:footnote w:type="continuationSeparator" w:id="0">
     <w:p>
-      <w:pPr>
-        <w:spacing w:after="0" w:line="240" w:lineRule="auto"/>
-      </w:pPr>
       <w:r>
         <w:continuationSeparator/>
       </w:r>
     </w:p>
   </w:footnote>
 </w:footnotes>
-</file>
-
-<file path=word/header1.xml><?xml version="1.0" encoding="utf-8"?>
-<w:hdr xmlns:wpc="http://schemas.microsoft.com/office/word/2010/wordprocessingCanvas" xmlns:cx="http://schemas.microsoft.com/office/drawing/2014/chartex" xmlns:cx1="http://schemas.microsoft.com/office/drawing/2015/9/8/chartex" xmlns:cx2="http://schemas.microsoft.com/office/drawing/2015/10/21/chartex" xmlns:cx3="http://schemas.microsoft.com/office/drawing/2016/5/9/chartex" xmlns:cx4="http://schemas.microsoft.com/office/drawing/2016/5/10/chartex" xmlns:cx5="http://schemas.microsoft.com/office/drawing/2016/5/11/chartex" xmlns:cx6="http://schemas.microsoft.com/office/drawing/2016/5/12/chartex" xmlns:cx7="http://schemas.microsoft.com/office/drawing/2016/5/13/chartex" xmlns:cx8="http://schemas.microsoft.com/office/drawing/2016/5/14/chartex" xmlns:mc="http://schemas.openxmlformats.org/markup-compatibility/2006" xmlns:aink="http://schemas.microsoft.com/office/drawing/2016/ink" xmlns:am3d="http://schemas.microsoft.com/office/drawing/2017/model3d" xmlns:o="urn:schemas-microsoft-com:office:office" xmlns:oel="http://schemas.microsoft.com/office/2019/extlst" xmlns:r="http://schemas.openxmlformats.org/officeDocument/2006/relationships" xmlns:m="http://schemas.openxmlformats.org/officeDocument/2006/math" xmlns:v="urn:schemas-microsoft-com:vml" xmlns:wp14="http://schemas.microsoft.com/office/word/2010/wordprocessingDrawing" xmlns:wp="http://schemas.openxmlformats.org/drawingml/2006/wordprocessingDrawing" xmlns:w10="urn:schemas-microsoft-com:office:word" xmlns:w="http://schemas.openxmlformats.org/wordprocessingml/2006/main" xmlns:w14="http://schemas.microsoft.com/office/word/2010/wordml" xmlns:w15="http://schemas.microsoft.com/office/word/2012/wordml" xmlns:w16cex="http://schemas.microsoft.com/office/word/2018/wordml/cex" xmlns:w16cid="http://schemas.microsoft.com/office/word/2016/wordml/cid" xmlns:w16="http://schemas.microsoft.com/office/word/2018/wordml" xmlns:w16du="http://schemas.microsoft.com/office/word/2023/wordml/word16du" xmlns:w16sdtdh="http://schemas.microsoft.com/office/word/2020/wordml/sdtdatahash" xmlns:w16se="http://schemas.microsoft.com/office/word/2015/wordml/symex" xmlns:wpg="http://schemas.microsoft.com/office/word/2010/wordprocessingGroup" xmlns:wpi="http://schemas.microsoft.com/office/word/2010/wordprocessingInk" xmlns:wne="http://schemas.microsoft.com/office/word/2006/wordml" xmlns:wps="http://schemas.microsoft.com/office/word/2010/wordprocessingShape" mc:Ignorable="w14 w15 w16se w16cid w16 w16cex w16sdtdh wp14">
-  <w:p>
-    <w:pPr>
-      <w:pStyle w:val="Header"/>
-    </w:pPr>
-  </w:p>
-</w:hdr>
-</file>
-
-<file path=word/header2.xml><?xml version="1.0" encoding="utf-8"?>
-<w:hdr xmlns:wpc="http://schemas.microsoft.com/office/word/2010/wordprocessingCanvas" xmlns:cx="http://schemas.microsoft.com/office/drawing/2014/chartex" xmlns:cx1="http://schemas.microsoft.com/office/drawing/2015/9/8/chartex" xmlns:cx2="http://schemas.microsoft.com/office/drawing/2015/10/21/chartex" xmlns:cx3="http://schemas.microsoft.com/office/drawing/2016/5/9/chartex" xmlns:cx4="http://schemas.microsoft.com/office/drawing/2016/5/10/chartex" xmlns:cx5="http://schemas.microsoft.com/office/drawing/2016/5/11/chartex" xmlns:cx6="http://schemas.microsoft.com/office/drawing/2016/5/12/chartex" xmlns:cx7="http://schemas.microsoft.com/office/drawing/2016/5/13/chartex" xmlns:cx8="http://schemas.microsoft.com/office/drawing/2016/5/14/chartex" xmlns:mc="http://schemas.openxmlformats.org/markup-compatibility/2006" xmlns:aink="http://schemas.microsoft.com/office/drawing/2016/ink" xmlns:am3d="http://schemas.microsoft.com/office/drawing/2017/model3d" xmlns:o="urn:schemas-microsoft-com:office:office" xmlns:oel="http://schemas.microsoft.com/office/2019/extlst" xmlns:r="http://schemas.openxmlformats.org/officeDocument/2006/relationships" xmlns:m="http://schemas.openxmlformats.org/officeDocument/2006/math" xmlns:v="urn:schemas-microsoft-com:vml" xmlns:wp14="http://schemas.microsoft.com/office/word/2010/wordprocessingDrawing" xmlns:wp="http://schemas.openxmlformats.org/drawingml/2006/wordprocessingDrawing" xmlns:w10="urn:schemas-microsoft-com:office:word" xmlns:w="http://schemas.openxmlformats.org/wordprocessingml/2006/main" xmlns:w14="http://schemas.microsoft.com/office/word/2010/wordml" xmlns:w15="http://schemas.microsoft.com/office/word/2012/wordml" xmlns:w16cex="http://schemas.microsoft.com/office/word/2018/wordml/cex" xmlns:w16cid="http://schemas.microsoft.com/office/word/2016/wordml/cid" xmlns:w16="http://schemas.microsoft.com/office/word/2018/wordml" xmlns:w16du="http://schemas.microsoft.com/office/word/2023/wordml/word16du" xmlns:w16sdtdh="http://schemas.microsoft.com/office/word/2020/wordml/sdtdatahash" xmlns:w16se="http://schemas.microsoft.com/office/word/2015/wordml/symex" xmlns:wpg="http://schemas.microsoft.com/office/word/2010/wordprocessingGroup" xmlns:wpi="http://schemas.microsoft.com/office/word/2010/wordprocessingInk" xmlns:wne="http://schemas.microsoft.com/office/word/2006/wordml" xmlns:wps="http://schemas.microsoft.com/office/word/2010/wordprocessingShape" mc:Ignorable="w14 w15 w16se w16cid w16 w16cex w16sdtdh wp14">
-  <w:p>
-    <w:pPr>
-      <w:pStyle w:val="Header"/>
-    </w:pPr>
-  </w:p>
-</w:hdr>
 </file>
 
 <file path=word/numbering.xml><?xml version="1.0" encoding="utf-8"?>
@@ -2908,31 +7020,31 @@
       </w:rPr>
     </w:lvl>
   </w:abstractNum>
-  <w:num w:numId="1" w16cid:durableId="1343048035">
+  <w:num w:numId="1" w16cid:durableId="1976569883">
     <w:abstractNumId w:val="8"/>
   </w:num>
-  <w:num w:numId="2" w16cid:durableId="303701474">
+  <w:num w:numId="2" w16cid:durableId="1112432429">
     <w:abstractNumId w:val="6"/>
   </w:num>
-  <w:num w:numId="3" w16cid:durableId="599337283">
+  <w:num w:numId="3" w16cid:durableId="1984693839">
     <w:abstractNumId w:val="5"/>
   </w:num>
-  <w:num w:numId="4" w16cid:durableId="513233089">
+  <w:num w:numId="4" w16cid:durableId="1746489779">
     <w:abstractNumId w:val="4"/>
   </w:num>
-  <w:num w:numId="5" w16cid:durableId="566502618">
+  <w:num w:numId="5" w16cid:durableId="39211071">
     <w:abstractNumId w:val="7"/>
   </w:num>
-  <w:num w:numId="6" w16cid:durableId="1992102036">
+  <w:num w:numId="6" w16cid:durableId="1099452389">
     <w:abstractNumId w:val="3"/>
   </w:num>
-  <w:num w:numId="7" w16cid:durableId="744836993">
+  <w:num w:numId="7" w16cid:durableId="1787975">
     <w:abstractNumId w:val="2"/>
   </w:num>
-  <w:num w:numId="8" w16cid:durableId="1504779576">
+  <w:num w:numId="8" w16cid:durableId="1203984856">
     <w:abstractNumId w:val="1"/>
   </w:num>
-  <w:num w:numId="9" w16cid:durableId="1726366114">
+  <w:num w:numId="9" w16cid:durableId="584728041">
     <w:abstractNumId w:val="0"/>
   </w:num>
 </w:numbering>
@@ -2943,10 +7055,10 @@
   <w:docDefaults>
     <w:rPrDefault>
       <w:rPr>
-        <w:rFonts w:asciiTheme="minorHAnsi" w:eastAsiaTheme="minorEastAsia" w:hAnsiTheme="minorHAnsi" w:cstheme="minorBidi"/>
+        <w:rFonts w:ascii="Times New Roman" w:eastAsia="Times New Roman" w:hAnsi="Times New Roman" w:cs="Times New Roman"/>
         <w:sz w:val="22"/>
         <w:szCs w:val="22"/>
-        <w:lang w:val="en-US" w:eastAsia="en-US" w:bidi="ar-SA"/>
+        <w:lang w:val="vi-VN" w:eastAsia="vi-VN" w:bidi="ar-SA"/>
       </w:rPr>
     </w:rPrDefault>
     <w:pPrDefault>
@@ -3329,10 +7441,10 @@
     <w:qFormat/>
     <w:rsid w:val="00FC693F"/>
     <w:pPr>
-      <w:spacing w:after="80" w:line="312" w:lineRule="auto"/>
+      <w:spacing w:after="0" w:line="240" w:lineRule="auto"/>
     </w:pPr>
     <w:rPr>
-      <w:rFonts w:ascii="Times New Roman" w:eastAsia="Times New Roman" w:hAnsi="Times New Roman"/>
+      <w:color w:val="000000"/>
       <w:sz w:val="26"/>
     </w:rPr>
   </w:style>
@@ -3347,15 +7459,15 @@
     <w:pPr>
       <w:keepNext/>
       <w:keepLines/>
-      <w:spacing w:before="480" w:after="0"/>
+      <w:pageBreakBefore/>
+      <w:spacing w:before="120" w:after="360" w:line="360" w:lineRule="auto"/>
+      <w:jc w:val="center"/>
       <w:outlineLvl w:val="0"/>
     </w:pPr>
     <w:rPr>
-      <w:rFonts w:asciiTheme="majorHAnsi" w:eastAsiaTheme="majorEastAsia" w:hAnsiTheme="majorHAnsi" w:cstheme="majorBidi"/>
       <w:b/>
       <w:bCs/>
-      <w:color w:val="365F91" w:themeColor="accent1" w:themeShade="BF"/>
-      <w:sz w:val="28"/>
+      <w:sz w:val="32"/>
       <w:szCs w:val="28"/>
     </w:rPr>
   </w:style>
@@ -3371,14 +7483,14 @@
     <w:pPr>
       <w:keepNext/>
       <w:keepLines/>
-      <w:spacing w:before="200" w:after="0"/>
+      <w:spacing w:before="120" w:after="120" w:line="288" w:lineRule="auto"/>
+      <w:ind w:left="720" w:hanging="720"/>
       <w:outlineLvl w:val="1"/>
     </w:pPr>
     <w:rPr>
-      <w:rFonts w:asciiTheme="majorHAnsi" w:eastAsiaTheme="majorEastAsia" w:hAnsiTheme="majorHAnsi" w:cstheme="majorBidi"/>
       <w:b/>
       <w:bCs/>
-      <w:color w:val="4F81BD" w:themeColor="accent1"/>
+      <w:sz w:val="28"/>
       <w:szCs w:val="26"/>
     </w:rPr>
   </w:style>
@@ -3394,14 +7506,13 @@
     <w:pPr>
       <w:keepNext/>
       <w:keepLines/>
-      <w:spacing w:before="200" w:after="0"/>
+      <w:spacing w:before="120" w:after="120" w:line="288" w:lineRule="auto"/>
+      <w:ind w:left="720" w:hanging="720"/>
       <w:outlineLvl w:val="2"/>
     </w:pPr>
     <w:rPr>
-      <w:rFonts w:asciiTheme="majorHAnsi" w:eastAsiaTheme="majorEastAsia" w:hAnsiTheme="majorHAnsi" w:cstheme="majorBidi"/>
       <w:b/>
       <w:bCs/>
-      <w:color w:val="4F81BD" w:themeColor="accent1"/>
     </w:rPr>
   </w:style>
   <w:style w:type="paragraph" w:styleId="Heading4">
@@ -3417,7 +7528,7 @@
     <w:pPr>
       <w:keepNext/>
       <w:keepLines/>
-      <w:spacing w:before="200" w:after="0"/>
+      <w:spacing w:before="200"/>
       <w:outlineLvl w:val="3"/>
     </w:pPr>
     <w:rPr>
@@ -3442,7 +7553,7 @@
     <w:pPr>
       <w:keepNext/>
       <w:keepLines/>
-      <w:spacing w:before="200" w:after="0"/>
+      <w:spacing w:before="200"/>
       <w:outlineLvl w:val="4"/>
     </w:pPr>
     <w:rPr>
@@ -3463,7 +7574,7 @@
     <w:pPr>
       <w:keepNext/>
       <w:keepLines/>
-      <w:spacing w:before="200" w:after="0"/>
+      <w:spacing w:before="200"/>
       <w:outlineLvl w:val="5"/>
     </w:pPr>
     <w:rPr>
@@ -3486,7 +7597,7 @@
     <w:pPr>
       <w:keepNext/>
       <w:keepLines/>
-      <w:spacing w:before="200" w:after="0"/>
+      <w:spacing w:before="200"/>
       <w:outlineLvl w:val="6"/>
     </w:pPr>
     <w:rPr>
@@ -3509,7 +7620,7 @@
     <w:pPr>
       <w:keepNext/>
       <w:keepLines/>
-      <w:spacing w:before="200" w:after="0"/>
+      <w:spacing w:before="200"/>
       <w:outlineLvl w:val="7"/>
     </w:pPr>
     <w:rPr>
@@ -3532,7 +7643,7 @@
     <w:pPr>
       <w:keepNext/>
       <w:keepLines/>
-      <w:spacing w:before="200" w:after="0"/>
+      <w:spacing w:before="200"/>
       <w:outlineLvl w:val="8"/>
     </w:pPr>
     <w:rPr>
@@ -3583,7 +7694,6 @@
         <w:tab w:val="center" w:pos="4680"/>
         <w:tab w:val="right" w:pos="9360"/>
       </w:tabs>
-      <w:spacing w:after="0" w:line="240" w:lineRule="auto"/>
     </w:pPr>
   </w:style>
   <w:style w:type="character" w:customStyle="1" w:styleId="HeaderChar">
@@ -3605,7 +7715,6 @@
         <w:tab w:val="center" w:pos="4680"/>
         <w:tab w:val="right" w:pos="9360"/>
       </w:tabs>
-      <w:spacing w:after="0" w:line="240" w:lineRule="auto"/>
     </w:pPr>
   </w:style>
   <w:style w:type="character" w:customStyle="1" w:styleId="FooterChar">
@@ -3679,7 +7788,7 @@
       <w:pBdr>
         <w:bottom w:val="single" w:sz="8" w:space="4" w:color="4F81BD" w:themeColor="accent1"/>
       </w:pBdr>
-      <w:spacing w:after="300" w:line="240" w:lineRule="auto"/>
+      <w:spacing w:after="300"/>
       <w:contextualSpacing/>
     </w:pPr>
     <w:rPr>
@@ -4121,9 +8230,6 @@
     <w:unhideWhenUsed/>
     <w:qFormat/>
     <w:rsid w:val="00FC693F"/>
-    <w:pPr>
-      <w:spacing w:line="240" w:lineRule="auto"/>
-    </w:pPr>
     <w:rPr>
       <w:b/>
       <w:bCs/>
@@ -14323,6 +18429,218 @@
         <w:shd w:val="clear" w:color="auto" w:fill="FBCAA2" w:themeFill="accent6" w:themeFillTint="7F"/>
       </w:tcPr>
     </w:tblStylePr>
+  </w:style>
+  <w:style w:type="paragraph" w:customStyle="1" w:styleId="Tiukhngmclc">
+    <w:name w:val="Tiêu đề không mục lục"/>
+    <w:basedOn w:val="Normal"/>
+    <w:qFormat/>
+    <w:pPr>
+      <w:keepNext/>
+      <w:spacing w:before="120" w:after="360" w:line="360" w:lineRule="auto"/>
+      <w:jc w:val="center"/>
+    </w:pPr>
+    <w:rPr>
+      <w:b/>
+      <w:sz w:val="32"/>
+    </w:rPr>
+  </w:style>
+  <w:style w:type="paragraph" w:customStyle="1" w:styleId="Nidung">
+    <w:name w:val="Nội dung"/>
+    <w:basedOn w:val="Normal"/>
+    <w:qFormat/>
+    <w:pPr>
+      <w:spacing w:before="120" w:line="360" w:lineRule="auto"/>
+      <w:ind w:firstLine="720"/>
+      <w:jc w:val="both"/>
+    </w:pPr>
+  </w:style>
+  <w:style w:type="paragraph" w:customStyle="1" w:styleId="Ghichhngdn">
+    <w:name w:val="Ghi chú hướng dẫn"/>
+    <w:basedOn w:val="Nidung"/>
+    <w:qFormat/>
+    <w:pPr>
+      <w:spacing w:line="312" w:lineRule="auto"/>
+    </w:pPr>
+    <w:rPr>
+      <w:i/>
+      <w:color w:val="404040"/>
+      <w:sz w:val="24"/>
+    </w:rPr>
+  </w:style>
+  <w:style w:type="paragraph" w:customStyle="1" w:styleId="Mcdanhsch">
+    <w:name w:val="Mục danh sách"/>
+    <w:basedOn w:val="Normal"/>
+    <w:qFormat/>
+    <w:pPr>
+      <w:tabs>
+        <w:tab w:val="left" w:pos="720"/>
+      </w:tabs>
+      <w:spacing w:before="60" w:line="360" w:lineRule="auto"/>
+      <w:ind w:left="720" w:hanging="425"/>
+      <w:jc w:val="both"/>
+    </w:pPr>
+  </w:style>
+  <w:style w:type="paragraph" w:customStyle="1" w:styleId="Tiliuthamkho">
+    <w:name w:val="Tài liệu tham khảo"/>
+    <w:basedOn w:val="Normal"/>
+    <w:qFormat/>
+    <w:pPr>
+      <w:tabs>
+        <w:tab w:val="left" w:pos="567"/>
+      </w:tabs>
+      <w:spacing w:before="80" w:line="312" w:lineRule="auto"/>
+      <w:ind w:left="567" w:hanging="567"/>
+      <w:jc w:val="both"/>
+    </w:pPr>
+    <w:rPr>
+      <w:sz w:val="24"/>
+    </w:rPr>
+  </w:style>
+  <w:style w:type="paragraph" w:customStyle="1" w:styleId="Mngun">
+    <w:name w:val="Mã nguồn"/>
+    <w:basedOn w:val="Normal"/>
+    <w:qFormat/>
+    <w:pPr>
+      <w:ind w:left="170"/>
+    </w:pPr>
+    <w:rPr>
+      <w:rFonts w:ascii="Consolas" w:eastAsia="Consolas" w:hAnsi="Consolas" w:cs="Consolas"/>
+      <w:sz w:val="20"/>
+    </w:rPr>
+  </w:style>
+  <w:style w:type="paragraph" w:customStyle="1" w:styleId="Chthchbng">
+    <w:name w:val="Chú thích bảng"/>
+    <w:basedOn w:val="Normal"/>
+    <w:qFormat/>
+    <w:pPr>
+      <w:keepNext/>
+      <w:spacing w:before="120" w:after="120"/>
+      <w:jc w:val="center"/>
+    </w:pPr>
+    <w:rPr>
+      <w:sz w:val="24"/>
+    </w:rPr>
+  </w:style>
+  <w:style w:type="paragraph" w:customStyle="1" w:styleId="Chthchhnh">
+    <w:name w:val="Chú thích hình"/>
+    <w:basedOn w:val="Normal"/>
+    <w:qFormat/>
+    <w:pPr>
+      <w:spacing w:before="120" w:after="200"/>
+      <w:jc w:val="center"/>
+    </w:pPr>
+    <w:rPr>
+      <w:sz w:val="24"/>
+    </w:rPr>
+  </w:style>
+  <w:style w:type="paragraph" w:customStyle="1" w:styleId="Chtrongbng">
+    <w:name w:val="Chữ trong bảng"/>
+    <w:basedOn w:val="Normal"/>
+    <w:qFormat/>
+    <w:pPr>
+      <w:spacing w:before="40" w:after="40"/>
+    </w:pPr>
+    <w:rPr>
+      <w:sz w:val="24"/>
+    </w:rPr>
+  </w:style>
+  <w:style w:type="paragraph" w:customStyle="1" w:styleId="TOC11">
+    <w:name w:val="TOC 11"/>
+    <w:basedOn w:val="Normal"/>
+    <w:pPr>
+      <w:tabs>
+        <w:tab w:val="right" w:leader="dot" w:pos="9071"/>
+      </w:tabs>
+      <w:spacing w:before="80" w:after="40" w:line="276" w:lineRule="auto"/>
+    </w:pPr>
+    <w:rPr>
+      <w:b/>
+    </w:rPr>
+  </w:style>
+  <w:style w:type="paragraph" w:customStyle="1" w:styleId="TOC21">
+    <w:name w:val="TOC 21"/>
+    <w:basedOn w:val="Normal"/>
+    <w:pPr>
+      <w:tabs>
+        <w:tab w:val="right" w:leader="dot" w:pos="9071"/>
+      </w:tabs>
+      <w:spacing w:after="40" w:line="276" w:lineRule="auto"/>
+      <w:ind w:left="340"/>
+    </w:pPr>
+  </w:style>
+  <w:style w:type="paragraph" w:customStyle="1" w:styleId="TOC31">
+    <w:name w:val="TOC 31"/>
+    <w:basedOn w:val="Normal"/>
+    <w:pPr>
+      <w:tabs>
+        <w:tab w:val="right" w:leader="dot" w:pos="9071"/>
+      </w:tabs>
+      <w:spacing w:after="40" w:line="276" w:lineRule="auto"/>
+      <w:ind w:left="794"/>
+    </w:pPr>
+    <w:rPr>
+      <w:sz w:val="24"/>
+    </w:rPr>
+  </w:style>
+  <w:style w:type="paragraph" w:customStyle="1" w:styleId="Danhmcbnghnh">
+    <w:name w:val="Danh mục bảng hình"/>
+    <w:basedOn w:val="Normal"/>
+    <w:qFormat/>
+    <w:pPr>
+      <w:tabs>
+        <w:tab w:val="right" w:leader="dot" w:pos="9071"/>
+      </w:tabs>
+      <w:spacing w:after="40" w:line="312" w:lineRule="auto"/>
+    </w:pPr>
+  </w:style>
+  <w:style w:type="paragraph" w:styleId="TOC1">
+    <w:name w:val="toc 1"/>
+    <w:basedOn w:val="Normal"/>
+    <w:next w:val="Normal"/>
+    <w:autoRedefine/>
+    <w:uiPriority w:val="39"/>
+    <w:unhideWhenUsed/>
+    <w:rsid w:val="00F90F21"/>
+    <w:pPr>
+      <w:spacing w:after="100"/>
+    </w:pPr>
+  </w:style>
+  <w:style w:type="paragraph" w:styleId="TOC2">
+    <w:name w:val="toc 2"/>
+    <w:basedOn w:val="Normal"/>
+    <w:next w:val="Normal"/>
+    <w:autoRedefine/>
+    <w:uiPriority w:val="39"/>
+    <w:unhideWhenUsed/>
+    <w:rsid w:val="00F90F21"/>
+    <w:pPr>
+      <w:spacing w:after="100"/>
+      <w:ind w:left="260"/>
+    </w:pPr>
+  </w:style>
+  <w:style w:type="paragraph" w:styleId="TOC3">
+    <w:name w:val="toc 3"/>
+    <w:basedOn w:val="Normal"/>
+    <w:next w:val="Normal"/>
+    <w:autoRedefine/>
+    <w:uiPriority w:val="39"/>
+    <w:unhideWhenUsed/>
+    <w:rsid w:val="00F90F21"/>
+    <w:pPr>
+      <w:spacing w:after="100"/>
+      <w:ind w:left="520"/>
+    </w:pPr>
+  </w:style>
+  <w:style w:type="character" w:styleId="Hyperlink">
+    <w:name w:val="Hyperlink"/>
+    <w:basedOn w:val="DefaultParagraphFont"/>
+    <w:uiPriority w:val="99"/>
+    <w:unhideWhenUsed/>
+    <w:rsid w:val="00F90F21"/>
+    <w:rPr>
+      <w:color w:val="0000FF" w:themeColor="hyperlink"/>
+      <w:u w:val="single"/>
+    </w:rPr>
   </w:style>
 </w:styles>
 </file>
